--- a/data/outputs/v2/Core_Mathematics/SS1.3_Quadratic_Expressions_and_Equations/Core_Mathematics_Quadratic_Expressions_and_Equations_CBE_LessonSequence.docx
+++ b/data/outputs/v2/Core_Mathematics/SS1.3_Quadratic_Expressions_and_Equations/Core_Mathematics_Quadratic_Expressions_and_Equations_CBE_LessonSequence.docx
@@ -3485,32 +3485,32 @@
         <w:tc>
           <w:tcPr>
             <w:tcW w:type="dxa" w:w="1520"/>
-            <w:shd w:fill="F2F2F2" w:color="auto" w:val="clear"/>
-            <w:tcMar>
-              <w:top w:type="dxa" w:w="60"/>
-              <w:left w:type="dxa" w:w="120"/>
-              <w:bottom w:type="dxa" w:w="60"/>
-              <w:right w:type="dxa" w:w="120"/>
-            </w:tcMar>
-            <w:vAlign w:val="top"/>
-          </w:tcPr>
-          <w:p>
-            <w:pPr>
-              <w:spacing w:after="40" w:before="0"/>
-              <w:jc w:val="left"/>
-            </w:pPr>
-            <w:r>
-              <w:rPr>
-                <w:rFonts w:ascii="Arial" w:cs="Arial" w:eastAsia="Arial" w:hAnsi="Arial"/>
-                <w:b/>
-                <w:bCs/>
-                <w:i w:val="false"/>
-                <w:iCs w:val="false"/>
-                <w:color w:val="000000"/>
-                <w:sz w:val="18"/>
-                <w:szCs w:val="18"/>
-              </w:rPr>
-              <w:t xml:space="preserve">Phase 1 — Predict</w:t>
+            <w:shd w:fill="EAD1F5" w:color="auto" w:val="clear"/>
+            <w:tcMar>
+              <w:top w:type="dxa" w:w="60"/>
+              <w:left w:type="dxa" w:w="120"/>
+              <w:bottom w:type="dxa" w:w="60"/>
+              <w:right w:type="dxa" w:w="120"/>
+            </w:tcMar>
+            <w:vAlign w:val="top"/>
+          </w:tcPr>
+          <w:p>
+            <w:pPr>
+              <w:spacing w:after="40" w:before="0"/>
+              <w:jc w:val="left"/>
+            </w:pPr>
+            <w:r>
+              <w:rPr>
+                <w:rFonts w:ascii="Arial" w:cs="Arial" w:eastAsia="Arial" w:hAnsi="Arial"/>
+                <w:b/>
+                <w:bCs/>
+                <w:i w:val="false"/>
+                <w:iCs w:val="false"/>
+                <w:color w:val="000000"/>
+                <w:sz w:val="18"/>
+                <w:szCs w:val="18"/>
+              </w:rPr>
+              <w:t xml:space="preserve">Predict Phase</w:t>
             </w:r>
           </w:p>
           <w:p>
@@ -3533,7 +3533,7 @@
             <w:pPr>
               <w:spacing w:after="20" w:before="0"/>
             </w:pPr>
-            <w:hyperlink w:history="1" r:id="rIdbfjssqickinjvb4wdnm7q">
+            <w:hyperlink w:history="1" r:id="rIdaavsa_bjsktskuu0b7u_j">
               <w:r>
                 <w:rPr>
                   <w:rFonts w:ascii="Arial" w:cs="Arial" w:eastAsia="Arial" w:hAnsi="Arial"/>
@@ -3566,7 +3566,7 @@
               <w:spacing w:after="10" w:before="0"/>
               <w:ind w:left="120"/>
             </w:pPr>
-            <w:hyperlink w:history="1" r:id="rIdt6370rosus4tno9cq4cki">
+            <w:hyperlink w:history="1" r:id="rIdtcn9euesxwaw_hqry4l9m">
               <w:r>
                 <w:rPr>
                   <w:rFonts w:ascii="Arial" w:cs="Arial" w:eastAsia="Arial" w:hAnsi="Arial"/>
@@ -3611,7 +3611,7 @@
             <w:pPr>
               <w:spacing w:after="20" w:before="0"/>
             </w:pPr>
-            <w:hyperlink w:history="1" r:id="rIdmal75pqfmfvgrugqddbab">
+            <w:hyperlink w:history="1" r:id="rIdhnzev1nxgx7vyksngnkgw">
               <w:r>
                 <w:rPr>
                   <w:rFonts w:ascii="Arial" w:cs="Arial" w:eastAsia="Arial" w:hAnsi="Arial"/>
@@ -3644,7 +3644,7 @@
               <w:spacing w:after="10" w:before="0"/>
               <w:ind w:left="120"/>
             </w:pPr>
-            <w:hyperlink w:history="1" r:id="rIdcj9qewti5_ltmj55pdnyu">
+            <w:hyperlink w:history="1" r:id="rId8w_wc0lu-ppwh9oqcafhe">
               <w:r>
                 <w:rPr>
                   <w:rFonts w:ascii="Arial" w:cs="Arial" w:eastAsia="Arial" w:hAnsi="Arial"/>
@@ -3791,32 +3791,32 @@
         <w:tc>
           <w:tcPr>
             <w:tcW w:type="dxa" w:w="1520"/>
-            <w:shd w:fill="F2F2F2" w:color="auto" w:val="clear"/>
-            <w:tcMar>
-              <w:top w:type="dxa" w:w="60"/>
-              <w:left w:type="dxa" w:w="120"/>
-              <w:bottom w:type="dxa" w:w="60"/>
-              <w:right w:type="dxa" w:w="120"/>
-            </w:tcMar>
-            <w:vAlign w:val="top"/>
-          </w:tcPr>
-          <w:p>
-            <w:pPr>
-              <w:spacing w:after="40" w:before="0"/>
-              <w:jc w:val="left"/>
-            </w:pPr>
-            <w:r>
-              <w:rPr>
-                <w:rFonts w:ascii="Arial" w:cs="Arial" w:eastAsia="Arial" w:hAnsi="Arial"/>
-                <w:b/>
-                <w:bCs/>
-                <w:i w:val="false"/>
-                <w:iCs w:val="false"/>
-                <w:color w:val="000000"/>
-                <w:sz w:val="18"/>
-                <w:szCs w:val="18"/>
-              </w:rPr>
-              <w:t xml:space="preserve">Phase 2 — Observe</w:t>
+            <w:shd w:fill="D9EEF1" w:color="auto" w:val="clear"/>
+            <w:tcMar>
+              <w:top w:type="dxa" w:w="60"/>
+              <w:left w:type="dxa" w:w="120"/>
+              <w:bottom w:type="dxa" w:w="60"/>
+              <w:right w:type="dxa" w:w="120"/>
+            </w:tcMar>
+            <w:vAlign w:val="top"/>
+          </w:tcPr>
+          <w:p>
+            <w:pPr>
+              <w:spacing w:after="40" w:before="0"/>
+              <w:jc w:val="left"/>
+            </w:pPr>
+            <w:r>
+              <w:rPr>
+                <w:rFonts w:ascii="Arial" w:cs="Arial" w:eastAsia="Arial" w:hAnsi="Arial"/>
+                <w:b/>
+                <w:bCs/>
+                <w:i w:val="false"/>
+                <w:iCs w:val="false"/>
+                <w:color w:val="000000"/>
+                <w:sz w:val="18"/>
+                <w:szCs w:val="18"/>
+              </w:rPr>
+              <w:t xml:space="preserve">Observe Phase</w:t>
             </w:r>
           </w:p>
           <w:p>
@@ -3839,7 +3839,7 @@
             <w:pPr>
               <w:spacing w:after="20" w:before="0"/>
             </w:pPr>
-            <w:hyperlink w:history="1" r:id="rId7xc-josevqk0stweunt3b">
+            <w:hyperlink w:history="1" r:id="rIdxgnwmi65hb-ehmfektod1">
               <w:r>
                 <w:rPr>
                   <w:rFonts w:ascii="Arial" w:cs="Arial" w:eastAsia="Arial" w:hAnsi="Arial"/>
@@ -3872,7 +3872,7 @@
               <w:spacing w:after="10" w:before="0"/>
               <w:ind w:left="120"/>
             </w:pPr>
-            <w:hyperlink w:history="1" r:id="rIdwx0tg6h8-q08vxtl1htep">
+            <w:hyperlink w:history="1" r:id="rIdx32yhz-i03refbccartqf">
               <w:r>
                 <w:rPr>
                   <w:rFonts w:ascii="Arial" w:cs="Arial" w:eastAsia="Arial" w:hAnsi="Arial"/>
@@ -3917,7 +3917,7 @@
             <w:pPr>
               <w:spacing w:after="20" w:before="0"/>
             </w:pPr>
-            <w:hyperlink w:history="1" r:id="rId5__peubzk9_yam1gz-lzk">
+            <w:hyperlink w:history="1" r:id="rIdbfeqq9c2nbbtqa_nyp_sy">
               <w:r>
                 <w:rPr>
                   <w:rFonts w:ascii="Arial" w:cs="Arial" w:eastAsia="Arial" w:hAnsi="Arial"/>
@@ -3950,7 +3950,7 @@
               <w:spacing w:after="10" w:before="0"/>
               <w:ind w:left="120"/>
             </w:pPr>
-            <w:hyperlink w:history="1" r:id="rIducuahyi7zy5yuhczjoqie">
+            <w:hyperlink w:history="1" r:id="rIdpnjdauf7wyk5tdbadjeky">
               <w:r>
                 <w:rPr>
                   <w:rFonts w:ascii="Arial" w:cs="Arial" w:eastAsia="Arial" w:hAnsi="Arial"/>
@@ -4097,32 +4097,32 @@
         <w:tc>
           <w:tcPr>
             <w:tcW w:type="dxa" w:w="1520"/>
-            <w:shd w:fill="F2F2F2" w:color="auto" w:val="clear"/>
-            <w:tcMar>
-              <w:top w:type="dxa" w:w="60"/>
-              <w:left w:type="dxa" w:w="120"/>
-              <w:bottom w:type="dxa" w:w="60"/>
-              <w:right w:type="dxa" w:w="120"/>
-            </w:tcMar>
-            <w:vAlign w:val="top"/>
-          </w:tcPr>
-          <w:p>
-            <w:pPr>
-              <w:spacing w:after="40" w:before="0"/>
-              <w:jc w:val="left"/>
-            </w:pPr>
-            <w:r>
-              <w:rPr>
-                <w:rFonts w:ascii="Arial" w:cs="Arial" w:eastAsia="Arial" w:hAnsi="Arial"/>
-                <w:b/>
-                <w:bCs/>
-                <w:i w:val="false"/>
-                <w:iCs w:val="false"/>
-                <w:color w:val="000000"/>
-                <w:sz w:val="18"/>
-                <w:szCs w:val="18"/>
-              </w:rPr>
-              <w:t xml:space="preserve">Phase 3 — Explain</w:t>
+            <w:shd w:fill="E2EFDA" w:color="auto" w:val="clear"/>
+            <w:tcMar>
+              <w:top w:type="dxa" w:w="60"/>
+              <w:left w:type="dxa" w:w="120"/>
+              <w:bottom w:type="dxa" w:w="60"/>
+              <w:right w:type="dxa" w:w="120"/>
+            </w:tcMar>
+            <w:vAlign w:val="top"/>
+          </w:tcPr>
+          <w:p>
+            <w:pPr>
+              <w:spacing w:after="40" w:before="0"/>
+              <w:jc w:val="left"/>
+            </w:pPr>
+            <w:r>
+              <w:rPr>
+                <w:rFonts w:ascii="Arial" w:cs="Arial" w:eastAsia="Arial" w:hAnsi="Arial"/>
+                <w:b/>
+                <w:bCs/>
+                <w:i w:val="false"/>
+                <w:iCs w:val="false"/>
+                <w:color w:val="000000"/>
+                <w:sz w:val="18"/>
+                <w:szCs w:val="18"/>
+              </w:rPr>
+              <w:t xml:space="preserve">Explain Phase</w:t>
             </w:r>
           </w:p>
           <w:p>
@@ -4145,7 +4145,7 @@
             <w:pPr>
               <w:spacing w:after="20" w:before="0"/>
             </w:pPr>
-            <w:hyperlink w:history="1" r:id="rIdq72dvvdetk425p6xo7ljb">
+            <w:hyperlink w:history="1" r:id="rId0w645ptkj2myf8ilz398e">
               <w:r>
                 <w:rPr>
                   <w:rFonts w:ascii="Arial" w:cs="Arial" w:eastAsia="Arial" w:hAnsi="Arial"/>
@@ -4178,7 +4178,7 @@
               <w:spacing w:after="10" w:before="0"/>
               <w:ind w:left="120"/>
             </w:pPr>
-            <w:hyperlink w:history="1" r:id="rIdjjanepnobjzutaf-9hqut">
+            <w:hyperlink w:history="1" r:id="rIdavavla_wr4zfy1rxnvftp">
               <w:r>
                 <w:rPr>
                   <w:rFonts w:ascii="Arial" w:cs="Arial" w:eastAsia="Arial" w:hAnsi="Arial"/>
@@ -4223,7 +4223,7 @@
             <w:pPr>
               <w:spacing w:after="20" w:before="0"/>
             </w:pPr>
-            <w:hyperlink w:history="1" r:id="rIdugi1qd1oorcz5gn3ya7pm">
+            <w:hyperlink w:history="1" r:id="rIdxoa9domrzaa6i5bfaqejg">
               <w:r>
                 <w:rPr>
                   <w:rFonts w:ascii="Arial" w:cs="Arial" w:eastAsia="Arial" w:hAnsi="Arial"/>
@@ -4256,7 +4256,7 @@
               <w:spacing w:after="10" w:before="0"/>
               <w:ind w:left="120"/>
             </w:pPr>
-            <w:hyperlink w:history="1" r:id="rIdfhi7bsro0ngatxh5hfkkw">
+            <w:hyperlink w:history="1" r:id="rIdjlyad5kvkdzlyqxq_e2dg">
               <w:r>
                 <w:rPr>
                   <w:rFonts w:ascii="Arial" w:cs="Arial" w:eastAsia="Arial" w:hAnsi="Arial"/>
@@ -4403,32 +4403,32 @@
         <w:tc>
           <w:tcPr>
             <w:tcW w:type="dxa" w:w="1520"/>
-            <w:shd w:fill="F2F2F2" w:color="auto" w:val="clear"/>
-            <w:tcMar>
-              <w:top w:type="dxa" w:w="60"/>
-              <w:left w:type="dxa" w:w="120"/>
-              <w:bottom w:type="dxa" w:w="60"/>
-              <w:right w:type="dxa" w:w="120"/>
-            </w:tcMar>
-            <w:vAlign w:val="top"/>
-          </w:tcPr>
-          <w:p>
-            <w:pPr>
-              <w:spacing w:after="40" w:before="0"/>
-              <w:jc w:val="left"/>
-            </w:pPr>
-            <w:r>
-              <w:rPr>
-                <w:rFonts w:ascii="Arial" w:cs="Arial" w:eastAsia="Arial" w:hAnsi="Arial"/>
-                <w:b/>
-                <w:bCs/>
-                <w:i w:val="false"/>
-                <w:iCs w:val="false"/>
-                <w:color w:val="000000"/>
-                <w:sz w:val="18"/>
-                <w:szCs w:val="18"/>
-              </w:rPr>
-              <w:t xml:space="preserve">Phase 4 — Driving Question Board (DQB) Creation</w:t>
+            <w:shd w:fill="FCE4D6" w:color="auto" w:val="clear"/>
+            <w:tcMar>
+              <w:top w:type="dxa" w:w="60"/>
+              <w:left w:type="dxa" w:w="120"/>
+              <w:bottom w:type="dxa" w:w="60"/>
+              <w:right w:type="dxa" w:w="120"/>
+            </w:tcMar>
+            <w:vAlign w:val="top"/>
+          </w:tcPr>
+          <w:p>
+            <w:pPr>
+              <w:spacing w:after="40" w:before="0"/>
+              <w:jc w:val="left"/>
+            </w:pPr>
+            <w:r>
+              <w:rPr>
+                <w:rFonts w:ascii="Arial" w:cs="Arial" w:eastAsia="Arial" w:hAnsi="Arial"/>
+                <w:b/>
+                <w:bCs/>
+                <w:i w:val="false"/>
+                <w:iCs w:val="false"/>
+                <w:color w:val="000000"/>
+                <w:sz w:val="18"/>
+                <w:szCs w:val="18"/>
+              </w:rPr>
+              <w:t xml:space="preserve">Driving Question Board (DQB) Creation</w:t>
             </w:r>
           </w:p>
           <w:p>
@@ -4451,7 +4451,7 @@
             <w:pPr>
               <w:spacing w:after="20" w:before="0"/>
             </w:pPr>
-            <w:hyperlink w:history="1" r:id="rId-rokjgu91lfovmnf80dq0">
+            <w:hyperlink w:history="1" r:id="rIdl4a69_x2rjieow6z1ztxi">
               <w:r>
                 <w:rPr>
                   <w:rFonts w:ascii="Arial" w:cs="Arial" w:eastAsia="Arial" w:hAnsi="Arial"/>
@@ -4484,7 +4484,7 @@
               <w:spacing w:after="10" w:before="0"/>
               <w:ind w:left="120"/>
             </w:pPr>
-            <w:hyperlink w:history="1" r:id="rIddtrxwsu6xrxql2hc6gtxt">
+            <w:hyperlink w:history="1" r:id="rIdxp5y5wnpyil2kbd6zkxxp">
               <w:r>
                 <w:rPr>
                   <w:rFonts w:ascii="Arial" w:cs="Arial" w:eastAsia="Arial" w:hAnsi="Arial"/>
@@ -4529,7 +4529,7 @@
             <w:pPr>
               <w:spacing w:after="20" w:before="0"/>
             </w:pPr>
-            <w:hyperlink w:history="1" r:id="rIdcuckwa9a1x_ptqs09gaud">
+            <w:hyperlink w:history="1" r:id="rIdwm6r-27dakqg1jjobwjzg">
               <w:r>
                 <w:rPr>
                   <w:rFonts w:ascii="Arial" w:cs="Arial" w:eastAsia="Arial" w:hAnsi="Arial"/>
@@ -4562,7 +4562,7 @@
               <w:spacing w:after="10" w:before="0"/>
               <w:ind w:left="120"/>
             </w:pPr>
-            <w:hyperlink w:history="1" r:id="rIdysln_fmbqyotxgwtotuww">
+            <w:hyperlink w:history="1" r:id="rIdk9aqbm_9zet0-t6cfrokk">
               <w:r>
                 <w:rPr>
                   <w:rFonts w:ascii="Arial" w:cs="Arial" w:eastAsia="Arial" w:hAnsi="Arial"/>
@@ -4709,32 +4709,32 @@
         <w:tc>
           <w:tcPr>
             <w:tcW w:type="dxa" w:w="1520"/>
-            <w:shd w:fill="F2F2F2" w:color="auto" w:val="clear"/>
-            <w:tcMar>
-              <w:top w:type="dxa" w:w="60"/>
-              <w:left w:type="dxa" w:w="120"/>
-              <w:bottom w:type="dxa" w:w="60"/>
-              <w:right w:type="dxa" w:w="120"/>
-            </w:tcMar>
-            <w:vAlign w:val="top"/>
-          </w:tcPr>
-          <w:p>
-            <w:pPr>
-              <w:spacing w:after="40" w:before="0"/>
-              <w:jc w:val="left"/>
-            </w:pPr>
-            <w:r>
-              <w:rPr>
-                <w:rFonts w:ascii="Arial" w:cs="Arial" w:eastAsia="Arial" w:hAnsi="Arial"/>
-                <w:b/>
-                <w:bCs/>
-                <w:i w:val="false"/>
-                <w:iCs w:val="false"/>
-                <w:color w:val="000000"/>
-                <w:sz w:val="18"/>
-                <w:szCs w:val="18"/>
-              </w:rPr>
-              <w:t xml:space="preserve">Phase 5 — Model Building</w:t>
+            <w:shd w:fill="D5E8F0" w:color="auto" w:val="clear"/>
+            <w:tcMar>
+              <w:top w:type="dxa" w:w="60"/>
+              <w:left w:type="dxa" w:w="120"/>
+              <w:bottom w:type="dxa" w:w="60"/>
+              <w:right w:type="dxa" w:w="120"/>
+            </w:tcMar>
+            <w:vAlign w:val="top"/>
+          </w:tcPr>
+          <w:p>
+            <w:pPr>
+              <w:spacing w:after="40" w:before="0"/>
+              <w:jc w:val="left"/>
+            </w:pPr>
+            <w:r>
+              <w:rPr>
+                <w:rFonts w:ascii="Arial" w:cs="Arial" w:eastAsia="Arial" w:hAnsi="Arial"/>
+                <w:b/>
+                <w:bCs/>
+                <w:i w:val="false"/>
+                <w:iCs w:val="false"/>
+                <w:color w:val="000000"/>
+                <w:sz w:val="18"/>
+                <w:szCs w:val="18"/>
+              </w:rPr>
+              <w:t xml:space="preserve">Model Building Phase</w:t>
             </w:r>
           </w:p>
           <w:p>
@@ -4757,7 +4757,7 @@
             <w:pPr>
               <w:spacing w:after="20" w:before="0"/>
             </w:pPr>
-            <w:hyperlink w:history="1" r:id="rIdhwet_ho6cdxc8wzk1svev">
+            <w:hyperlink w:history="1" r:id="rIdcwsxbok7sv7nofzilarqy">
               <w:r>
                 <w:rPr>
                   <w:rFonts w:ascii="Arial" w:cs="Arial" w:eastAsia="Arial" w:hAnsi="Arial"/>
@@ -4790,7 +4790,7 @@
               <w:spacing w:after="10" w:before="0"/>
               <w:ind w:left="120"/>
             </w:pPr>
-            <w:hyperlink w:history="1" r:id="rIdae5trlzct862rmfzx3nub">
+            <w:hyperlink w:history="1" r:id="rIduqoec3vgbpnxtod1_rgmi">
               <w:r>
                 <w:rPr>
                   <w:rFonts w:ascii="Arial" w:cs="Arial" w:eastAsia="Arial" w:hAnsi="Arial"/>
@@ -4835,7 +4835,7 @@
             <w:pPr>
               <w:spacing w:after="20" w:before="0"/>
             </w:pPr>
-            <w:hyperlink w:history="1" r:id="rIdmgwahoh2d3kgc8zcxwq9g">
+            <w:hyperlink w:history="1" r:id="rId9ux8spvzqmuk2gcokvlcq">
               <w:r>
                 <w:rPr>
                   <w:rFonts w:ascii="Arial" w:cs="Arial" w:eastAsia="Arial" w:hAnsi="Arial"/>
@@ -4868,7 +4868,7 @@
               <w:spacing w:after="10" w:before="0"/>
               <w:ind w:left="120"/>
             </w:pPr>
-            <w:hyperlink w:history="1" r:id="rIdygzx2wnjvownjpejlfsis">
+            <w:hyperlink w:history="1" r:id="rId1jbfpps23lzcca5xtdvbx">
               <w:r>
                 <w:rPr>
                   <w:rFonts w:ascii="Arial" w:cs="Arial" w:eastAsia="Arial" w:hAnsi="Arial"/>
@@ -6307,32 +6307,32 @@
         <w:tc>
           <w:tcPr>
             <w:tcW w:type="dxa" w:w="1520"/>
-            <w:shd w:fill="F2F2F2" w:color="auto" w:val="clear"/>
-            <w:tcMar>
-              <w:top w:type="dxa" w:w="60"/>
-              <w:left w:type="dxa" w:w="120"/>
-              <w:bottom w:type="dxa" w:w="60"/>
-              <w:right w:type="dxa" w:w="120"/>
-            </w:tcMar>
-            <w:vAlign w:val="top"/>
-          </w:tcPr>
-          <w:p>
-            <w:pPr>
-              <w:spacing w:after="40" w:before="0"/>
-              <w:jc w:val="left"/>
-            </w:pPr>
-            <w:r>
-              <w:rPr>
-                <w:rFonts w:ascii="Arial" w:cs="Arial" w:eastAsia="Arial" w:hAnsi="Arial"/>
-                <w:b/>
-                <w:bCs/>
-                <w:i w:val="false"/>
-                <w:iCs w:val="false"/>
-                <w:color w:val="000000"/>
-                <w:sz w:val="18"/>
-                <w:szCs w:val="18"/>
-              </w:rPr>
-              <w:t xml:space="preserve">Phase 1 — Predict (15 minutes)</w:t>
+            <w:shd w:fill="EAD1F5" w:color="auto" w:val="clear"/>
+            <w:tcMar>
+              <w:top w:type="dxa" w:w="60"/>
+              <w:left w:type="dxa" w:w="120"/>
+              <w:bottom w:type="dxa" w:w="60"/>
+              <w:right w:type="dxa" w:w="120"/>
+            </w:tcMar>
+            <w:vAlign w:val="top"/>
+          </w:tcPr>
+          <w:p>
+            <w:pPr>
+              <w:spacing w:after="40" w:before="0"/>
+              <w:jc w:val="left"/>
+            </w:pPr>
+            <w:r>
+              <w:rPr>
+                <w:rFonts w:ascii="Arial" w:cs="Arial" w:eastAsia="Arial" w:hAnsi="Arial"/>
+                <w:b/>
+                <w:bCs/>
+                <w:i w:val="false"/>
+                <w:iCs w:val="false"/>
+                <w:color w:val="000000"/>
+                <w:sz w:val="18"/>
+                <w:szCs w:val="18"/>
+              </w:rPr>
+              <w:t xml:space="preserve">Predict Phase</w:t>
             </w:r>
           </w:p>
           <w:p>
@@ -6355,7 +6355,7 @@
             <w:pPr>
               <w:spacing w:after="20" w:before="0"/>
             </w:pPr>
-            <w:hyperlink w:history="1" r:id="rIdzfzg13wzxmmandbk23dvz">
+            <w:hyperlink w:history="1" r:id="rIdop2nvr5ip6ehki4bvg1ej">
               <w:r>
                 <w:rPr>
                   <w:rFonts w:ascii="Arial" w:cs="Arial" w:eastAsia="Arial" w:hAnsi="Arial"/>
@@ -6388,7 +6388,7 @@
               <w:spacing w:after="10" w:before="0"/>
               <w:ind w:left="120"/>
             </w:pPr>
-            <w:hyperlink w:history="1" r:id="rIdfllwwpl5pfpzjqerefzru">
+            <w:hyperlink w:history="1" r:id="rIdpdpqve1swidqzlclnmydr">
               <w:r>
                 <w:rPr>
                   <w:rFonts w:ascii="Arial" w:cs="Arial" w:eastAsia="Arial" w:hAnsi="Arial"/>
@@ -6433,7 +6433,7 @@
             <w:pPr>
               <w:spacing w:after="20" w:before="0"/>
             </w:pPr>
-            <w:hyperlink w:history="1" r:id="rId6vbrl1vcovxjypcsbisqq">
+            <w:hyperlink w:history="1" r:id="rIdc9piqsr0pkrbpzttyexdd">
               <w:r>
                 <w:rPr>
                   <w:rFonts w:ascii="Arial" w:cs="Arial" w:eastAsia="Arial" w:hAnsi="Arial"/>
@@ -6466,7 +6466,7 @@
               <w:spacing w:after="10" w:before="0"/>
               <w:ind w:left="120"/>
             </w:pPr>
-            <w:hyperlink w:history="1" r:id="rIdfunq40xzl3xu3hhsddbz4">
+            <w:hyperlink w:history="1" r:id="rId_7vpncz63-arhh1arvnsa">
               <w:r>
                 <w:rPr>
                   <w:rFonts w:ascii="Arial" w:cs="Arial" w:eastAsia="Arial" w:hAnsi="Arial"/>
@@ -6613,32 +6613,32 @@
         <w:tc>
           <w:tcPr>
             <w:tcW w:type="dxa" w:w="1520"/>
-            <w:shd w:fill="F2F2F2" w:color="auto" w:val="clear"/>
-            <w:tcMar>
-              <w:top w:type="dxa" w:w="60"/>
-              <w:left w:type="dxa" w:w="120"/>
-              <w:bottom w:type="dxa" w:w="60"/>
-              <w:right w:type="dxa" w:w="120"/>
-            </w:tcMar>
-            <w:vAlign w:val="top"/>
-          </w:tcPr>
-          <w:p>
-            <w:pPr>
-              <w:spacing w:after="40" w:before="0"/>
-              <w:jc w:val="left"/>
-            </w:pPr>
-            <w:r>
-              <w:rPr>
-                <w:rFonts w:ascii="Arial" w:cs="Arial" w:eastAsia="Arial" w:hAnsi="Arial"/>
-                <w:b/>
-                <w:bCs/>
-                <w:i w:val="false"/>
-                <w:iCs w:val="false"/>
-                <w:color w:val="000000"/>
-                <w:sz w:val="18"/>
-                <w:szCs w:val="18"/>
-              </w:rPr>
-              <w:t xml:space="preserve">Phase 2 — Observe (20 minutes)</w:t>
+            <w:shd w:fill="D9EEF1" w:color="auto" w:val="clear"/>
+            <w:tcMar>
+              <w:top w:type="dxa" w:w="60"/>
+              <w:left w:type="dxa" w:w="120"/>
+              <w:bottom w:type="dxa" w:w="60"/>
+              <w:right w:type="dxa" w:w="120"/>
+            </w:tcMar>
+            <w:vAlign w:val="top"/>
+          </w:tcPr>
+          <w:p>
+            <w:pPr>
+              <w:spacing w:after="40" w:before="0"/>
+              <w:jc w:val="left"/>
+            </w:pPr>
+            <w:r>
+              <w:rPr>
+                <w:rFonts w:ascii="Arial" w:cs="Arial" w:eastAsia="Arial" w:hAnsi="Arial"/>
+                <w:b/>
+                <w:bCs/>
+                <w:i w:val="false"/>
+                <w:iCs w:val="false"/>
+                <w:color w:val="000000"/>
+                <w:sz w:val="18"/>
+                <w:szCs w:val="18"/>
+              </w:rPr>
+              <w:t xml:space="preserve">Observe Phase</w:t>
             </w:r>
           </w:p>
           <w:p>
@@ -6661,7 +6661,7 @@
             <w:pPr>
               <w:spacing w:after="20" w:before="0"/>
             </w:pPr>
-            <w:hyperlink w:history="1" r:id="rIda5scnwhdira1cpttqinhh">
+            <w:hyperlink w:history="1" r:id="rId6imoceqwn96latuuqh8vp">
               <w:r>
                 <w:rPr>
                   <w:rFonts w:ascii="Arial" w:cs="Arial" w:eastAsia="Arial" w:hAnsi="Arial"/>
@@ -6694,7 +6694,7 @@
               <w:spacing w:after="10" w:before="0"/>
               <w:ind w:left="120"/>
             </w:pPr>
-            <w:hyperlink w:history="1" r:id="rId0dhf9ywzw3jdznxbvcqvo">
+            <w:hyperlink w:history="1" r:id="rIdlbw2awrjkbijp7izkfywd">
               <w:r>
                 <w:rPr>
                   <w:rFonts w:ascii="Arial" w:cs="Arial" w:eastAsia="Arial" w:hAnsi="Arial"/>
@@ -6739,7 +6739,7 @@
             <w:pPr>
               <w:spacing w:after="20" w:before="0"/>
             </w:pPr>
-            <w:hyperlink w:history="1" r:id="rIdvz4d3kjwmdc95up3zjtif">
+            <w:hyperlink w:history="1" r:id="rIdgfarekifuf0txjhmdab-j">
               <w:r>
                 <w:rPr>
                   <w:rFonts w:ascii="Arial" w:cs="Arial" w:eastAsia="Arial" w:hAnsi="Arial"/>
@@ -6772,7 +6772,7 @@
               <w:spacing w:after="10" w:before="0"/>
               <w:ind w:left="120"/>
             </w:pPr>
-            <w:hyperlink w:history="1" r:id="rIdxoo6mw3ep1tjarfuwlahw">
+            <w:hyperlink w:history="1" r:id="rIdoxcnzngkkfz_mgpfm6zsy">
               <w:r>
                 <w:rPr>
                   <w:rFonts w:ascii="Arial" w:cs="Arial" w:eastAsia="Arial" w:hAnsi="Arial"/>
@@ -6919,32 +6919,32 @@
         <w:tc>
           <w:tcPr>
             <w:tcW w:type="dxa" w:w="1520"/>
-            <w:shd w:fill="F2F2F2" w:color="auto" w:val="clear"/>
-            <w:tcMar>
-              <w:top w:type="dxa" w:w="60"/>
-              <w:left w:type="dxa" w:w="120"/>
-              <w:bottom w:type="dxa" w:w="60"/>
-              <w:right w:type="dxa" w:w="120"/>
-            </w:tcMar>
-            <w:vAlign w:val="top"/>
-          </w:tcPr>
-          <w:p>
-            <w:pPr>
-              <w:spacing w:after="40" w:before="0"/>
-              <w:jc w:val="left"/>
-            </w:pPr>
-            <w:r>
-              <w:rPr>
-                <w:rFonts w:ascii="Arial" w:cs="Arial" w:eastAsia="Arial" w:hAnsi="Arial"/>
-                <w:b/>
-                <w:bCs/>
-                <w:i w:val="false"/>
-                <w:iCs w:val="false"/>
-                <w:color w:val="000000"/>
-                <w:sz w:val="18"/>
-                <w:szCs w:val="18"/>
-              </w:rPr>
-              <w:t xml:space="preserve">Phase 3 — Explain (20 minutes)</w:t>
+            <w:shd w:fill="E2EFDA" w:color="auto" w:val="clear"/>
+            <w:tcMar>
+              <w:top w:type="dxa" w:w="60"/>
+              <w:left w:type="dxa" w:w="120"/>
+              <w:bottom w:type="dxa" w:w="60"/>
+              <w:right w:type="dxa" w:w="120"/>
+            </w:tcMar>
+            <w:vAlign w:val="top"/>
+          </w:tcPr>
+          <w:p>
+            <w:pPr>
+              <w:spacing w:after="40" w:before="0"/>
+              <w:jc w:val="left"/>
+            </w:pPr>
+            <w:r>
+              <w:rPr>
+                <w:rFonts w:ascii="Arial" w:cs="Arial" w:eastAsia="Arial" w:hAnsi="Arial"/>
+                <w:b/>
+                <w:bCs/>
+                <w:i w:val="false"/>
+                <w:iCs w:val="false"/>
+                <w:color w:val="000000"/>
+                <w:sz w:val="18"/>
+                <w:szCs w:val="18"/>
+              </w:rPr>
+              <w:t xml:space="preserve">Explain Phase</w:t>
             </w:r>
           </w:p>
           <w:p>
@@ -6967,7 +6967,7 @@
             <w:pPr>
               <w:spacing w:after="20" w:before="0"/>
             </w:pPr>
-            <w:hyperlink w:history="1" r:id="rId3fizbeizxkad0dny4sfdw">
+            <w:hyperlink w:history="1" r:id="rIdyuw4qfu478mx7w615qtbo">
               <w:r>
                 <w:rPr>
                   <w:rFonts w:ascii="Arial" w:cs="Arial" w:eastAsia="Arial" w:hAnsi="Arial"/>
@@ -7000,7 +7000,7 @@
               <w:spacing w:after="10" w:before="0"/>
               <w:ind w:left="120"/>
             </w:pPr>
-            <w:hyperlink w:history="1" r:id="rId9ml1ieh1mls88v4drqoux">
+            <w:hyperlink w:history="1" r:id="rIddf6-pjieef1m7qiotw8aw">
               <w:r>
                 <w:rPr>
                   <w:rFonts w:ascii="Arial" w:cs="Arial" w:eastAsia="Arial" w:hAnsi="Arial"/>
@@ -7045,7 +7045,7 @@
             <w:pPr>
               <w:spacing w:after="20" w:before="0"/>
             </w:pPr>
-            <w:hyperlink w:history="1" r:id="rIdiprsjmjd5hkqmop7ihulh">
+            <w:hyperlink w:history="1" r:id="rIdkahari6m-ied9wbooj1j8">
               <w:r>
                 <w:rPr>
                   <w:rFonts w:ascii="Arial" w:cs="Arial" w:eastAsia="Arial" w:hAnsi="Arial"/>
@@ -7078,7 +7078,7 @@
               <w:spacing w:after="10" w:before="0"/>
               <w:ind w:left="120"/>
             </w:pPr>
-            <w:hyperlink w:history="1" r:id="rIdchdc8b72nd6wb-dbpw-wk">
+            <w:hyperlink w:history="1" r:id="rIdwnpcq05sa3vcdmtrnffsw">
               <w:r>
                 <w:rPr>
                   <w:rFonts w:ascii="Arial" w:cs="Arial" w:eastAsia="Arial" w:hAnsi="Arial"/>
@@ -7225,32 +7225,32 @@
         <w:tc>
           <w:tcPr>
             <w:tcW w:type="dxa" w:w="1520"/>
-            <w:shd w:fill="F2F2F2" w:color="auto" w:val="clear"/>
-            <w:tcMar>
-              <w:top w:type="dxa" w:w="60"/>
-              <w:left w:type="dxa" w:w="120"/>
-              <w:bottom w:type="dxa" w:w="60"/>
-              <w:right w:type="dxa" w:w="120"/>
-            </w:tcMar>
-            <w:vAlign w:val="top"/>
-          </w:tcPr>
-          <w:p>
-            <w:pPr>
-              <w:spacing w:after="40" w:before="0"/>
-              <w:jc w:val="left"/>
-            </w:pPr>
-            <w:r>
-              <w:rPr>
-                <w:rFonts w:ascii="Arial" w:cs="Arial" w:eastAsia="Arial" w:hAnsi="Arial"/>
-                <w:b/>
-                <w:bCs/>
-                <w:i w:val="false"/>
-                <w:iCs w:val="false"/>
-                <w:color w:val="000000"/>
-                <w:sz w:val="18"/>
-                <w:szCs w:val="18"/>
-              </w:rPr>
-              <w:t xml:space="preserve">Phase 4 — Driving Question Board (DQB) Update (10 minutes)</w:t>
+            <w:shd w:fill="FCE4D6" w:color="auto" w:val="clear"/>
+            <w:tcMar>
+              <w:top w:type="dxa" w:w="60"/>
+              <w:left w:type="dxa" w:w="120"/>
+              <w:bottom w:type="dxa" w:w="60"/>
+              <w:right w:type="dxa" w:w="120"/>
+            </w:tcMar>
+            <w:vAlign w:val="top"/>
+          </w:tcPr>
+          <w:p>
+            <w:pPr>
+              <w:spacing w:after="40" w:before="0"/>
+              <w:jc w:val="left"/>
+            </w:pPr>
+            <w:r>
+              <w:rPr>
+                <w:rFonts w:ascii="Arial" w:cs="Arial" w:eastAsia="Arial" w:hAnsi="Arial"/>
+                <w:b/>
+                <w:bCs/>
+                <w:i w:val="false"/>
+                <w:iCs w:val="false"/>
+                <w:color w:val="000000"/>
+                <w:sz w:val="18"/>
+                <w:szCs w:val="18"/>
+              </w:rPr>
+              <w:t xml:space="preserve">Driving Question Board (DQB) Creation</w:t>
             </w:r>
           </w:p>
           <w:p>
@@ -7273,7 +7273,7 @@
             <w:pPr>
               <w:spacing w:after="20" w:before="0"/>
             </w:pPr>
-            <w:hyperlink w:history="1" r:id="rIdhcdfd0s2xczn9wompz0a_">
+            <w:hyperlink w:history="1" r:id="rIdcukdxcpkdaqmfjkze-xd2">
               <w:r>
                 <w:rPr>
                   <w:rFonts w:ascii="Arial" w:cs="Arial" w:eastAsia="Arial" w:hAnsi="Arial"/>
@@ -7306,7 +7306,7 @@
               <w:spacing w:after="10" w:before="0"/>
               <w:ind w:left="120"/>
             </w:pPr>
-            <w:hyperlink w:history="1" r:id="rId62ffu0y8jntsflakpetix">
+            <w:hyperlink w:history="1" r:id="rIdtzcpcxmnat0cw20eutprb">
               <w:r>
                 <w:rPr>
                   <w:rFonts w:ascii="Arial" w:cs="Arial" w:eastAsia="Arial" w:hAnsi="Arial"/>
@@ -7351,7 +7351,7 @@
             <w:pPr>
               <w:spacing w:after="20" w:before="0"/>
             </w:pPr>
-            <w:hyperlink w:history="1" r:id="rIdqkqplcezpktxwbxl8iri9">
+            <w:hyperlink w:history="1" r:id="rIduljivlemvfe2wgo0hamgf">
               <w:r>
                 <w:rPr>
                   <w:rFonts w:ascii="Arial" w:cs="Arial" w:eastAsia="Arial" w:hAnsi="Arial"/>
@@ -7384,7 +7384,7 @@
               <w:spacing w:after="10" w:before="0"/>
               <w:ind w:left="120"/>
             </w:pPr>
-            <w:hyperlink w:history="1" r:id="rId0ly6-m0gc8sgax7kak94v">
+            <w:hyperlink w:history="1" r:id="rIdmt6pvacnsi-kv_6jal6io">
               <w:r>
                 <w:rPr>
                   <w:rFonts w:ascii="Arial" w:cs="Arial" w:eastAsia="Arial" w:hAnsi="Arial"/>
@@ -7531,32 +7531,32 @@
         <w:tc>
           <w:tcPr>
             <w:tcW w:type="dxa" w:w="1520"/>
-            <w:shd w:fill="F2F2F2" w:color="auto" w:val="clear"/>
-            <w:tcMar>
-              <w:top w:type="dxa" w:w="60"/>
-              <w:left w:type="dxa" w:w="120"/>
-              <w:bottom w:type="dxa" w:w="60"/>
-              <w:right w:type="dxa" w:w="120"/>
-            </w:tcMar>
-            <w:vAlign w:val="top"/>
-          </w:tcPr>
-          <w:p>
-            <w:pPr>
-              <w:spacing w:after="40" w:before="0"/>
-              <w:jc w:val="left"/>
-            </w:pPr>
-            <w:r>
-              <w:rPr>
-                <w:rFonts w:ascii="Arial" w:cs="Arial" w:eastAsia="Arial" w:hAnsi="Arial"/>
-                <w:b/>
-                <w:bCs/>
-                <w:i w:val="false"/>
-                <w:iCs w:val="false"/>
-                <w:color w:val="000000"/>
-                <w:sz w:val="18"/>
-                <w:szCs w:val="18"/>
-              </w:rPr>
-              <w:t xml:space="preserve">Phase 5 — Model Building (15 minutes)</w:t>
+            <w:shd w:fill="D5E8F0" w:color="auto" w:val="clear"/>
+            <w:tcMar>
+              <w:top w:type="dxa" w:w="60"/>
+              <w:left w:type="dxa" w:w="120"/>
+              <w:bottom w:type="dxa" w:w="60"/>
+              <w:right w:type="dxa" w:w="120"/>
+            </w:tcMar>
+            <w:vAlign w:val="top"/>
+          </w:tcPr>
+          <w:p>
+            <w:pPr>
+              <w:spacing w:after="40" w:before="0"/>
+              <w:jc w:val="left"/>
+            </w:pPr>
+            <w:r>
+              <w:rPr>
+                <w:rFonts w:ascii="Arial" w:cs="Arial" w:eastAsia="Arial" w:hAnsi="Arial"/>
+                <w:b/>
+                <w:bCs/>
+                <w:i w:val="false"/>
+                <w:iCs w:val="false"/>
+                <w:color w:val="000000"/>
+                <w:sz w:val="18"/>
+                <w:szCs w:val="18"/>
+              </w:rPr>
+              <w:t xml:space="preserve">Model Building Phase</w:t>
             </w:r>
           </w:p>
           <w:p>
@@ -7579,7 +7579,7 @@
             <w:pPr>
               <w:spacing w:after="20" w:before="0"/>
             </w:pPr>
-            <w:hyperlink w:history="1" r:id="rId9-bdbxv0i3wgeuh0ylev3">
+            <w:hyperlink w:history="1" r:id="rId3kx8qdnxvglzxmajyzwwd">
               <w:r>
                 <w:rPr>
                   <w:rFonts w:ascii="Arial" w:cs="Arial" w:eastAsia="Arial" w:hAnsi="Arial"/>
@@ -7612,7 +7612,7 @@
               <w:spacing w:after="10" w:before="0"/>
               <w:ind w:left="120"/>
             </w:pPr>
-            <w:hyperlink w:history="1" r:id="rId_hhw2iopey83x5mxdcdx-">
+            <w:hyperlink w:history="1" r:id="rId-f1azt7m8ui6bvrig3pb2">
               <w:r>
                 <w:rPr>
                   <w:rFonts w:ascii="Arial" w:cs="Arial" w:eastAsia="Arial" w:hAnsi="Arial"/>
@@ -7657,7 +7657,7 @@
             <w:pPr>
               <w:spacing w:after="20" w:before="0"/>
             </w:pPr>
-            <w:hyperlink w:history="1" r:id="rIdhnb5byvio1h9odrjdv-4i">
+            <w:hyperlink w:history="1" r:id="rIdhoajbebu0radedvvulmlp">
               <w:r>
                 <w:rPr>
                   <w:rFonts w:ascii="Arial" w:cs="Arial" w:eastAsia="Arial" w:hAnsi="Arial"/>
@@ -7690,7 +7690,7 @@
               <w:spacing w:after="10" w:before="0"/>
               <w:ind w:left="120"/>
             </w:pPr>
-            <w:hyperlink w:history="1" r:id="rIdw0qkckto7bhygd68yms8p">
+            <w:hyperlink w:history="1" r:id="rIdr9vekcgmgn91ptnaz8cyc">
               <w:r>
                 <w:rPr>
                   <w:rFonts w:ascii="Arial" w:cs="Arial" w:eastAsia="Arial" w:hAnsi="Arial"/>
@@ -9129,32 +9129,32 @@
         <w:tc>
           <w:tcPr>
             <w:tcW w:type="dxa" w:w="1520"/>
-            <w:shd w:fill="F2F2F2" w:color="auto" w:val="clear"/>
-            <w:tcMar>
-              <w:top w:type="dxa" w:w="60"/>
-              <w:left w:type="dxa" w:w="120"/>
-              <w:bottom w:type="dxa" w:w="60"/>
-              <w:right w:type="dxa" w:w="120"/>
-            </w:tcMar>
-            <w:vAlign w:val="top"/>
-          </w:tcPr>
-          <w:p>
-            <w:pPr>
-              <w:spacing w:after="40" w:before="0"/>
-              <w:jc w:val="left"/>
-            </w:pPr>
-            <w:r>
-              <w:rPr>
-                <w:rFonts w:ascii="Arial" w:cs="Arial" w:eastAsia="Arial" w:hAnsi="Arial"/>
-                <w:b/>
-                <w:bCs/>
-                <w:i w:val="false"/>
-                <w:iCs w:val="false"/>
-                <w:color w:val="000000"/>
-                <w:sz w:val="18"/>
-                <w:szCs w:val="18"/>
-              </w:rPr>
-              <w:t xml:space="preserve">Phase 1 — Predict</w:t>
+            <w:shd w:fill="EAD1F5" w:color="auto" w:val="clear"/>
+            <w:tcMar>
+              <w:top w:type="dxa" w:w="60"/>
+              <w:left w:type="dxa" w:w="120"/>
+              <w:bottom w:type="dxa" w:w="60"/>
+              <w:right w:type="dxa" w:w="120"/>
+            </w:tcMar>
+            <w:vAlign w:val="top"/>
+          </w:tcPr>
+          <w:p>
+            <w:pPr>
+              <w:spacing w:after="40" w:before="0"/>
+              <w:jc w:val="left"/>
+            </w:pPr>
+            <w:r>
+              <w:rPr>
+                <w:rFonts w:ascii="Arial" w:cs="Arial" w:eastAsia="Arial" w:hAnsi="Arial"/>
+                <w:b/>
+                <w:bCs/>
+                <w:i w:val="false"/>
+                <w:iCs w:val="false"/>
+                <w:color w:val="000000"/>
+                <w:sz w:val="18"/>
+                <w:szCs w:val="18"/>
+              </w:rPr>
+              <w:t xml:space="preserve">Predict Phase</w:t>
             </w:r>
           </w:p>
           <w:p>
@@ -9177,7 +9177,7 @@
             <w:pPr>
               <w:spacing w:after="20" w:before="0"/>
             </w:pPr>
-            <w:hyperlink w:history="1" r:id="rIdv7qqb1-pp6xwcv9rbohdt">
+            <w:hyperlink w:history="1" r:id="rIdwzerfdevb7jg7k63g6c3z">
               <w:r>
                 <w:rPr>
                   <w:rFonts w:ascii="Arial" w:cs="Arial" w:eastAsia="Arial" w:hAnsi="Arial"/>
@@ -9210,7 +9210,7 @@
               <w:spacing w:after="10" w:before="0"/>
               <w:ind w:left="120"/>
             </w:pPr>
-            <w:hyperlink w:history="1" r:id="rIduawaniffitfcfe-peuo1i">
+            <w:hyperlink w:history="1" r:id="rIdeqppu1hraobmd921o9djj">
               <w:r>
                 <w:rPr>
                   <w:rFonts w:ascii="Arial" w:cs="Arial" w:eastAsia="Arial" w:hAnsi="Arial"/>
@@ -9255,7 +9255,7 @@
             <w:pPr>
               <w:spacing w:after="20" w:before="0"/>
             </w:pPr>
-            <w:hyperlink w:history="1" r:id="rIdawnhfld71vugz6gevzhmw">
+            <w:hyperlink w:history="1" r:id="rId_fgujrat0_xnrsqe0xhzy">
               <w:r>
                 <w:rPr>
                   <w:rFonts w:ascii="Arial" w:cs="Arial" w:eastAsia="Arial" w:hAnsi="Arial"/>
@@ -9288,7 +9288,7 @@
               <w:spacing w:after="10" w:before="0"/>
               <w:ind w:left="120"/>
             </w:pPr>
-            <w:hyperlink w:history="1" r:id="rIdxls7u21_iqnp2rveonegh">
+            <w:hyperlink w:history="1" r:id="rIdivq12laacxs0xso5a66jn">
               <w:r>
                 <w:rPr>
                   <w:rFonts w:ascii="Arial" w:cs="Arial" w:eastAsia="Arial" w:hAnsi="Arial"/>
@@ -9435,32 +9435,32 @@
         <w:tc>
           <w:tcPr>
             <w:tcW w:type="dxa" w:w="1520"/>
-            <w:shd w:fill="F2F2F2" w:color="auto" w:val="clear"/>
-            <w:tcMar>
-              <w:top w:type="dxa" w:w="60"/>
-              <w:left w:type="dxa" w:w="120"/>
-              <w:bottom w:type="dxa" w:w="60"/>
-              <w:right w:type="dxa" w:w="120"/>
-            </w:tcMar>
-            <w:vAlign w:val="top"/>
-          </w:tcPr>
-          <w:p>
-            <w:pPr>
-              <w:spacing w:after="40" w:before="0"/>
-              <w:jc w:val="left"/>
-            </w:pPr>
-            <w:r>
-              <w:rPr>
-                <w:rFonts w:ascii="Arial" w:cs="Arial" w:eastAsia="Arial" w:hAnsi="Arial"/>
-                <w:b/>
-                <w:bCs/>
-                <w:i w:val="false"/>
-                <w:iCs w:val="false"/>
-                <w:color w:val="000000"/>
-                <w:sz w:val="18"/>
-                <w:szCs w:val="18"/>
-              </w:rPr>
-              <w:t xml:space="preserve">Phase 2 — Observe</w:t>
+            <w:shd w:fill="D9EEF1" w:color="auto" w:val="clear"/>
+            <w:tcMar>
+              <w:top w:type="dxa" w:w="60"/>
+              <w:left w:type="dxa" w:w="120"/>
+              <w:bottom w:type="dxa" w:w="60"/>
+              <w:right w:type="dxa" w:w="120"/>
+            </w:tcMar>
+            <w:vAlign w:val="top"/>
+          </w:tcPr>
+          <w:p>
+            <w:pPr>
+              <w:spacing w:after="40" w:before="0"/>
+              <w:jc w:val="left"/>
+            </w:pPr>
+            <w:r>
+              <w:rPr>
+                <w:rFonts w:ascii="Arial" w:cs="Arial" w:eastAsia="Arial" w:hAnsi="Arial"/>
+                <w:b/>
+                <w:bCs/>
+                <w:i w:val="false"/>
+                <w:iCs w:val="false"/>
+                <w:color w:val="000000"/>
+                <w:sz w:val="18"/>
+                <w:szCs w:val="18"/>
+              </w:rPr>
+              <w:t xml:space="preserve">Observe Phase</w:t>
             </w:r>
           </w:p>
           <w:p>
@@ -9483,7 +9483,7 @@
             <w:pPr>
               <w:spacing w:after="20" w:before="0"/>
             </w:pPr>
-            <w:hyperlink w:history="1" r:id="rIdr0wlklqdmlonavglelf7m">
+            <w:hyperlink w:history="1" r:id="rIdp5zfaxhvygzxilluu8cth">
               <w:r>
                 <w:rPr>
                   <w:rFonts w:ascii="Arial" w:cs="Arial" w:eastAsia="Arial" w:hAnsi="Arial"/>
@@ -9516,7 +9516,7 @@
               <w:spacing w:after="10" w:before="0"/>
               <w:ind w:left="120"/>
             </w:pPr>
-            <w:hyperlink w:history="1" r:id="rIddqptyhzud94ioxldts-ty">
+            <w:hyperlink w:history="1" r:id="rIdxvhu1wlqn9xg6y4yncx5g">
               <w:r>
                 <w:rPr>
                   <w:rFonts w:ascii="Arial" w:cs="Arial" w:eastAsia="Arial" w:hAnsi="Arial"/>
@@ -9561,7 +9561,7 @@
             <w:pPr>
               <w:spacing w:after="20" w:before="0"/>
             </w:pPr>
-            <w:hyperlink w:history="1" r:id="rIdw-b1doikirtic7gefvgkw">
+            <w:hyperlink w:history="1" r:id="rIdeolgrahbbvtpjdulkjayo">
               <w:r>
                 <w:rPr>
                   <w:rFonts w:ascii="Arial" w:cs="Arial" w:eastAsia="Arial" w:hAnsi="Arial"/>
@@ -9594,7 +9594,7 @@
               <w:spacing w:after="10" w:before="0"/>
               <w:ind w:left="120"/>
             </w:pPr>
-            <w:hyperlink w:history="1" r:id="rIdeekvtqdxg0ph_edvisnmh">
+            <w:hyperlink w:history="1" r:id="rIdondhh1pnnrozuz3p_huf9">
               <w:r>
                 <w:rPr>
                   <w:rFonts w:ascii="Arial" w:cs="Arial" w:eastAsia="Arial" w:hAnsi="Arial"/>
@@ -9741,32 +9741,32 @@
         <w:tc>
           <w:tcPr>
             <w:tcW w:type="dxa" w:w="1520"/>
-            <w:shd w:fill="F2F2F2" w:color="auto" w:val="clear"/>
-            <w:tcMar>
-              <w:top w:type="dxa" w:w="60"/>
-              <w:left w:type="dxa" w:w="120"/>
-              <w:bottom w:type="dxa" w:w="60"/>
-              <w:right w:type="dxa" w:w="120"/>
-            </w:tcMar>
-            <w:vAlign w:val="top"/>
-          </w:tcPr>
-          <w:p>
-            <w:pPr>
-              <w:spacing w:after="40" w:before="0"/>
-              <w:jc w:val="left"/>
-            </w:pPr>
-            <w:r>
-              <w:rPr>
-                <w:rFonts w:ascii="Arial" w:cs="Arial" w:eastAsia="Arial" w:hAnsi="Arial"/>
-                <w:b/>
-                <w:bCs/>
-                <w:i w:val="false"/>
-                <w:iCs w:val="false"/>
-                <w:color w:val="000000"/>
-                <w:sz w:val="18"/>
-                <w:szCs w:val="18"/>
-              </w:rPr>
-              <w:t xml:space="preserve">Phase 3 — Explain</w:t>
+            <w:shd w:fill="E2EFDA" w:color="auto" w:val="clear"/>
+            <w:tcMar>
+              <w:top w:type="dxa" w:w="60"/>
+              <w:left w:type="dxa" w:w="120"/>
+              <w:bottom w:type="dxa" w:w="60"/>
+              <w:right w:type="dxa" w:w="120"/>
+            </w:tcMar>
+            <w:vAlign w:val="top"/>
+          </w:tcPr>
+          <w:p>
+            <w:pPr>
+              <w:spacing w:after="40" w:before="0"/>
+              <w:jc w:val="left"/>
+            </w:pPr>
+            <w:r>
+              <w:rPr>
+                <w:rFonts w:ascii="Arial" w:cs="Arial" w:eastAsia="Arial" w:hAnsi="Arial"/>
+                <w:b/>
+                <w:bCs/>
+                <w:i w:val="false"/>
+                <w:iCs w:val="false"/>
+                <w:color w:val="000000"/>
+                <w:sz w:val="18"/>
+                <w:szCs w:val="18"/>
+              </w:rPr>
+              <w:t xml:space="preserve">Explain Phase</w:t>
             </w:r>
           </w:p>
           <w:p>
@@ -9789,7 +9789,7 @@
             <w:pPr>
               <w:spacing w:after="20" w:before="0"/>
             </w:pPr>
-            <w:hyperlink w:history="1" r:id="rIdma2kdyt7gsxzjyewhjyq6">
+            <w:hyperlink w:history="1" r:id="rIdkrkg7ose542srndb1-4r2">
               <w:r>
                 <w:rPr>
                   <w:rFonts w:ascii="Arial" w:cs="Arial" w:eastAsia="Arial" w:hAnsi="Arial"/>
@@ -9822,7 +9822,7 @@
               <w:spacing w:after="10" w:before="0"/>
               <w:ind w:left="120"/>
             </w:pPr>
-            <w:hyperlink w:history="1" r:id="rId9hzt1yyw6geruceqjmzpc">
+            <w:hyperlink w:history="1" r:id="rIdfmjjtec6knoizw3mnk49d">
               <w:r>
                 <w:rPr>
                   <w:rFonts w:ascii="Arial" w:cs="Arial" w:eastAsia="Arial" w:hAnsi="Arial"/>
@@ -9867,7 +9867,7 @@
             <w:pPr>
               <w:spacing w:after="20" w:before="0"/>
             </w:pPr>
-            <w:hyperlink w:history="1" r:id="rIdwyz1psgqd1pq9b39w5rvq">
+            <w:hyperlink w:history="1" r:id="rIdt4jaakngetawumlpbdh9h">
               <w:r>
                 <w:rPr>
                   <w:rFonts w:ascii="Arial" w:cs="Arial" w:eastAsia="Arial" w:hAnsi="Arial"/>
@@ -9900,7 +9900,7 @@
               <w:spacing w:after="10" w:before="0"/>
               <w:ind w:left="120"/>
             </w:pPr>
-            <w:hyperlink w:history="1" r:id="rIdgcjgwf2st07zvvyhcyjiu">
+            <w:hyperlink w:history="1" r:id="rIditvhlfc-xy873zwkavssv">
               <w:r>
                 <w:rPr>
                   <w:rFonts w:ascii="Arial" w:cs="Arial" w:eastAsia="Arial" w:hAnsi="Arial"/>
@@ -10047,32 +10047,32 @@
         <w:tc>
           <w:tcPr>
             <w:tcW w:type="dxa" w:w="1520"/>
-            <w:shd w:fill="F2F2F2" w:color="auto" w:val="clear"/>
-            <w:tcMar>
-              <w:top w:type="dxa" w:w="60"/>
-              <w:left w:type="dxa" w:w="120"/>
-              <w:bottom w:type="dxa" w:w="60"/>
-              <w:right w:type="dxa" w:w="120"/>
-            </w:tcMar>
-            <w:vAlign w:val="top"/>
-          </w:tcPr>
-          <w:p>
-            <w:pPr>
-              <w:spacing w:after="40" w:before="0"/>
-              <w:jc w:val="left"/>
-            </w:pPr>
-            <w:r>
-              <w:rPr>
-                <w:rFonts w:ascii="Arial" w:cs="Arial" w:eastAsia="Arial" w:hAnsi="Arial"/>
-                <w:b/>
-                <w:bCs/>
-                <w:i w:val="false"/>
-                <w:iCs w:val="false"/>
-                <w:color w:val="000000"/>
-                <w:sz w:val="18"/>
-                <w:szCs w:val="18"/>
-              </w:rPr>
-              <w:t xml:space="preserve">Phase 4 — Driving Question Board (DQB) Update</w:t>
+            <w:shd w:fill="FCE4D6" w:color="auto" w:val="clear"/>
+            <w:tcMar>
+              <w:top w:type="dxa" w:w="60"/>
+              <w:left w:type="dxa" w:w="120"/>
+              <w:bottom w:type="dxa" w:w="60"/>
+              <w:right w:type="dxa" w:w="120"/>
+            </w:tcMar>
+            <w:vAlign w:val="top"/>
+          </w:tcPr>
+          <w:p>
+            <w:pPr>
+              <w:spacing w:after="40" w:before="0"/>
+              <w:jc w:val="left"/>
+            </w:pPr>
+            <w:r>
+              <w:rPr>
+                <w:rFonts w:ascii="Arial" w:cs="Arial" w:eastAsia="Arial" w:hAnsi="Arial"/>
+                <w:b/>
+                <w:bCs/>
+                <w:i w:val="false"/>
+                <w:iCs w:val="false"/>
+                <w:color w:val="000000"/>
+                <w:sz w:val="18"/>
+                <w:szCs w:val="18"/>
+              </w:rPr>
+              <w:t xml:space="preserve">Driving Question Board (DQB) Creation</w:t>
             </w:r>
           </w:p>
           <w:p>
@@ -10095,7 +10095,7 @@
             <w:pPr>
               <w:spacing w:after="20" w:before="0"/>
             </w:pPr>
-            <w:hyperlink w:history="1" r:id="rIdohkxemjt0j4h_grq2enme">
+            <w:hyperlink w:history="1" r:id="rIdliepifwzxs1wwnskrn3me">
               <w:r>
                 <w:rPr>
                   <w:rFonts w:ascii="Arial" w:cs="Arial" w:eastAsia="Arial" w:hAnsi="Arial"/>
@@ -10128,7 +10128,7 @@
               <w:spacing w:after="10" w:before="0"/>
               <w:ind w:left="120"/>
             </w:pPr>
-            <w:hyperlink w:history="1" r:id="rIdthbcqijj5_lsh3ehmn_fa">
+            <w:hyperlink w:history="1" r:id="rIdf_yxkin2lost7kxbqgf8f">
               <w:r>
                 <w:rPr>
                   <w:rFonts w:ascii="Arial" w:cs="Arial" w:eastAsia="Arial" w:hAnsi="Arial"/>
@@ -10173,7 +10173,7 @@
             <w:pPr>
               <w:spacing w:after="20" w:before="0"/>
             </w:pPr>
-            <w:hyperlink w:history="1" r:id="rIdy6ggglodg9m7tkhgzsvwt">
+            <w:hyperlink w:history="1" r:id="rId9ldvxopvltkryspsih9uo">
               <w:r>
                 <w:rPr>
                   <w:rFonts w:ascii="Arial" w:cs="Arial" w:eastAsia="Arial" w:hAnsi="Arial"/>
@@ -10206,7 +10206,7 @@
               <w:spacing w:after="10" w:before="0"/>
               <w:ind w:left="120"/>
             </w:pPr>
-            <w:hyperlink w:history="1" r:id="rIdpbxdvbunf5lqxc1x8ttp3">
+            <w:hyperlink w:history="1" r:id="rIdgfajtb3c2ixefxzs-va2f">
               <w:r>
                 <w:rPr>
                   <w:rFonts w:ascii="Arial" w:cs="Arial" w:eastAsia="Arial" w:hAnsi="Arial"/>
@@ -10353,32 +10353,32 @@
         <w:tc>
           <w:tcPr>
             <w:tcW w:type="dxa" w:w="1520"/>
-            <w:shd w:fill="F2F2F2" w:color="auto" w:val="clear"/>
-            <w:tcMar>
-              <w:top w:type="dxa" w:w="60"/>
-              <w:left w:type="dxa" w:w="120"/>
-              <w:bottom w:type="dxa" w:w="60"/>
-              <w:right w:type="dxa" w:w="120"/>
-            </w:tcMar>
-            <w:vAlign w:val="top"/>
-          </w:tcPr>
-          <w:p>
-            <w:pPr>
-              <w:spacing w:after="40" w:before="0"/>
-              <w:jc w:val="left"/>
-            </w:pPr>
-            <w:r>
-              <w:rPr>
-                <w:rFonts w:ascii="Arial" w:cs="Arial" w:eastAsia="Arial" w:hAnsi="Arial"/>
-                <w:b/>
-                <w:bCs/>
-                <w:i w:val="false"/>
-                <w:iCs w:val="false"/>
-                <w:color w:val="000000"/>
-                <w:sz w:val="18"/>
-                <w:szCs w:val="18"/>
-              </w:rPr>
-              <w:t xml:space="preserve">Phase 5 — Model Building</w:t>
+            <w:shd w:fill="D5E8F0" w:color="auto" w:val="clear"/>
+            <w:tcMar>
+              <w:top w:type="dxa" w:w="60"/>
+              <w:left w:type="dxa" w:w="120"/>
+              <w:bottom w:type="dxa" w:w="60"/>
+              <w:right w:type="dxa" w:w="120"/>
+            </w:tcMar>
+            <w:vAlign w:val="top"/>
+          </w:tcPr>
+          <w:p>
+            <w:pPr>
+              <w:spacing w:after="40" w:before="0"/>
+              <w:jc w:val="left"/>
+            </w:pPr>
+            <w:r>
+              <w:rPr>
+                <w:rFonts w:ascii="Arial" w:cs="Arial" w:eastAsia="Arial" w:hAnsi="Arial"/>
+                <w:b/>
+                <w:bCs/>
+                <w:i w:val="false"/>
+                <w:iCs w:val="false"/>
+                <w:color w:val="000000"/>
+                <w:sz w:val="18"/>
+                <w:szCs w:val="18"/>
+              </w:rPr>
+              <w:t xml:space="preserve">Model Building Phase</w:t>
             </w:r>
           </w:p>
           <w:p>
@@ -10401,7 +10401,7 @@
             <w:pPr>
               <w:spacing w:after="20" w:before="0"/>
             </w:pPr>
-            <w:hyperlink w:history="1" r:id="rIdvmddjg7hmpsqyapdilldw">
+            <w:hyperlink w:history="1" r:id="rIdxiboswqcgzzazfzrxq0tb">
               <w:r>
                 <w:rPr>
                   <w:rFonts w:ascii="Arial" w:cs="Arial" w:eastAsia="Arial" w:hAnsi="Arial"/>
@@ -10434,7 +10434,7 @@
               <w:spacing w:after="10" w:before="0"/>
               <w:ind w:left="120"/>
             </w:pPr>
-            <w:hyperlink w:history="1" r:id="rIdabowapqxjuomunfxm5vpv">
+            <w:hyperlink w:history="1" r:id="rId55phlvscef0ly7kwk1fah">
               <w:r>
                 <w:rPr>
                   <w:rFonts w:ascii="Arial" w:cs="Arial" w:eastAsia="Arial" w:hAnsi="Arial"/>
@@ -10479,7 +10479,7 @@
             <w:pPr>
               <w:spacing w:after="20" w:before="0"/>
             </w:pPr>
-            <w:hyperlink w:history="1" r:id="rId4ek7jgpuotsdck_bgq163">
+            <w:hyperlink w:history="1" r:id="rIdvowmdw6zu8oyynl8_trlo">
               <w:r>
                 <w:rPr>
                   <w:rFonts w:ascii="Arial" w:cs="Arial" w:eastAsia="Arial" w:hAnsi="Arial"/>
@@ -10512,7 +10512,7 @@
               <w:spacing w:after="10" w:before="0"/>
               <w:ind w:left="120"/>
             </w:pPr>
-            <w:hyperlink w:history="1" r:id="rIdlznor-4eijve60fwybd9c">
+            <w:hyperlink w:history="1" r:id="rIdksegvjqnbpjvqfmks3xuo">
               <w:r>
                 <w:rPr>
                   <w:rFonts w:ascii="Arial" w:cs="Arial" w:eastAsia="Arial" w:hAnsi="Arial"/>
@@ -12178,7 +12178,7 @@
             <w:pPr>
               <w:spacing w:after="20" w:before="0"/>
             </w:pPr>
-            <w:hyperlink w:history="1" r:id="rIdxek3wbh0utcrn2itnjur0">
+            <w:hyperlink w:history="1" r:id="rId8yfsw7rrbfpr0cugq6rcg">
               <w:r>
                 <w:rPr>
                   <w:rFonts w:ascii="Arial" w:cs="Arial" w:eastAsia="Arial" w:hAnsi="Arial"/>
@@ -12211,7 +12211,7 @@
               <w:spacing w:after="10" w:before="0"/>
               <w:ind w:left="120"/>
             </w:pPr>
-            <w:hyperlink w:history="1" r:id="rId8h4xwwi_cfcnygg2ezpiz">
+            <w:hyperlink w:history="1" r:id="rIdjmzwj_lmvfhp6cw4rbth1">
               <w:r>
                 <w:rPr>
                   <w:rFonts w:ascii="Arial" w:cs="Arial" w:eastAsia="Arial" w:hAnsi="Arial"/>
@@ -12256,7 +12256,7 @@
             <w:pPr>
               <w:spacing w:after="20" w:before="0"/>
             </w:pPr>
-            <w:hyperlink w:history="1" r:id="rId-77jnfkv4toxp89t_iiep">
+            <w:hyperlink w:history="1" r:id="rIdpx8ifsctw3kuex24iur2x">
               <w:r>
                 <w:rPr>
                   <w:rFonts w:ascii="Arial" w:cs="Arial" w:eastAsia="Arial" w:hAnsi="Arial"/>
@@ -12289,7 +12289,7 @@
               <w:spacing w:after="10" w:before="0"/>
               <w:ind w:left="120"/>
             </w:pPr>
-            <w:hyperlink w:history="1" r:id="rIdpwcfj766gkcxmwzqi0lyl">
+            <w:hyperlink w:history="1" r:id="rIdfrxk7ay092voefpbzdamv">
               <w:r>
                 <w:rPr>
                   <w:rFonts w:ascii="Arial" w:cs="Arial" w:eastAsia="Arial" w:hAnsi="Arial"/>
@@ -12484,7 +12484,7 @@
             <w:pPr>
               <w:spacing w:after="20" w:before="0"/>
             </w:pPr>
-            <w:hyperlink w:history="1" r:id="rId_8mocjo1soyfkbat2hh5h">
+            <w:hyperlink w:history="1" r:id="rIdhw_lfolyiwdyprrqbe8ce">
               <w:r>
                 <w:rPr>
                   <w:rFonts w:ascii="Arial" w:cs="Arial" w:eastAsia="Arial" w:hAnsi="Arial"/>
@@ -12517,7 +12517,7 @@
               <w:spacing w:after="10" w:before="0"/>
               <w:ind w:left="120"/>
             </w:pPr>
-            <w:hyperlink w:history="1" r:id="rId_4dz-hdnymzhjmxzvtj-8">
+            <w:hyperlink w:history="1" r:id="rIddg6tm63fzgxzoslkgdp70">
               <w:r>
                 <w:rPr>
                   <w:rFonts w:ascii="Arial" w:cs="Arial" w:eastAsia="Arial" w:hAnsi="Arial"/>
@@ -12562,7 +12562,7 @@
             <w:pPr>
               <w:spacing w:after="20" w:before="0"/>
             </w:pPr>
-            <w:hyperlink w:history="1" r:id="rId2nodiwkqx2pkv1emwzqxe">
+            <w:hyperlink w:history="1" r:id="rIdw6epu1pal_53pdiol__oy">
               <w:r>
                 <w:rPr>
                   <w:rFonts w:ascii="Arial" w:cs="Arial" w:eastAsia="Arial" w:hAnsi="Arial"/>
@@ -12595,7 +12595,7 @@
               <w:spacing w:after="10" w:before="0"/>
               <w:ind w:left="120"/>
             </w:pPr>
-            <w:hyperlink w:history="1" r:id="rIdizfgcr1fcs0yraiflepki">
+            <w:hyperlink w:history="1" r:id="rIdpu1fyhucmvjny-db_smu9">
               <w:r>
                 <w:rPr>
                   <w:rFonts w:ascii="Arial" w:cs="Arial" w:eastAsia="Arial" w:hAnsi="Arial"/>
@@ -12790,7 +12790,7 @@
             <w:pPr>
               <w:spacing w:after="20" w:before="0"/>
             </w:pPr>
-            <w:hyperlink w:history="1" r:id="rIdvqvnj3n_mpwx9zpjryxqd">
+            <w:hyperlink w:history="1" r:id="rIdalbx9mp3tos79idwubqon">
               <w:r>
                 <w:rPr>
                   <w:rFonts w:ascii="Arial" w:cs="Arial" w:eastAsia="Arial" w:hAnsi="Arial"/>
@@ -12823,7 +12823,7 @@
               <w:spacing w:after="10" w:before="0"/>
               <w:ind w:left="120"/>
             </w:pPr>
-            <w:hyperlink w:history="1" r:id="rIdmmvpai3tgziyibfy8oj7m">
+            <w:hyperlink w:history="1" r:id="rIdnjzpgbuilzjcvjrqwydf9">
               <w:r>
                 <w:rPr>
                   <w:rFonts w:ascii="Arial" w:cs="Arial" w:eastAsia="Arial" w:hAnsi="Arial"/>
@@ -12868,7 +12868,7 @@
             <w:pPr>
               <w:spacing w:after="20" w:before="0"/>
             </w:pPr>
-            <w:hyperlink w:history="1" r:id="rIdawfmhfbju9h18w2qooqg7">
+            <w:hyperlink w:history="1" r:id="rIdvtiqqwrofmf2xin7mvkuy">
               <w:r>
                 <w:rPr>
                   <w:rFonts w:ascii="Arial" w:cs="Arial" w:eastAsia="Arial" w:hAnsi="Arial"/>
@@ -12901,7 +12901,7 @@
               <w:spacing w:after="10" w:before="0"/>
               <w:ind w:left="120"/>
             </w:pPr>
-            <w:hyperlink w:history="1" r:id="rIdc1alphrrxqgwl0cvnuwz2">
+            <w:hyperlink w:history="1" r:id="rIdnbzqogqyxu1m1rihdygu-">
               <w:r>
                 <w:rPr>
                   <w:rFonts w:ascii="Arial" w:cs="Arial" w:eastAsia="Arial" w:hAnsi="Arial"/>
@@ -13096,7 +13096,7 @@
             <w:pPr>
               <w:spacing w:after="20" w:before="0"/>
             </w:pPr>
-            <w:hyperlink w:history="1" r:id="rIdkoymv2fkvmaoln_tqrb3a">
+            <w:hyperlink w:history="1" r:id="rId_msa9zb-ghehwqrkfw-ga">
               <w:r>
                 <w:rPr>
                   <w:rFonts w:ascii="Arial" w:cs="Arial" w:eastAsia="Arial" w:hAnsi="Arial"/>
@@ -13129,7 +13129,7 @@
               <w:spacing w:after="10" w:before="0"/>
               <w:ind w:left="120"/>
             </w:pPr>
-            <w:hyperlink w:history="1" r:id="rIdskrihjyecjb5vmkua1ch_">
+            <w:hyperlink w:history="1" r:id="rId3vzcgc80sfw5b-p38-jbj">
               <w:r>
                 <w:rPr>
                   <w:rFonts w:ascii="Arial" w:cs="Arial" w:eastAsia="Arial" w:hAnsi="Arial"/>
@@ -13174,7 +13174,7 @@
             <w:pPr>
               <w:spacing w:after="20" w:before="0"/>
             </w:pPr>
-            <w:hyperlink w:history="1" r:id="rIduvspqppv6amy47ewvaidh">
+            <w:hyperlink w:history="1" r:id="rIdg5zgoytmwkysv2kyognos">
               <w:r>
                 <w:rPr>
                   <w:rFonts w:ascii="Arial" w:cs="Arial" w:eastAsia="Arial" w:hAnsi="Arial"/>
@@ -13207,7 +13207,7 @@
               <w:spacing w:after="10" w:before="0"/>
               <w:ind w:left="120"/>
             </w:pPr>
-            <w:hyperlink w:history="1" r:id="rIdj8epnnubu2rtwwejzfqjw">
+            <w:hyperlink w:history="1" r:id="rIdt3_40rajts0zqmatoco_h">
               <w:r>
                 <w:rPr>
                   <w:rFonts w:ascii="Arial" w:cs="Arial" w:eastAsia="Arial" w:hAnsi="Arial"/>
@@ -13402,7 +13402,7 @@
             <w:pPr>
               <w:spacing w:after="20" w:before="0"/>
             </w:pPr>
-            <w:hyperlink w:history="1" r:id="rIddvmkwfbktzzonpwwpg_a0">
+            <w:hyperlink w:history="1" r:id="rIde5lqirj1kh2mfpxde8odx">
               <w:r>
                 <w:rPr>
                   <w:rFonts w:ascii="Arial" w:cs="Arial" w:eastAsia="Arial" w:hAnsi="Arial"/>
@@ -13435,7 +13435,7 @@
               <w:spacing w:after="10" w:before="0"/>
               <w:ind w:left="120"/>
             </w:pPr>
-            <w:hyperlink w:history="1" r:id="rIduo2huhets7pscsng6kxed">
+            <w:hyperlink w:history="1" r:id="rIdrm-ermbc-0zn6tbnsicsi">
               <w:r>
                 <w:rPr>
                   <w:rFonts w:ascii="Arial" w:cs="Arial" w:eastAsia="Arial" w:hAnsi="Arial"/>
@@ -13480,7 +13480,7 @@
             <w:pPr>
               <w:spacing w:after="20" w:before="0"/>
             </w:pPr>
-            <w:hyperlink w:history="1" r:id="rIdh96nxqx01yvp7eveycgrx">
+            <w:hyperlink w:history="1" r:id="rId-to_a9hwgi0h4tzwirsbq">
               <w:r>
                 <w:rPr>
                   <w:rFonts w:ascii="Arial" w:cs="Arial" w:eastAsia="Arial" w:hAnsi="Arial"/>
@@ -13513,7 +13513,7 @@
               <w:spacing w:after="10" w:before="0"/>
               <w:ind w:left="120"/>
             </w:pPr>
-            <w:hyperlink w:history="1" r:id="rIdhcm4jvropfdkmgcvs8k-r">
+            <w:hyperlink w:history="1" r:id="rIdhw6t_xlpdqso2ywk6nc6g">
               <w:r>
                 <w:rPr>
                   <w:rFonts w:ascii="Arial" w:cs="Arial" w:eastAsia="Arial" w:hAnsi="Arial"/>
@@ -15028,32 +15028,32 @@
         <w:tc>
           <w:tcPr>
             <w:tcW w:type="dxa" w:w="1520"/>
-            <w:shd w:fill="F2F2F2" w:color="auto" w:val="clear"/>
-            <w:tcMar>
-              <w:top w:type="dxa" w:w="60"/>
-              <w:left w:type="dxa" w:w="120"/>
-              <w:bottom w:type="dxa" w:w="60"/>
-              <w:right w:type="dxa" w:w="120"/>
-            </w:tcMar>
-            <w:vAlign w:val="top"/>
-          </w:tcPr>
-          <w:p>
-            <w:pPr>
-              <w:spacing w:after="40" w:before="0"/>
-              <w:jc w:val="left"/>
-            </w:pPr>
-            <w:r>
-              <w:rPr>
-                <w:rFonts w:ascii="Arial" w:cs="Arial" w:eastAsia="Arial" w:hAnsi="Arial"/>
-                <w:b/>
-                <w:bCs/>
-                <w:i w:val="false"/>
-                <w:iCs w:val="false"/>
-                <w:color w:val="000000"/>
-                <w:sz w:val="18"/>
-                <w:szCs w:val="18"/>
-              </w:rPr>
-              <w:t xml:space="preserve">Phase 1 — Predict</w:t>
+            <w:shd w:fill="EAD1F5" w:color="auto" w:val="clear"/>
+            <w:tcMar>
+              <w:top w:type="dxa" w:w="60"/>
+              <w:left w:type="dxa" w:w="120"/>
+              <w:bottom w:type="dxa" w:w="60"/>
+              <w:right w:type="dxa" w:w="120"/>
+            </w:tcMar>
+            <w:vAlign w:val="top"/>
+          </w:tcPr>
+          <w:p>
+            <w:pPr>
+              <w:spacing w:after="40" w:before="0"/>
+              <w:jc w:val="left"/>
+            </w:pPr>
+            <w:r>
+              <w:rPr>
+                <w:rFonts w:ascii="Arial" w:cs="Arial" w:eastAsia="Arial" w:hAnsi="Arial"/>
+                <w:b/>
+                <w:bCs/>
+                <w:i w:val="false"/>
+                <w:iCs w:val="false"/>
+                <w:color w:val="000000"/>
+                <w:sz w:val="18"/>
+                <w:szCs w:val="18"/>
+              </w:rPr>
+              <w:t xml:space="preserve">Predict Phase</w:t>
             </w:r>
           </w:p>
           <w:p>
@@ -15076,7 +15076,7 @@
             <w:pPr>
               <w:spacing w:after="20" w:before="0"/>
             </w:pPr>
-            <w:hyperlink w:history="1" r:id="rId7whigvlitkuvl7vogtkiq">
+            <w:hyperlink w:history="1" r:id="rIdvcon1tzdw25kqhvcqnvju">
               <w:r>
                 <w:rPr>
                   <w:rFonts w:ascii="Arial" w:cs="Arial" w:eastAsia="Arial" w:hAnsi="Arial"/>
@@ -15109,7 +15109,7 @@
               <w:spacing w:after="10" w:before="0"/>
               <w:ind w:left="120"/>
             </w:pPr>
-            <w:hyperlink w:history="1" r:id="rId3ddpgvb__mnzihnv_3rkk">
+            <w:hyperlink w:history="1" r:id="rIdnwugexyxjniwvt8cabpkb">
               <w:r>
                 <w:rPr>
                   <w:rFonts w:ascii="Arial" w:cs="Arial" w:eastAsia="Arial" w:hAnsi="Arial"/>
@@ -15154,7 +15154,7 @@
             <w:pPr>
               <w:spacing w:after="20" w:before="0"/>
             </w:pPr>
-            <w:hyperlink w:history="1" r:id="rIdzccxqsdi1p3k-c4bisxa7">
+            <w:hyperlink w:history="1" r:id="rIdnu4zylerma3rpdvz0jug9">
               <w:r>
                 <w:rPr>
                   <w:rFonts w:ascii="Arial" w:cs="Arial" w:eastAsia="Arial" w:hAnsi="Arial"/>
@@ -15187,7 +15187,7 @@
               <w:spacing w:after="10" w:before="0"/>
               <w:ind w:left="120"/>
             </w:pPr>
-            <w:hyperlink w:history="1" r:id="rId9z7soh3tmbro3j8socfnx">
+            <w:hyperlink w:history="1" r:id="rId8rvazn8revgpubag7rqw1">
               <w:r>
                 <w:rPr>
                   <w:rFonts w:ascii="Arial" w:cs="Arial" w:eastAsia="Arial" w:hAnsi="Arial"/>
@@ -15334,32 +15334,32 @@
         <w:tc>
           <w:tcPr>
             <w:tcW w:type="dxa" w:w="1520"/>
-            <w:shd w:fill="F2F2F2" w:color="auto" w:val="clear"/>
-            <w:tcMar>
-              <w:top w:type="dxa" w:w="60"/>
-              <w:left w:type="dxa" w:w="120"/>
-              <w:bottom w:type="dxa" w:w="60"/>
-              <w:right w:type="dxa" w:w="120"/>
-            </w:tcMar>
-            <w:vAlign w:val="top"/>
-          </w:tcPr>
-          <w:p>
-            <w:pPr>
-              <w:spacing w:after="40" w:before="0"/>
-              <w:jc w:val="left"/>
-            </w:pPr>
-            <w:r>
-              <w:rPr>
-                <w:rFonts w:ascii="Arial" w:cs="Arial" w:eastAsia="Arial" w:hAnsi="Arial"/>
-                <w:b/>
-                <w:bCs/>
-                <w:i w:val="false"/>
-                <w:iCs w:val="false"/>
-                <w:color w:val="000000"/>
-                <w:sz w:val="18"/>
-                <w:szCs w:val="18"/>
-              </w:rPr>
-              <w:t xml:space="preserve">Phase 2 — Observe</w:t>
+            <w:shd w:fill="D9EEF1" w:color="auto" w:val="clear"/>
+            <w:tcMar>
+              <w:top w:type="dxa" w:w="60"/>
+              <w:left w:type="dxa" w:w="120"/>
+              <w:bottom w:type="dxa" w:w="60"/>
+              <w:right w:type="dxa" w:w="120"/>
+            </w:tcMar>
+            <w:vAlign w:val="top"/>
+          </w:tcPr>
+          <w:p>
+            <w:pPr>
+              <w:spacing w:after="40" w:before="0"/>
+              <w:jc w:val="left"/>
+            </w:pPr>
+            <w:r>
+              <w:rPr>
+                <w:rFonts w:ascii="Arial" w:cs="Arial" w:eastAsia="Arial" w:hAnsi="Arial"/>
+                <w:b/>
+                <w:bCs/>
+                <w:i w:val="false"/>
+                <w:iCs w:val="false"/>
+                <w:color w:val="000000"/>
+                <w:sz w:val="18"/>
+                <w:szCs w:val="18"/>
+              </w:rPr>
+              <w:t xml:space="preserve">Observe Phase</w:t>
             </w:r>
           </w:p>
           <w:p>
@@ -15382,7 +15382,7 @@
             <w:pPr>
               <w:spacing w:after="20" w:before="0"/>
             </w:pPr>
-            <w:hyperlink w:history="1" r:id="rIdlnga5_w6z-wvfgiy_xtqa">
+            <w:hyperlink w:history="1" r:id="rIdgzdruay4sqady3kdz1wcx">
               <w:r>
                 <w:rPr>
                   <w:rFonts w:ascii="Arial" w:cs="Arial" w:eastAsia="Arial" w:hAnsi="Arial"/>
@@ -15415,7 +15415,7 @@
               <w:spacing w:after="10" w:before="0"/>
               <w:ind w:left="120"/>
             </w:pPr>
-            <w:hyperlink w:history="1" r:id="rId5i7pnaovfjyciz7n6vics">
+            <w:hyperlink w:history="1" r:id="rIdkxahhn8bak0hkn1ubhupc">
               <w:r>
                 <w:rPr>
                   <w:rFonts w:ascii="Arial" w:cs="Arial" w:eastAsia="Arial" w:hAnsi="Arial"/>
@@ -15460,7 +15460,7 @@
             <w:pPr>
               <w:spacing w:after="20" w:before="0"/>
             </w:pPr>
-            <w:hyperlink w:history="1" r:id="rIdafeyiah_imz60cyt_xqkb">
+            <w:hyperlink w:history="1" r:id="rIdexvbrkvvk2m6vodckf8cy">
               <w:r>
                 <w:rPr>
                   <w:rFonts w:ascii="Arial" w:cs="Arial" w:eastAsia="Arial" w:hAnsi="Arial"/>
@@ -15493,7 +15493,7 @@
               <w:spacing w:after="10" w:before="0"/>
               <w:ind w:left="120"/>
             </w:pPr>
-            <w:hyperlink w:history="1" r:id="rIdrtg-qro4p026bfmkbvzue">
+            <w:hyperlink w:history="1" r:id="rId_9vntoslhs17i7ljbwlfm">
               <w:r>
                 <w:rPr>
                   <w:rFonts w:ascii="Arial" w:cs="Arial" w:eastAsia="Arial" w:hAnsi="Arial"/>
@@ -15640,32 +15640,32 @@
         <w:tc>
           <w:tcPr>
             <w:tcW w:type="dxa" w:w="1520"/>
-            <w:shd w:fill="F2F2F2" w:color="auto" w:val="clear"/>
-            <w:tcMar>
-              <w:top w:type="dxa" w:w="60"/>
-              <w:left w:type="dxa" w:w="120"/>
-              <w:bottom w:type="dxa" w:w="60"/>
-              <w:right w:type="dxa" w:w="120"/>
-            </w:tcMar>
-            <w:vAlign w:val="top"/>
-          </w:tcPr>
-          <w:p>
-            <w:pPr>
-              <w:spacing w:after="40" w:before="0"/>
-              <w:jc w:val="left"/>
-            </w:pPr>
-            <w:r>
-              <w:rPr>
-                <w:rFonts w:ascii="Arial" w:cs="Arial" w:eastAsia="Arial" w:hAnsi="Arial"/>
-                <w:b/>
-                <w:bCs/>
-                <w:i w:val="false"/>
-                <w:iCs w:val="false"/>
-                <w:color w:val="000000"/>
-                <w:sz w:val="18"/>
-                <w:szCs w:val="18"/>
-              </w:rPr>
-              <w:t xml:space="preserve">Phase 3 — Explain</w:t>
+            <w:shd w:fill="E2EFDA" w:color="auto" w:val="clear"/>
+            <w:tcMar>
+              <w:top w:type="dxa" w:w="60"/>
+              <w:left w:type="dxa" w:w="120"/>
+              <w:bottom w:type="dxa" w:w="60"/>
+              <w:right w:type="dxa" w:w="120"/>
+            </w:tcMar>
+            <w:vAlign w:val="top"/>
+          </w:tcPr>
+          <w:p>
+            <w:pPr>
+              <w:spacing w:after="40" w:before="0"/>
+              <w:jc w:val="left"/>
+            </w:pPr>
+            <w:r>
+              <w:rPr>
+                <w:rFonts w:ascii="Arial" w:cs="Arial" w:eastAsia="Arial" w:hAnsi="Arial"/>
+                <w:b/>
+                <w:bCs/>
+                <w:i w:val="false"/>
+                <w:iCs w:val="false"/>
+                <w:color w:val="000000"/>
+                <w:sz w:val="18"/>
+                <w:szCs w:val="18"/>
+              </w:rPr>
+              <w:t xml:space="preserve">Explain Phase</w:t>
             </w:r>
           </w:p>
           <w:p>
@@ -15688,7 +15688,7 @@
             <w:pPr>
               <w:spacing w:after="20" w:before="0"/>
             </w:pPr>
-            <w:hyperlink w:history="1" r:id="rIde8g7dip84l68ydohe_kxv">
+            <w:hyperlink w:history="1" r:id="rId7dk2y9nwangn6nw1t1uum">
               <w:r>
                 <w:rPr>
                   <w:rFonts w:ascii="Arial" w:cs="Arial" w:eastAsia="Arial" w:hAnsi="Arial"/>
@@ -15721,7 +15721,7 @@
               <w:spacing w:after="10" w:before="0"/>
               <w:ind w:left="120"/>
             </w:pPr>
-            <w:hyperlink w:history="1" r:id="rIdxqpomnjqu6z8ybvwkry_f">
+            <w:hyperlink w:history="1" r:id="rIdryux9fjikdsyrphooxhm7">
               <w:r>
                 <w:rPr>
                   <w:rFonts w:ascii="Arial" w:cs="Arial" w:eastAsia="Arial" w:hAnsi="Arial"/>
@@ -15766,7 +15766,7 @@
             <w:pPr>
               <w:spacing w:after="20" w:before="0"/>
             </w:pPr>
-            <w:hyperlink w:history="1" r:id="rIdo4ewcfd4uqxvuvjoeic8p">
+            <w:hyperlink w:history="1" r:id="rIdxwbb6sdj-4aphgpeqxysa">
               <w:r>
                 <w:rPr>
                   <w:rFonts w:ascii="Arial" w:cs="Arial" w:eastAsia="Arial" w:hAnsi="Arial"/>
@@ -15799,7 +15799,7 @@
               <w:spacing w:after="10" w:before="0"/>
               <w:ind w:left="120"/>
             </w:pPr>
-            <w:hyperlink w:history="1" r:id="rIdbskne5ebs2--y1uck4rx_">
+            <w:hyperlink w:history="1" r:id="rIdiaoqi-atjdukyrqrgmjay">
               <w:r>
                 <w:rPr>
                   <w:rFonts w:ascii="Arial" w:cs="Arial" w:eastAsia="Arial" w:hAnsi="Arial"/>
@@ -15946,32 +15946,32 @@
         <w:tc>
           <w:tcPr>
             <w:tcW w:type="dxa" w:w="1520"/>
-            <w:shd w:fill="F2F2F2" w:color="auto" w:val="clear"/>
-            <w:tcMar>
-              <w:top w:type="dxa" w:w="60"/>
-              <w:left w:type="dxa" w:w="120"/>
-              <w:bottom w:type="dxa" w:w="60"/>
-              <w:right w:type="dxa" w:w="120"/>
-            </w:tcMar>
-            <w:vAlign w:val="top"/>
-          </w:tcPr>
-          <w:p>
-            <w:pPr>
-              <w:spacing w:after="40" w:before="0"/>
-              <w:jc w:val="left"/>
-            </w:pPr>
-            <w:r>
-              <w:rPr>
-                <w:rFonts w:ascii="Arial" w:cs="Arial" w:eastAsia="Arial" w:hAnsi="Arial"/>
-                <w:b/>
-                <w:bCs/>
-                <w:i w:val="false"/>
-                <w:iCs w:val="false"/>
-                <w:color w:val="000000"/>
-                <w:sz w:val="18"/>
-                <w:szCs w:val="18"/>
-              </w:rPr>
-              <w:t xml:space="preserve">Phase 4 — Driving Question Board (DQB) Update</w:t>
+            <w:shd w:fill="FCE4D6" w:color="auto" w:val="clear"/>
+            <w:tcMar>
+              <w:top w:type="dxa" w:w="60"/>
+              <w:left w:type="dxa" w:w="120"/>
+              <w:bottom w:type="dxa" w:w="60"/>
+              <w:right w:type="dxa" w:w="120"/>
+            </w:tcMar>
+            <w:vAlign w:val="top"/>
+          </w:tcPr>
+          <w:p>
+            <w:pPr>
+              <w:spacing w:after="40" w:before="0"/>
+              <w:jc w:val="left"/>
+            </w:pPr>
+            <w:r>
+              <w:rPr>
+                <w:rFonts w:ascii="Arial" w:cs="Arial" w:eastAsia="Arial" w:hAnsi="Arial"/>
+                <w:b/>
+                <w:bCs/>
+                <w:i w:val="false"/>
+                <w:iCs w:val="false"/>
+                <w:color w:val="000000"/>
+                <w:sz w:val="18"/>
+                <w:szCs w:val="18"/>
+              </w:rPr>
+              <w:t xml:space="preserve">Driving Question Board (DQB) Creation</w:t>
             </w:r>
           </w:p>
           <w:p>
@@ -15994,7 +15994,7 @@
             <w:pPr>
               <w:spacing w:after="20" w:before="0"/>
             </w:pPr>
-            <w:hyperlink w:history="1" r:id="rIdysydasj5x1eexys6mqpa9">
+            <w:hyperlink w:history="1" r:id="rIdknomdu5bxgbxsriqedkgu">
               <w:r>
                 <w:rPr>
                   <w:rFonts w:ascii="Arial" w:cs="Arial" w:eastAsia="Arial" w:hAnsi="Arial"/>
@@ -16027,7 +16027,7 @@
               <w:spacing w:after="10" w:before="0"/>
               <w:ind w:left="120"/>
             </w:pPr>
-            <w:hyperlink w:history="1" r:id="rId2reskpuaz0ygfxqfxuqbj">
+            <w:hyperlink w:history="1" r:id="rIdiszlfj2zc6s-5strtoakd">
               <w:r>
                 <w:rPr>
                   <w:rFonts w:ascii="Arial" w:cs="Arial" w:eastAsia="Arial" w:hAnsi="Arial"/>
@@ -16072,7 +16072,7 @@
             <w:pPr>
               <w:spacing w:after="20" w:before="0"/>
             </w:pPr>
-            <w:hyperlink w:history="1" r:id="rIdopckwb-qjil3jw2vnu14j">
+            <w:hyperlink w:history="1" r:id="rIdukgdhft3xbhoin-dh11h8">
               <w:r>
                 <w:rPr>
                   <w:rFonts w:ascii="Arial" w:cs="Arial" w:eastAsia="Arial" w:hAnsi="Arial"/>
@@ -16105,7 +16105,7 @@
               <w:spacing w:after="10" w:before="0"/>
               <w:ind w:left="120"/>
             </w:pPr>
-            <w:hyperlink w:history="1" r:id="rIdtrapghzolgbrzx-1cxc7p">
+            <w:hyperlink w:history="1" r:id="rIdmmkffkqkt6xc2sffeawok">
               <w:r>
                 <w:rPr>
                   <w:rFonts w:ascii="Arial" w:cs="Arial" w:eastAsia="Arial" w:hAnsi="Arial"/>
@@ -16252,32 +16252,32 @@
         <w:tc>
           <w:tcPr>
             <w:tcW w:type="dxa" w:w="1520"/>
-            <w:shd w:fill="F2F2F2" w:color="auto" w:val="clear"/>
-            <w:tcMar>
-              <w:top w:type="dxa" w:w="60"/>
-              <w:left w:type="dxa" w:w="120"/>
-              <w:bottom w:type="dxa" w:w="60"/>
-              <w:right w:type="dxa" w:w="120"/>
-            </w:tcMar>
-            <w:vAlign w:val="top"/>
-          </w:tcPr>
-          <w:p>
-            <w:pPr>
-              <w:spacing w:after="40" w:before="0"/>
-              <w:jc w:val="left"/>
-            </w:pPr>
-            <w:r>
-              <w:rPr>
-                <w:rFonts w:ascii="Arial" w:cs="Arial" w:eastAsia="Arial" w:hAnsi="Arial"/>
-                <w:b/>
-                <w:bCs/>
-                <w:i w:val="false"/>
-                <w:iCs w:val="false"/>
-                <w:color w:val="000000"/>
-                <w:sz w:val="18"/>
-                <w:szCs w:val="18"/>
-              </w:rPr>
-              <w:t xml:space="preserve">Phase 5 — Model Building</w:t>
+            <w:shd w:fill="D5E8F0" w:color="auto" w:val="clear"/>
+            <w:tcMar>
+              <w:top w:type="dxa" w:w="60"/>
+              <w:left w:type="dxa" w:w="120"/>
+              <w:bottom w:type="dxa" w:w="60"/>
+              <w:right w:type="dxa" w:w="120"/>
+            </w:tcMar>
+            <w:vAlign w:val="top"/>
+          </w:tcPr>
+          <w:p>
+            <w:pPr>
+              <w:spacing w:after="40" w:before="0"/>
+              <w:jc w:val="left"/>
+            </w:pPr>
+            <w:r>
+              <w:rPr>
+                <w:rFonts w:ascii="Arial" w:cs="Arial" w:eastAsia="Arial" w:hAnsi="Arial"/>
+                <w:b/>
+                <w:bCs/>
+                <w:i w:val="false"/>
+                <w:iCs w:val="false"/>
+                <w:color w:val="000000"/>
+                <w:sz w:val="18"/>
+                <w:szCs w:val="18"/>
+              </w:rPr>
+              <w:t xml:space="preserve">Model Building Phase</w:t>
             </w:r>
           </w:p>
           <w:p>
@@ -16300,7 +16300,7 @@
             <w:pPr>
               <w:spacing w:after="20" w:before="0"/>
             </w:pPr>
-            <w:hyperlink w:history="1" r:id="rIdx1luzej16fehncv2kgolb">
+            <w:hyperlink w:history="1" r:id="rIdfd1hva3-blna9aw8co5cv">
               <w:r>
                 <w:rPr>
                   <w:rFonts w:ascii="Arial" w:cs="Arial" w:eastAsia="Arial" w:hAnsi="Arial"/>
@@ -16333,7 +16333,7 @@
               <w:spacing w:after="10" w:before="0"/>
               <w:ind w:left="120"/>
             </w:pPr>
-            <w:hyperlink w:history="1" r:id="rIdnhctgftws0ugsdvwzsfse">
+            <w:hyperlink w:history="1" r:id="rIdrkfscvlrjt1khz4jrwj4i">
               <w:r>
                 <w:rPr>
                   <w:rFonts w:ascii="Arial" w:cs="Arial" w:eastAsia="Arial" w:hAnsi="Arial"/>
@@ -16378,7 +16378,7 @@
             <w:pPr>
               <w:spacing w:after="20" w:before="0"/>
             </w:pPr>
-            <w:hyperlink w:history="1" r:id="rId6unviy1eckpo3ns6g4ivq">
+            <w:hyperlink w:history="1" r:id="rIdacn9-jk0yk6dtomehrkq_">
               <w:r>
                 <w:rPr>
                   <w:rFonts w:ascii="Arial" w:cs="Arial" w:eastAsia="Arial" w:hAnsi="Arial"/>
@@ -16411,7 +16411,7 @@
               <w:spacing w:after="10" w:before="0"/>
               <w:ind w:left="120"/>
             </w:pPr>
-            <w:hyperlink w:history="1" r:id="rIdaemj1j8aebqn_jxek2smr">
+            <w:hyperlink w:history="1" r:id="rId-opatfmdscrlpeklkniix">
               <w:r>
                 <w:rPr>
                   <w:rFonts w:ascii="Arial" w:cs="Arial" w:eastAsia="Arial" w:hAnsi="Arial"/>
@@ -17945,32 +17945,32 @@
         <w:tc>
           <w:tcPr>
             <w:tcW w:type="dxa" w:w="1520"/>
-            <w:shd w:fill="F2F2F2" w:color="auto" w:val="clear"/>
-            <w:tcMar>
-              <w:top w:type="dxa" w:w="60"/>
-              <w:left w:type="dxa" w:w="120"/>
-              <w:bottom w:type="dxa" w:w="60"/>
-              <w:right w:type="dxa" w:w="120"/>
-            </w:tcMar>
-            <w:vAlign w:val="top"/>
-          </w:tcPr>
-          <w:p>
-            <w:pPr>
-              <w:spacing w:after="40" w:before="0"/>
-              <w:jc w:val="left"/>
-            </w:pPr>
-            <w:r>
-              <w:rPr>
-                <w:rFonts w:ascii="Arial" w:cs="Arial" w:eastAsia="Arial" w:hAnsi="Arial"/>
-                <w:b/>
-                <w:bCs/>
-                <w:i w:val="false"/>
-                <w:iCs w:val="false"/>
-                <w:color w:val="000000"/>
-                <w:sz w:val="18"/>
-                <w:szCs w:val="18"/>
-              </w:rPr>
-              <w:t xml:space="preserve">Phase 1 — Predict (12 minutes)</w:t>
+            <w:shd w:fill="EAD1F5" w:color="auto" w:val="clear"/>
+            <w:tcMar>
+              <w:top w:type="dxa" w:w="60"/>
+              <w:left w:type="dxa" w:w="120"/>
+              <w:bottom w:type="dxa" w:w="60"/>
+              <w:right w:type="dxa" w:w="120"/>
+            </w:tcMar>
+            <w:vAlign w:val="top"/>
+          </w:tcPr>
+          <w:p>
+            <w:pPr>
+              <w:spacing w:after="40" w:before="0"/>
+              <w:jc w:val="left"/>
+            </w:pPr>
+            <w:r>
+              <w:rPr>
+                <w:rFonts w:ascii="Arial" w:cs="Arial" w:eastAsia="Arial" w:hAnsi="Arial"/>
+                <w:b/>
+                <w:bCs/>
+                <w:i w:val="false"/>
+                <w:iCs w:val="false"/>
+                <w:color w:val="000000"/>
+                <w:sz w:val="18"/>
+                <w:szCs w:val="18"/>
+              </w:rPr>
+              <w:t xml:space="preserve">Predict Phase</w:t>
             </w:r>
           </w:p>
           <w:p>
@@ -17993,7 +17993,7 @@
             <w:pPr>
               <w:spacing w:after="20" w:before="0"/>
             </w:pPr>
-            <w:hyperlink w:history="1" r:id="rId0o5l9ef0vv2tdwkzkgmzc">
+            <w:hyperlink w:history="1" r:id="rId2o6-lsuj-jsxl3d0uaux6">
               <w:r>
                 <w:rPr>
                   <w:rFonts w:ascii="Arial" w:cs="Arial" w:eastAsia="Arial" w:hAnsi="Arial"/>
@@ -18026,7 +18026,7 @@
               <w:spacing w:after="10" w:before="0"/>
               <w:ind w:left="120"/>
             </w:pPr>
-            <w:hyperlink w:history="1" r:id="rIdbc1v6ryp1ypmrdhgltw8v">
+            <w:hyperlink w:history="1" r:id="rIdqzdgorfa7fjlthczwjqjm">
               <w:r>
                 <w:rPr>
                   <w:rFonts w:ascii="Arial" w:cs="Arial" w:eastAsia="Arial" w:hAnsi="Arial"/>
@@ -18071,7 +18071,7 @@
             <w:pPr>
               <w:spacing w:after="20" w:before="0"/>
             </w:pPr>
-            <w:hyperlink w:history="1" r:id="rIddf7pkxejwsnf9ldgof_62">
+            <w:hyperlink w:history="1" r:id="rIdhesh5iwayzuiijeyku1tm">
               <w:r>
                 <w:rPr>
                   <w:rFonts w:ascii="Arial" w:cs="Arial" w:eastAsia="Arial" w:hAnsi="Arial"/>
@@ -18104,7 +18104,7 @@
               <w:spacing w:after="10" w:before="0"/>
               <w:ind w:left="120"/>
             </w:pPr>
-            <w:hyperlink w:history="1" r:id="rIdle9sdek8sealf-z3nj5vr">
+            <w:hyperlink w:history="1" r:id="rIdqcapnhwvsdwsocdzvzxyp">
               <w:r>
                 <w:rPr>
                   <w:rFonts w:ascii="Arial" w:cs="Arial" w:eastAsia="Arial" w:hAnsi="Arial"/>
@@ -18346,32 +18346,32 @@
         <w:tc>
           <w:tcPr>
             <w:tcW w:type="dxa" w:w="1520"/>
-            <w:shd w:fill="F2F2F2" w:color="auto" w:val="clear"/>
-            <w:tcMar>
-              <w:top w:type="dxa" w:w="60"/>
-              <w:left w:type="dxa" w:w="120"/>
-              <w:bottom w:type="dxa" w:w="60"/>
-              <w:right w:type="dxa" w:w="120"/>
-            </w:tcMar>
-            <w:vAlign w:val="top"/>
-          </w:tcPr>
-          <w:p>
-            <w:pPr>
-              <w:spacing w:after="40" w:before="0"/>
-              <w:jc w:val="left"/>
-            </w:pPr>
-            <w:r>
-              <w:rPr>
-                <w:rFonts w:ascii="Arial" w:cs="Arial" w:eastAsia="Arial" w:hAnsi="Arial"/>
-                <w:b/>
-                <w:bCs/>
-                <w:i w:val="false"/>
-                <w:iCs w:val="false"/>
-                <w:color w:val="000000"/>
-                <w:sz w:val="18"/>
-                <w:szCs w:val="18"/>
-              </w:rPr>
-              <w:t xml:space="preserve">Phase 2 — Observe (22 minutes)</w:t>
+            <w:shd w:fill="D9EEF1" w:color="auto" w:val="clear"/>
+            <w:tcMar>
+              <w:top w:type="dxa" w:w="60"/>
+              <w:left w:type="dxa" w:w="120"/>
+              <w:bottom w:type="dxa" w:w="60"/>
+              <w:right w:type="dxa" w:w="120"/>
+            </w:tcMar>
+            <w:vAlign w:val="top"/>
+          </w:tcPr>
+          <w:p>
+            <w:pPr>
+              <w:spacing w:after="40" w:before="0"/>
+              <w:jc w:val="left"/>
+            </w:pPr>
+            <w:r>
+              <w:rPr>
+                <w:rFonts w:ascii="Arial" w:cs="Arial" w:eastAsia="Arial" w:hAnsi="Arial"/>
+                <w:b/>
+                <w:bCs/>
+                <w:i w:val="false"/>
+                <w:iCs w:val="false"/>
+                <w:color w:val="000000"/>
+                <w:sz w:val="18"/>
+                <w:szCs w:val="18"/>
+              </w:rPr>
+              <w:t xml:space="preserve">Observe Phase</w:t>
             </w:r>
           </w:p>
           <w:p>
@@ -18394,7 +18394,7 @@
             <w:pPr>
               <w:spacing w:after="20" w:before="0"/>
             </w:pPr>
-            <w:hyperlink w:history="1" r:id="rIdinmv57h3p5t8edws6qjbu">
+            <w:hyperlink w:history="1" r:id="rIdrsgy8ct5qfguibg8-k6wf">
               <w:r>
                 <w:rPr>
                   <w:rFonts w:ascii="Arial" w:cs="Arial" w:eastAsia="Arial" w:hAnsi="Arial"/>
@@ -18427,7 +18427,7 @@
               <w:spacing w:after="10" w:before="0"/>
               <w:ind w:left="120"/>
             </w:pPr>
-            <w:hyperlink w:history="1" r:id="rIdxmznbfp8goi0k_djd0emo">
+            <w:hyperlink w:history="1" r:id="rIdwavcpgqudu_7aoxdykum-">
               <w:r>
                 <w:rPr>
                   <w:rFonts w:ascii="Arial" w:cs="Arial" w:eastAsia="Arial" w:hAnsi="Arial"/>
@@ -18472,7 +18472,7 @@
             <w:pPr>
               <w:spacing w:after="20" w:before="0"/>
             </w:pPr>
-            <w:hyperlink w:history="1" r:id="rIdt48kglcavseemhx-_w5fl">
+            <w:hyperlink w:history="1" r:id="rIducjhrnbcjzbo2za6eefmy">
               <w:r>
                 <w:rPr>
                   <w:rFonts w:ascii="Arial" w:cs="Arial" w:eastAsia="Arial" w:hAnsi="Arial"/>
@@ -18505,7 +18505,7 @@
               <w:spacing w:after="10" w:before="0"/>
               <w:ind w:left="120"/>
             </w:pPr>
-            <w:hyperlink w:history="1" r:id="rIdxizhw96yqlw17vcf7q8hp">
+            <w:hyperlink w:history="1" r:id="rIdac7tgqvbuiln9hldce1pf">
               <w:r>
                 <w:rPr>
                   <w:rFonts w:ascii="Arial" w:cs="Arial" w:eastAsia="Arial" w:hAnsi="Arial"/>
@@ -19070,32 +19070,32 @@
         <w:tc>
           <w:tcPr>
             <w:tcW w:type="dxa" w:w="1520"/>
-            <w:shd w:fill="F2F2F2" w:color="auto" w:val="clear"/>
-            <w:tcMar>
-              <w:top w:type="dxa" w:w="60"/>
-              <w:left w:type="dxa" w:w="120"/>
-              <w:bottom w:type="dxa" w:w="60"/>
-              <w:right w:type="dxa" w:w="120"/>
-            </w:tcMar>
-            <w:vAlign w:val="top"/>
-          </w:tcPr>
-          <w:p>
-            <w:pPr>
-              <w:spacing w:after="40" w:before="0"/>
-              <w:jc w:val="left"/>
-            </w:pPr>
-            <w:r>
-              <w:rPr>
-                <w:rFonts w:ascii="Arial" w:cs="Arial" w:eastAsia="Arial" w:hAnsi="Arial"/>
-                <w:b/>
-                <w:bCs/>
-                <w:i w:val="false"/>
-                <w:iCs w:val="false"/>
-                <w:color w:val="000000"/>
-                <w:sz w:val="18"/>
-                <w:szCs w:val="18"/>
-              </w:rPr>
-              <w:t xml:space="preserve">Phase 3 — Explain (25 minutes)</w:t>
+            <w:shd w:fill="E2EFDA" w:color="auto" w:val="clear"/>
+            <w:tcMar>
+              <w:top w:type="dxa" w:w="60"/>
+              <w:left w:type="dxa" w:w="120"/>
+              <w:bottom w:type="dxa" w:w="60"/>
+              <w:right w:type="dxa" w:w="120"/>
+            </w:tcMar>
+            <w:vAlign w:val="top"/>
+          </w:tcPr>
+          <w:p>
+            <w:pPr>
+              <w:spacing w:after="40" w:before="0"/>
+              <w:jc w:val="left"/>
+            </w:pPr>
+            <w:r>
+              <w:rPr>
+                <w:rFonts w:ascii="Arial" w:cs="Arial" w:eastAsia="Arial" w:hAnsi="Arial"/>
+                <w:b/>
+                <w:bCs/>
+                <w:i w:val="false"/>
+                <w:iCs w:val="false"/>
+                <w:color w:val="000000"/>
+                <w:sz w:val="18"/>
+                <w:szCs w:val="18"/>
+              </w:rPr>
+              <w:t xml:space="preserve">Explain Phase</w:t>
             </w:r>
           </w:p>
           <w:p>
@@ -19118,7 +19118,7 @@
             <w:pPr>
               <w:spacing w:after="20" w:before="0"/>
             </w:pPr>
-            <w:hyperlink w:history="1" r:id="rIdsmbvn7w5jpadpbjhsaww7">
+            <w:hyperlink w:history="1" r:id="rIdtzyixxbxyxocf7gm_gh0-">
               <w:r>
                 <w:rPr>
                   <w:rFonts w:ascii="Arial" w:cs="Arial" w:eastAsia="Arial" w:hAnsi="Arial"/>
@@ -19151,7 +19151,7 @@
               <w:spacing w:after="10" w:before="0"/>
               <w:ind w:left="120"/>
             </w:pPr>
-            <w:hyperlink w:history="1" r:id="rIdhnveendinatdc7wcsbinv">
+            <w:hyperlink w:history="1" r:id="rIdfm2rbrtmhfyvyharzazxu">
               <w:r>
                 <w:rPr>
                   <w:rFonts w:ascii="Arial" w:cs="Arial" w:eastAsia="Arial" w:hAnsi="Arial"/>
@@ -19196,7 +19196,7 @@
             <w:pPr>
               <w:spacing w:after="20" w:before="0"/>
             </w:pPr>
-            <w:hyperlink w:history="1" r:id="rId77xjaqmf1ielkolalwlsm">
+            <w:hyperlink w:history="1" r:id="rIdyuxjhfmjjgzcrnte279uv">
               <w:r>
                 <w:rPr>
                   <w:rFonts w:ascii="Arial" w:cs="Arial" w:eastAsia="Arial" w:hAnsi="Arial"/>
@@ -19229,7 +19229,7 @@
               <w:spacing w:after="10" w:before="0"/>
               <w:ind w:left="120"/>
             </w:pPr>
-            <w:hyperlink w:history="1" r:id="rIdwcxublckwejckl6ofiede">
+            <w:hyperlink w:history="1" r:id="rIdyis4x-yrbxb7vhfkw-ijx">
               <w:r>
                 <w:rPr>
                   <w:rFonts w:ascii="Arial" w:cs="Arial" w:eastAsia="Arial" w:hAnsi="Arial"/>
@@ -19737,32 +19737,32 @@
         <w:tc>
           <w:tcPr>
             <w:tcW w:type="dxa" w:w="1520"/>
-            <w:shd w:fill="F2F2F2" w:color="auto" w:val="clear"/>
-            <w:tcMar>
-              <w:top w:type="dxa" w:w="60"/>
-              <w:left w:type="dxa" w:w="120"/>
-              <w:bottom w:type="dxa" w:w="60"/>
-              <w:right w:type="dxa" w:w="120"/>
-            </w:tcMar>
-            <w:vAlign w:val="top"/>
-          </w:tcPr>
-          <w:p>
-            <w:pPr>
-              <w:spacing w:after="40" w:before="0"/>
-              <w:jc w:val="left"/>
-            </w:pPr>
-            <w:r>
-              <w:rPr>
-                <w:rFonts w:ascii="Arial" w:cs="Arial" w:eastAsia="Arial" w:hAnsi="Arial"/>
-                <w:b/>
-                <w:bCs/>
-                <w:i w:val="false"/>
-                <w:iCs w:val="false"/>
-                <w:color w:val="000000"/>
-                <w:sz w:val="18"/>
-                <w:szCs w:val="18"/>
-              </w:rPr>
-              <w:t xml:space="preserve">Phase 4 — Driving Question Board (DQB) Update (8 minutes)</w:t>
+            <w:shd w:fill="FCE4D6" w:color="auto" w:val="clear"/>
+            <w:tcMar>
+              <w:top w:type="dxa" w:w="60"/>
+              <w:left w:type="dxa" w:w="120"/>
+              <w:bottom w:type="dxa" w:w="60"/>
+              <w:right w:type="dxa" w:w="120"/>
+            </w:tcMar>
+            <w:vAlign w:val="top"/>
+          </w:tcPr>
+          <w:p>
+            <w:pPr>
+              <w:spacing w:after="40" w:before="0"/>
+              <w:jc w:val="left"/>
+            </w:pPr>
+            <w:r>
+              <w:rPr>
+                <w:rFonts w:ascii="Arial" w:cs="Arial" w:eastAsia="Arial" w:hAnsi="Arial"/>
+                <w:b/>
+                <w:bCs/>
+                <w:i w:val="false"/>
+                <w:iCs w:val="false"/>
+                <w:color w:val="000000"/>
+                <w:sz w:val="18"/>
+                <w:szCs w:val="18"/>
+              </w:rPr>
+              <w:t xml:space="preserve">Driving Question Board (DQB) Creation</w:t>
             </w:r>
           </w:p>
           <w:p>
@@ -19785,7 +19785,7 @@
             <w:pPr>
               <w:spacing w:after="20" w:before="0"/>
             </w:pPr>
-            <w:hyperlink w:history="1" r:id="rId8tp0byzxlqk9xtxpeglbf">
+            <w:hyperlink w:history="1" r:id="rIdvpyb0-zlywnlsnn9h7osp">
               <w:r>
                 <w:rPr>
                   <w:rFonts w:ascii="Arial" w:cs="Arial" w:eastAsia="Arial" w:hAnsi="Arial"/>
@@ -19818,7 +19818,7 @@
               <w:spacing w:after="10" w:before="0"/>
               <w:ind w:left="120"/>
             </w:pPr>
-            <w:hyperlink w:history="1" r:id="rIdteps0763jsiyuowr7ipzx">
+            <w:hyperlink w:history="1" r:id="rIdhrk0f-_q-ibpbneuonzjg">
               <w:r>
                 <w:rPr>
                   <w:rFonts w:ascii="Arial" w:cs="Arial" w:eastAsia="Arial" w:hAnsi="Arial"/>
@@ -19863,7 +19863,7 @@
             <w:pPr>
               <w:spacing w:after="20" w:before="0"/>
             </w:pPr>
-            <w:hyperlink w:history="1" r:id="rIdqjvfthwbdes7-atz5gksf">
+            <w:hyperlink w:history="1" r:id="rId6czffnu-cp9v0sygklquk">
               <w:r>
                 <w:rPr>
                   <w:rFonts w:ascii="Arial" w:cs="Arial" w:eastAsia="Arial" w:hAnsi="Arial"/>
@@ -19896,7 +19896,7 @@
               <w:spacing w:after="10" w:before="0"/>
               <w:ind w:left="120"/>
             </w:pPr>
-            <w:hyperlink w:history="1" r:id="rId1j5fsftyhihv8jbsypjcp">
+            <w:hyperlink w:history="1" r:id="rIdwxndxqpdt9frcxmuezosv">
               <w:r>
                 <w:rPr>
                   <w:rFonts w:ascii="Arial" w:cs="Arial" w:eastAsia="Arial" w:hAnsi="Arial"/>
@@ -20119,32 +20119,32 @@
         <w:tc>
           <w:tcPr>
             <w:tcW w:type="dxa" w:w="1520"/>
-            <w:shd w:fill="F2F2F2" w:color="auto" w:val="clear"/>
-            <w:tcMar>
-              <w:top w:type="dxa" w:w="60"/>
-              <w:left w:type="dxa" w:w="120"/>
-              <w:bottom w:type="dxa" w:w="60"/>
-              <w:right w:type="dxa" w:w="120"/>
-            </w:tcMar>
-            <w:vAlign w:val="top"/>
-          </w:tcPr>
-          <w:p>
-            <w:pPr>
-              <w:spacing w:after="40" w:before="0"/>
-              <w:jc w:val="left"/>
-            </w:pPr>
-            <w:r>
-              <w:rPr>
-                <w:rFonts w:ascii="Arial" w:cs="Arial" w:eastAsia="Arial" w:hAnsi="Arial"/>
-                <w:b/>
-                <w:bCs/>
-                <w:i w:val="false"/>
-                <w:iCs w:val="false"/>
-                <w:color w:val="000000"/>
-                <w:sz w:val="18"/>
-                <w:szCs w:val="18"/>
-              </w:rPr>
-              <w:t xml:space="preserve">Phase 5 — Model Building (13 minutes)</w:t>
+            <w:shd w:fill="D5E8F0" w:color="auto" w:val="clear"/>
+            <w:tcMar>
+              <w:top w:type="dxa" w:w="60"/>
+              <w:left w:type="dxa" w:w="120"/>
+              <w:bottom w:type="dxa" w:w="60"/>
+              <w:right w:type="dxa" w:w="120"/>
+            </w:tcMar>
+            <w:vAlign w:val="top"/>
+          </w:tcPr>
+          <w:p>
+            <w:pPr>
+              <w:spacing w:after="40" w:before="0"/>
+              <w:jc w:val="left"/>
+            </w:pPr>
+            <w:r>
+              <w:rPr>
+                <w:rFonts w:ascii="Arial" w:cs="Arial" w:eastAsia="Arial" w:hAnsi="Arial"/>
+                <w:b/>
+                <w:bCs/>
+                <w:i w:val="false"/>
+                <w:iCs w:val="false"/>
+                <w:color w:val="000000"/>
+                <w:sz w:val="18"/>
+                <w:szCs w:val="18"/>
+              </w:rPr>
+              <w:t xml:space="preserve">Model Building Phase</w:t>
             </w:r>
           </w:p>
           <w:p>
@@ -20167,7 +20167,7 @@
             <w:pPr>
               <w:spacing w:after="20" w:before="0"/>
             </w:pPr>
-            <w:hyperlink w:history="1" r:id="rIdmojm_o5kfh--4xgsq_ffi">
+            <w:hyperlink w:history="1" r:id="rIdioramuhmghkylzp6xjdlr">
               <w:r>
                 <w:rPr>
                   <w:rFonts w:ascii="Arial" w:cs="Arial" w:eastAsia="Arial" w:hAnsi="Arial"/>
@@ -20200,7 +20200,7 @@
               <w:spacing w:after="10" w:before="0"/>
               <w:ind w:left="120"/>
             </w:pPr>
-            <w:hyperlink w:history="1" r:id="rIdxweuglm_nza-sviqawkyr">
+            <w:hyperlink w:history="1" r:id="rIdbslh7rpwzmoaxyfisdfoe">
               <w:r>
                 <w:rPr>
                   <w:rFonts w:ascii="Arial" w:cs="Arial" w:eastAsia="Arial" w:hAnsi="Arial"/>
@@ -20245,7 +20245,7 @@
             <w:pPr>
               <w:spacing w:after="20" w:before="0"/>
             </w:pPr>
-            <w:hyperlink w:history="1" r:id="rIdk6cvsjoi4cqab863hsblg">
+            <w:hyperlink w:history="1" r:id="rIdmxffg89z_29wwawurkcio">
               <w:r>
                 <w:rPr>
                   <w:rFonts w:ascii="Arial" w:cs="Arial" w:eastAsia="Arial" w:hAnsi="Arial"/>
@@ -20278,7 +20278,7 @@
               <w:spacing w:after="10" w:before="0"/>
               <w:ind w:left="120"/>
             </w:pPr>
-            <w:hyperlink w:history="1" r:id="rId_6eqqrgixm6jw033wbv0d">
+            <w:hyperlink w:history="1" r:id="rIdmuvdnngmzsg4zpuiyv7zq">
               <w:r>
                 <w:rPr>
                   <w:rFonts w:ascii="Arial" w:cs="Arial" w:eastAsia="Arial" w:hAnsi="Arial"/>
@@ -21812,32 +21812,32 @@
         <w:tc>
           <w:tcPr>
             <w:tcW w:type="dxa" w:w="1520"/>
-            <w:shd w:fill="F2F2F2" w:color="auto" w:val="clear"/>
-            <w:tcMar>
-              <w:top w:type="dxa" w:w="60"/>
-              <w:left w:type="dxa" w:w="120"/>
-              <w:bottom w:type="dxa" w:w="60"/>
-              <w:right w:type="dxa" w:w="120"/>
-            </w:tcMar>
-            <w:vAlign w:val="top"/>
-          </w:tcPr>
-          <w:p>
-            <w:pPr>
-              <w:spacing w:after="40" w:before="0"/>
-              <w:jc w:val="left"/>
-            </w:pPr>
-            <w:r>
-              <w:rPr>
-                <w:rFonts w:ascii="Arial" w:cs="Arial" w:eastAsia="Arial" w:hAnsi="Arial"/>
-                <w:b/>
-                <w:bCs/>
-                <w:i w:val="false"/>
-                <w:iCs w:val="false"/>
-                <w:color w:val="000000"/>
-                <w:sz w:val="18"/>
-                <w:szCs w:val="18"/>
-              </w:rPr>
-              <w:t xml:space="preserve">Phase 1 — Predict</w:t>
+            <w:shd w:fill="EAD1F5" w:color="auto" w:val="clear"/>
+            <w:tcMar>
+              <w:top w:type="dxa" w:w="60"/>
+              <w:left w:type="dxa" w:w="120"/>
+              <w:bottom w:type="dxa" w:w="60"/>
+              <w:right w:type="dxa" w:w="120"/>
+            </w:tcMar>
+            <w:vAlign w:val="top"/>
+          </w:tcPr>
+          <w:p>
+            <w:pPr>
+              <w:spacing w:after="40" w:before="0"/>
+              <w:jc w:val="left"/>
+            </w:pPr>
+            <w:r>
+              <w:rPr>
+                <w:rFonts w:ascii="Arial" w:cs="Arial" w:eastAsia="Arial" w:hAnsi="Arial"/>
+                <w:b/>
+                <w:bCs/>
+                <w:i w:val="false"/>
+                <w:iCs w:val="false"/>
+                <w:color w:val="000000"/>
+                <w:sz w:val="18"/>
+                <w:szCs w:val="18"/>
+              </w:rPr>
+              <w:t xml:space="preserve">Predict Phase</w:t>
             </w:r>
           </w:p>
           <w:p>
@@ -21860,7 +21860,7 @@
             <w:pPr>
               <w:spacing w:after="20" w:before="0"/>
             </w:pPr>
-            <w:hyperlink w:history="1" r:id="rIdgh-c05-h2dvyvtt2tag0d">
+            <w:hyperlink w:history="1" r:id="rIdzdtsesxiop5584xktrdbw">
               <w:r>
                 <w:rPr>
                   <w:rFonts w:ascii="Arial" w:cs="Arial" w:eastAsia="Arial" w:hAnsi="Arial"/>
@@ -21893,7 +21893,7 @@
               <w:spacing w:after="10" w:before="0"/>
               <w:ind w:left="120"/>
             </w:pPr>
-            <w:hyperlink w:history="1" r:id="rId_oh-onngw48lmybc0urpx">
+            <w:hyperlink w:history="1" r:id="rIdduhwfv1ntq4ctsczhjr2m">
               <w:r>
                 <w:rPr>
                   <w:rFonts w:ascii="Arial" w:cs="Arial" w:eastAsia="Arial" w:hAnsi="Arial"/>
@@ -21938,7 +21938,7 @@
             <w:pPr>
               <w:spacing w:after="20" w:before="0"/>
             </w:pPr>
-            <w:hyperlink w:history="1" r:id="rIdskcg4thuk7pn0vzogyoqp">
+            <w:hyperlink w:history="1" r:id="rId4134-xu-vlzpjnsejiu76">
               <w:r>
                 <w:rPr>
                   <w:rFonts w:ascii="Arial" w:cs="Arial" w:eastAsia="Arial" w:hAnsi="Arial"/>
@@ -21971,7 +21971,7 @@
               <w:spacing w:after="10" w:before="0"/>
               <w:ind w:left="120"/>
             </w:pPr>
-            <w:hyperlink w:history="1" r:id="rIdzqn83cgyhgo3xhfclqxqh">
+            <w:hyperlink w:history="1" r:id="rId697spqteckg2-iafwasjb">
               <w:r>
                 <w:rPr>
                   <w:rFonts w:ascii="Arial" w:cs="Arial" w:eastAsia="Arial" w:hAnsi="Arial"/>
@@ -22118,32 +22118,32 @@
         <w:tc>
           <w:tcPr>
             <w:tcW w:type="dxa" w:w="1520"/>
-            <w:shd w:fill="F2F2F2" w:color="auto" w:val="clear"/>
-            <w:tcMar>
-              <w:top w:type="dxa" w:w="60"/>
-              <w:left w:type="dxa" w:w="120"/>
-              <w:bottom w:type="dxa" w:w="60"/>
-              <w:right w:type="dxa" w:w="120"/>
-            </w:tcMar>
-            <w:vAlign w:val="top"/>
-          </w:tcPr>
-          <w:p>
-            <w:pPr>
-              <w:spacing w:after="40" w:before="0"/>
-              <w:jc w:val="left"/>
-            </w:pPr>
-            <w:r>
-              <w:rPr>
-                <w:rFonts w:ascii="Arial" w:cs="Arial" w:eastAsia="Arial" w:hAnsi="Arial"/>
-                <w:b/>
-                <w:bCs/>
-                <w:i w:val="false"/>
-                <w:iCs w:val="false"/>
-                <w:color w:val="000000"/>
-                <w:sz w:val="18"/>
-                <w:szCs w:val="18"/>
-              </w:rPr>
-              <w:t xml:space="preserve">Phase 2 — Observe</w:t>
+            <w:shd w:fill="D9EEF1" w:color="auto" w:val="clear"/>
+            <w:tcMar>
+              <w:top w:type="dxa" w:w="60"/>
+              <w:left w:type="dxa" w:w="120"/>
+              <w:bottom w:type="dxa" w:w="60"/>
+              <w:right w:type="dxa" w:w="120"/>
+            </w:tcMar>
+            <w:vAlign w:val="top"/>
+          </w:tcPr>
+          <w:p>
+            <w:pPr>
+              <w:spacing w:after="40" w:before="0"/>
+              <w:jc w:val="left"/>
+            </w:pPr>
+            <w:r>
+              <w:rPr>
+                <w:rFonts w:ascii="Arial" w:cs="Arial" w:eastAsia="Arial" w:hAnsi="Arial"/>
+                <w:b/>
+                <w:bCs/>
+                <w:i w:val="false"/>
+                <w:iCs w:val="false"/>
+                <w:color w:val="000000"/>
+                <w:sz w:val="18"/>
+                <w:szCs w:val="18"/>
+              </w:rPr>
+              <w:t xml:space="preserve">Observe Phase</w:t>
             </w:r>
           </w:p>
           <w:p>
@@ -22166,7 +22166,7 @@
             <w:pPr>
               <w:spacing w:after="20" w:before="0"/>
             </w:pPr>
-            <w:hyperlink w:history="1" r:id="rIddbx6pduzsyvduau-eaai9">
+            <w:hyperlink w:history="1" r:id="rIdwm9z6tduoxoot9mc4_x39">
               <w:r>
                 <w:rPr>
                   <w:rFonts w:ascii="Arial" w:cs="Arial" w:eastAsia="Arial" w:hAnsi="Arial"/>
@@ -22199,7 +22199,7 @@
               <w:spacing w:after="10" w:before="0"/>
               <w:ind w:left="120"/>
             </w:pPr>
-            <w:hyperlink w:history="1" r:id="rIdgo4q_-ykvq4cqyycs4fxk">
+            <w:hyperlink w:history="1" r:id="rIdpg5yz0pddwbwouvrrzbwz">
               <w:r>
                 <w:rPr>
                   <w:rFonts w:ascii="Arial" w:cs="Arial" w:eastAsia="Arial" w:hAnsi="Arial"/>
@@ -22244,7 +22244,7 @@
             <w:pPr>
               <w:spacing w:after="20" w:before="0"/>
             </w:pPr>
-            <w:hyperlink w:history="1" r:id="rIdon4wieio1uuvomalafhqu">
+            <w:hyperlink w:history="1" r:id="rIdhqgbimnhzzxtdadbgouop">
               <w:r>
                 <w:rPr>
                   <w:rFonts w:ascii="Arial" w:cs="Arial" w:eastAsia="Arial" w:hAnsi="Arial"/>
@@ -22277,7 +22277,7 @@
               <w:spacing w:after="10" w:before="0"/>
               <w:ind w:left="120"/>
             </w:pPr>
-            <w:hyperlink w:history="1" r:id="rId4tzqa8s0cqn9huirsirvp">
+            <w:hyperlink w:history="1" r:id="rIdbe6oi7n8cterwmvnh5zyd">
               <w:r>
                 <w:rPr>
                   <w:rFonts w:ascii="Arial" w:cs="Arial" w:eastAsia="Arial" w:hAnsi="Arial"/>
@@ -22424,32 +22424,32 @@
         <w:tc>
           <w:tcPr>
             <w:tcW w:type="dxa" w:w="1520"/>
-            <w:shd w:fill="F2F2F2" w:color="auto" w:val="clear"/>
-            <w:tcMar>
-              <w:top w:type="dxa" w:w="60"/>
-              <w:left w:type="dxa" w:w="120"/>
-              <w:bottom w:type="dxa" w:w="60"/>
-              <w:right w:type="dxa" w:w="120"/>
-            </w:tcMar>
-            <w:vAlign w:val="top"/>
-          </w:tcPr>
-          <w:p>
-            <w:pPr>
-              <w:spacing w:after="40" w:before="0"/>
-              <w:jc w:val="left"/>
-            </w:pPr>
-            <w:r>
-              <w:rPr>
-                <w:rFonts w:ascii="Arial" w:cs="Arial" w:eastAsia="Arial" w:hAnsi="Arial"/>
-                <w:b/>
-                <w:bCs/>
-                <w:i w:val="false"/>
-                <w:iCs w:val="false"/>
-                <w:color w:val="000000"/>
-                <w:sz w:val="18"/>
-                <w:szCs w:val="18"/>
-              </w:rPr>
-              <w:t xml:space="preserve">Phase 3 — Explain</w:t>
+            <w:shd w:fill="E2EFDA" w:color="auto" w:val="clear"/>
+            <w:tcMar>
+              <w:top w:type="dxa" w:w="60"/>
+              <w:left w:type="dxa" w:w="120"/>
+              <w:bottom w:type="dxa" w:w="60"/>
+              <w:right w:type="dxa" w:w="120"/>
+            </w:tcMar>
+            <w:vAlign w:val="top"/>
+          </w:tcPr>
+          <w:p>
+            <w:pPr>
+              <w:spacing w:after="40" w:before="0"/>
+              <w:jc w:val="left"/>
+            </w:pPr>
+            <w:r>
+              <w:rPr>
+                <w:rFonts w:ascii="Arial" w:cs="Arial" w:eastAsia="Arial" w:hAnsi="Arial"/>
+                <w:b/>
+                <w:bCs/>
+                <w:i w:val="false"/>
+                <w:iCs w:val="false"/>
+                <w:color w:val="000000"/>
+                <w:sz w:val="18"/>
+                <w:szCs w:val="18"/>
+              </w:rPr>
+              <w:t xml:space="preserve">Explain Phase</w:t>
             </w:r>
           </w:p>
           <w:p>
@@ -22472,7 +22472,7 @@
             <w:pPr>
               <w:spacing w:after="20" w:before="0"/>
             </w:pPr>
-            <w:hyperlink w:history="1" r:id="rIdbfot0ukrrsb_lo26dfsfa">
+            <w:hyperlink w:history="1" r:id="rIdj8pmzkbvypnbi9kv2pqnf">
               <w:r>
                 <w:rPr>
                   <w:rFonts w:ascii="Arial" w:cs="Arial" w:eastAsia="Arial" w:hAnsi="Arial"/>
@@ -22505,7 +22505,7 @@
               <w:spacing w:after="10" w:before="0"/>
               <w:ind w:left="120"/>
             </w:pPr>
-            <w:hyperlink w:history="1" r:id="rIdzphwhkxuj72x7jsloipma">
+            <w:hyperlink w:history="1" r:id="rIdvmjdl1lkqps6eqab2oz7p">
               <w:r>
                 <w:rPr>
                   <w:rFonts w:ascii="Arial" w:cs="Arial" w:eastAsia="Arial" w:hAnsi="Arial"/>
@@ -22550,7 +22550,7 @@
             <w:pPr>
               <w:spacing w:after="20" w:before="0"/>
             </w:pPr>
-            <w:hyperlink w:history="1" r:id="rIdtcl9yu6oqhgoccnt6lfvq">
+            <w:hyperlink w:history="1" r:id="rIdublsgaxj86p0_q3sltity">
               <w:r>
                 <w:rPr>
                   <w:rFonts w:ascii="Arial" w:cs="Arial" w:eastAsia="Arial" w:hAnsi="Arial"/>
@@ -22583,7 +22583,7 @@
               <w:spacing w:after="10" w:before="0"/>
               <w:ind w:left="120"/>
             </w:pPr>
-            <w:hyperlink w:history="1" r:id="rIdn1-yv9zidtufufzagsz_l">
+            <w:hyperlink w:history="1" r:id="rIdkoxnfl6rlxvarubospldi">
               <w:r>
                 <w:rPr>
                   <w:rFonts w:ascii="Arial" w:cs="Arial" w:eastAsia="Arial" w:hAnsi="Arial"/>
@@ -22730,32 +22730,32 @@
         <w:tc>
           <w:tcPr>
             <w:tcW w:type="dxa" w:w="1520"/>
-            <w:shd w:fill="F2F2F2" w:color="auto" w:val="clear"/>
-            <w:tcMar>
-              <w:top w:type="dxa" w:w="60"/>
-              <w:left w:type="dxa" w:w="120"/>
-              <w:bottom w:type="dxa" w:w="60"/>
-              <w:right w:type="dxa" w:w="120"/>
-            </w:tcMar>
-            <w:vAlign w:val="top"/>
-          </w:tcPr>
-          <w:p>
-            <w:pPr>
-              <w:spacing w:after="40" w:before="0"/>
-              <w:jc w:val="left"/>
-            </w:pPr>
-            <w:r>
-              <w:rPr>
-                <w:rFonts w:ascii="Arial" w:cs="Arial" w:eastAsia="Arial" w:hAnsi="Arial"/>
-                <w:b/>
-                <w:bCs/>
-                <w:i w:val="false"/>
-                <w:iCs w:val="false"/>
-                <w:color w:val="000000"/>
-                <w:sz w:val="18"/>
-                <w:szCs w:val="18"/>
-              </w:rPr>
-              <w:t xml:space="preserve">Phase 4 — Driving Question Board (DQB) Update</w:t>
+            <w:shd w:fill="FCE4D6" w:color="auto" w:val="clear"/>
+            <w:tcMar>
+              <w:top w:type="dxa" w:w="60"/>
+              <w:left w:type="dxa" w:w="120"/>
+              <w:bottom w:type="dxa" w:w="60"/>
+              <w:right w:type="dxa" w:w="120"/>
+            </w:tcMar>
+            <w:vAlign w:val="top"/>
+          </w:tcPr>
+          <w:p>
+            <w:pPr>
+              <w:spacing w:after="40" w:before="0"/>
+              <w:jc w:val="left"/>
+            </w:pPr>
+            <w:r>
+              <w:rPr>
+                <w:rFonts w:ascii="Arial" w:cs="Arial" w:eastAsia="Arial" w:hAnsi="Arial"/>
+                <w:b/>
+                <w:bCs/>
+                <w:i w:val="false"/>
+                <w:iCs w:val="false"/>
+                <w:color w:val="000000"/>
+                <w:sz w:val="18"/>
+                <w:szCs w:val="18"/>
+              </w:rPr>
+              <w:t xml:space="preserve">Driving Question Board (DQB) Creation</w:t>
             </w:r>
           </w:p>
           <w:p>
@@ -22778,7 +22778,7 @@
             <w:pPr>
               <w:spacing w:after="20" w:before="0"/>
             </w:pPr>
-            <w:hyperlink w:history="1" r:id="rId1t47cmkfbvq3x26ske-b6">
+            <w:hyperlink w:history="1" r:id="rIdhvwlwhi6vtxiapo63xtr4">
               <w:r>
                 <w:rPr>
                   <w:rFonts w:ascii="Arial" w:cs="Arial" w:eastAsia="Arial" w:hAnsi="Arial"/>
@@ -22811,7 +22811,7 @@
               <w:spacing w:after="10" w:before="0"/>
               <w:ind w:left="120"/>
             </w:pPr>
-            <w:hyperlink w:history="1" r:id="rIdwfa7dsbbds2g8xzmhqnhd">
+            <w:hyperlink w:history="1" r:id="rIdyln4m31thrkl0b-1jqa3u">
               <w:r>
                 <w:rPr>
                   <w:rFonts w:ascii="Arial" w:cs="Arial" w:eastAsia="Arial" w:hAnsi="Arial"/>
@@ -22856,7 +22856,7 @@
             <w:pPr>
               <w:spacing w:after="20" w:before="0"/>
             </w:pPr>
-            <w:hyperlink w:history="1" r:id="rIdfbbtqgc_i_88czk73pibb">
+            <w:hyperlink w:history="1" r:id="rIdznsbkgyly7bo8hcetd2rh">
               <w:r>
                 <w:rPr>
                   <w:rFonts w:ascii="Arial" w:cs="Arial" w:eastAsia="Arial" w:hAnsi="Arial"/>
@@ -22889,7 +22889,7 @@
               <w:spacing w:after="10" w:before="0"/>
               <w:ind w:left="120"/>
             </w:pPr>
-            <w:hyperlink w:history="1" r:id="rIdr0vsp1pqa9ug61gokdm3p">
+            <w:hyperlink w:history="1" r:id="rIdfajsx57stpjse_vyz2h5v">
               <w:r>
                 <w:rPr>
                   <w:rFonts w:ascii="Arial" w:cs="Arial" w:eastAsia="Arial" w:hAnsi="Arial"/>
@@ -23036,32 +23036,32 @@
         <w:tc>
           <w:tcPr>
             <w:tcW w:type="dxa" w:w="1520"/>
-            <w:shd w:fill="F2F2F2" w:color="auto" w:val="clear"/>
-            <w:tcMar>
-              <w:top w:type="dxa" w:w="60"/>
-              <w:left w:type="dxa" w:w="120"/>
-              <w:bottom w:type="dxa" w:w="60"/>
-              <w:right w:type="dxa" w:w="120"/>
-            </w:tcMar>
-            <w:vAlign w:val="top"/>
-          </w:tcPr>
-          <w:p>
-            <w:pPr>
-              <w:spacing w:after="40" w:before="0"/>
-              <w:jc w:val="left"/>
-            </w:pPr>
-            <w:r>
-              <w:rPr>
-                <w:rFonts w:ascii="Arial" w:cs="Arial" w:eastAsia="Arial" w:hAnsi="Arial"/>
-                <w:b/>
-                <w:bCs/>
-                <w:i w:val="false"/>
-                <w:iCs w:val="false"/>
-                <w:color w:val="000000"/>
-                <w:sz w:val="18"/>
-                <w:szCs w:val="18"/>
-              </w:rPr>
-              <w:t xml:space="preserve">Phase 5 — Model Building</w:t>
+            <w:shd w:fill="D5E8F0" w:color="auto" w:val="clear"/>
+            <w:tcMar>
+              <w:top w:type="dxa" w:w="60"/>
+              <w:left w:type="dxa" w:w="120"/>
+              <w:bottom w:type="dxa" w:w="60"/>
+              <w:right w:type="dxa" w:w="120"/>
+            </w:tcMar>
+            <w:vAlign w:val="top"/>
+          </w:tcPr>
+          <w:p>
+            <w:pPr>
+              <w:spacing w:after="40" w:before="0"/>
+              <w:jc w:val="left"/>
+            </w:pPr>
+            <w:r>
+              <w:rPr>
+                <w:rFonts w:ascii="Arial" w:cs="Arial" w:eastAsia="Arial" w:hAnsi="Arial"/>
+                <w:b/>
+                <w:bCs/>
+                <w:i w:val="false"/>
+                <w:iCs w:val="false"/>
+                <w:color w:val="000000"/>
+                <w:sz w:val="18"/>
+                <w:szCs w:val="18"/>
+              </w:rPr>
+              <w:t xml:space="preserve">Model Building Phase</w:t>
             </w:r>
           </w:p>
           <w:p>
@@ -23084,7 +23084,7 @@
             <w:pPr>
               <w:spacing w:after="20" w:before="0"/>
             </w:pPr>
-            <w:hyperlink w:history="1" r:id="rIdzmwi9ev_akmsxwatzy7nk">
+            <w:hyperlink w:history="1" r:id="rIdncrwyp5to4m6vpo756ifw">
               <w:r>
                 <w:rPr>
                   <w:rFonts w:ascii="Arial" w:cs="Arial" w:eastAsia="Arial" w:hAnsi="Arial"/>
@@ -23117,7 +23117,7 @@
               <w:spacing w:after="10" w:before="0"/>
               <w:ind w:left="120"/>
             </w:pPr>
-            <w:hyperlink w:history="1" r:id="rId8cstnzcfon4aeod0vfcfl">
+            <w:hyperlink w:history="1" r:id="rIdqwmk8ytqul4jt-otv2e3b">
               <w:r>
                 <w:rPr>
                   <w:rFonts w:ascii="Arial" w:cs="Arial" w:eastAsia="Arial" w:hAnsi="Arial"/>
@@ -23162,7 +23162,7 @@
             <w:pPr>
               <w:spacing w:after="20" w:before="0"/>
             </w:pPr>
-            <w:hyperlink w:history="1" r:id="rId3bdiotgci7ksvtofh9yqi">
+            <w:hyperlink w:history="1" r:id="rIdlkq93zwrbf8x6hsorc01b">
               <w:r>
                 <w:rPr>
                   <w:rFonts w:ascii="Arial" w:cs="Arial" w:eastAsia="Arial" w:hAnsi="Arial"/>
@@ -23195,7 +23195,7 @@
               <w:spacing w:after="10" w:before="0"/>
               <w:ind w:left="120"/>
             </w:pPr>
-            <w:hyperlink w:history="1" r:id="rIdc5jppnorwcjsyutucfdnd">
+            <w:hyperlink w:history="1" r:id="rIdrehvekcm-dzivttjruamy">
               <w:r>
                 <w:rPr>
                   <w:rFonts w:ascii="Arial" w:cs="Arial" w:eastAsia="Arial" w:hAnsi="Arial"/>
@@ -24634,32 +24634,32 @@
         <w:tc>
           <w:tcPr>
             <w:tcW w:type="dxa" w:w="1520"/>
-            <w:shd w:fill="F2F2F2" w:color="auto" w:val="clear"/>
-            <w:tcMar>
-              <w:top w:type="dxa" w:w="60"/>
-              <w:left w:type="dxa" w:w="120"/>
-              <w:bottom w:type="dxa" w:w="60"/>
-              <w:right w:type="dxa" w:w="120"/>
-            </w:tcMar>
-            <w:vAlign w:val="top"/>
-          </w:tcPr>
-          <w:p>
-            <w:pPr>
-              <w:spacing w:after="40" w:before="0"/>
-              <w:jc w:val="left"/>
-            </w:pPr>
-            <w:r>
-              <w:rPr>
-                <w:rFonts w:ascii="Arial" w:cs="Arial" w:eastAsia="Arial" w:hAnsi="Arial"/>
-                <w:b/>
-                <w:bCs/>
-                <w:i w:val="false"/>
-                <w:iCs w:val="false"/>
-                <w:color w:val="000000"/>
-                <w:sz w:val="18"/>
-                <w:szCs w:val="18"/>
-              </w:rPr>
-              <w:t xml:space="preserve">Phase 1 — Predict</w:t>
+            <w:shd w:fill="EAD1F5" w:color="auto" w:val="clear"/>
+            <w:tcMar>
+              <w:top w:type="dxa" w:w="60"/>
+              <w:left w:type="dxa" w:w="120"/>
+              <w:bottom w:type="dxa" w:w="60"/>
+              <w:right w:type="dxa" w:w="120"/>
+            </w:tcMar>
+            <w:vAlign w:val="top"/>
+          </w:tcPr>
+          <w:p>
+            <w:pPr>
+              <w:spacing w:after="40" w:before="0"/>
+              <w:jc w:val="left"/>
+            </w:pPr>
+            <w:r>
+              <w:rPr>
+                <w:rFonts w:ascii="Arial" w:cs="Arial" w:eastAsia="Arial" w:hAnsi="Arial"/>
+                <w:b/>
+                <w:bCs/>
+                <w:i w:val="false"/>
+                <w:iCs w:val="false"/>
+                <w:color w:val="000000"/>
+                <w:sz w:val="18"/>
+                <w:szCs w:val="18"/>
+              </w:rPr>
+              <w:t xml:space="preserve">Predict Phase</w:t>
             </w:r>
           </w:p>
           <w:p>
@@ -24682,7 +24682,7 @@
             <w:pPr>
               <w:spacing w:after="20" w:before="0"/>
             </w:pPr>
-            <w:hyperlink w:history="1" r:id="rIddhrsk6c1rpehmvjtg5qfk">
+            <w:hyperlink w:history="1" r:id="rIddzn_qbepvvx6bmhgfmus_">
               <w:r>
                 <w:rPr>
                   <w:rFonts w:ascii="Arial" w:cs="Arial" w:eastAsia="Arial" w:hAnsi="Arial"/>
@@ -24715,7 +24715,7 @@
               <w:spacing w:after="10" w:before="0"/>
               <w:ind w:left="120"/>
             </w:pPr>
-            <w:hyperlink w:history="1" r:id="rId_fravktktqaeet1sgkwt7">
+            <w:hyperlink w:history="1" r:id="rId3mvoegdznvvl5jqkiatir">
               <w:r>
                 <w:rPr>
                   <w:rFonts w:ascii="Arial" w:cs="Arial" w:eastAsia="Arial" w:hAnsi="Arial"/>
@@ -24760,7 +24760,7 @@
             <w:pPr>
               <w:spacing w:after="20" w:before="0"/>
             </w:pPr>
-            <w:hyperlink w:history="1" r:id="rIdcqb07ahgvq9hdk5xfqul0">
+            <w:hyperlink w:history="1" r:id="rIdd8ligpnkqdayre_lmujia">
               <w:r>
                 <w:rPr>
                   <w:rFonts w:ascii="Arial" w:cs="Arial" w:eastAsia="Arial" w:hAnsi="Arial"/>
@@ -24793,7 +24793,7 @@
               <w:spacing w:after="10" w:before="0"/>
               <w:ind w:left="120"/>
             </w:pPr>
-            <w:hyperlink w:history="1" r:id="rIdbvuaynxq706qzmxiigclf">
+            <w:hyperlink w:history="1" r:id="rIdkly72drouqr4qm4jn6tij">
               <w:r>
                 <w:rPr>
                   <w:rFonts w:ascii="Arial" w:cs="Arial" w:eastAsia="Arial" w:hAnsi="Arial"/>
@@ -24940,32 +24940,32 @@
         <w:tc>
           <w:tcPr>
             <w:tcW w:type="dxa" w:w="1520"/>
-            <w:shd w:fill="F2F2F2" w:color="auto" w:val="clear"/>
-            <w:tcMar>
-              <w:top w:type="dxa" w:w="60"/>
-              <w:left w:type="dxa" w:w="120"/>
-              <w:bottom w:type="dxa" w:w="60"/>
-              <w:right w:type="dxa" w:w="120"/>
-            </w:tcMar>
-            <w:vAlign w:val="top"/>
-          </w:tcPr>
-          <w:p>
-            <w:pPr>
-              <w:spacing w:after="40" w:before="0"/>
-              <w:jc w:val="left"/>
-            </w:pPr>
-            <w:r>
-              <w:rPr>
-                <w:rFonts w:ascii="Arial" w:cs="Arial" w:eastAsia="Arial" w:hAnsi="Arial"/>
-                <w:b/>
-                <w:bCs/>
-                <w:i w:val="false"/>
-                <w:iCs w:val="false"/>
-                <w:color w:val="000000"/>
-                <w:sz w:val="18"/>
-                <w:szCs w:val="18"/>
-              </w:rPr>
-              <w:t xml:space="preserve">Phase 2 — Observe</w:t>
+            <w:shd w:fill="D9EEF1" w:color="auto" w:val="clear"/>
+            <w:tcMar>
+              <w:top w:type="dxa" w:w="60"/>
+              <w:left w:type="dxa" w:w="120"/>
+              <w:bottom w:type="dxa" w:w="60"/>
+              <w:right w:type="dxa" w:w="120"/>
+            </w:tcMar>
+            <w:vAlign w:val="top"/>
+          </w:tcPr>
+          <w:p>
+            <w:pPr>
+              <w:spacing w:after="40" w:before="0"/>
+              <w:jc w:val="left"/>
+            </w:pPr>
+            <w:r>
+              <w:rPr>
+                <w:rFonts w:ascii="Arial" w:cs="Arial" w:eastAsia="Arial" w:hAnsi="Arial"/>
+                <w:b/>
+                <w:bCs/>
+                <w:i w:val="false"/>
+                <w:iCs w:val="false"/>
+                <w:color w:val="000000"/>
+                <w:sz w:val="18"/>
+                <w:szCs w:val="18"/>
+              </w:rPr>
+              <w:t xml:space="preserve">Observe Phase</w:t>
             </w:r>
           </w:p>
           <w:p>
@@ -24988,7 +24988,7 @@
             <w:pPr>
               <w:spacing w:after="20" w:before="0"/>
             </w:pPr>
-            <w:hyperlink w:history="1" r:id="rId8sxkyifwm4t8yvisoow3y">
+            <w:hyperlink w:history="1" r:id="rIdhwyl9avwffzsda8drkw56">
               <w:r>
                 <w:rPr>
                   <w:rFonts w:ascii="Arial" w:cs="Arial" w:eastAsia="Arial" w:hAnsi="Arial"/>
@@ -25021,7 +25021,7 @@
               <w:spacing w:after="10" w:before="0"/>
               <w:ind w:left="120"/>
             </w:pPr>
-            <w:hyperlink w:history="1" r:id="rIdlvkqwrcknrjd2bs79yera">
+            <w:hyperlink w:history="1" r:id="rIdab2qjsn_k_rkmcqlqrftk">
               <w:r>
                 <w:rPr>
                   <w:rFonts w:ascii="Arial" w:cs="Arial" w:eastAsia="Arial" w:hAnsi="Arial"/>
@@ -25066,7 +25066,7 @@
             <w:pPr>
               <w:spacing w:after="20" w:before="0"/>
             </w:pPr>
-            <w:hyperlink w:history="1" r:id="rIdy2x_fh0ezk4-o_eakuebw">
+            <w:hyperlink w:history="1" r:id="rId690ion3nmfq6uv2p8awnf">
               <w:r>
                 <w:rPr>
                   <w:rFonts w:ascii="Arial" w:cs="Arial" w:eastAsia="Arial" w:hAnsi="Arial"/>
@@ -25099,7 +25099,7 @@
               <w:spacing w:after="10" w:before="0"/>
               <w:ind w:left="120"/>
             </w:pPr>
-            <w:hyperlink w:history="1" r:id="rId3sto2kxsci_ffhvrs3yrb">
+            <w:hyperlink w:history="1" r:id="rIdqucsyldpaqx1ocnor68qi">
               <w:r>
                 <w:rPr>
                   <w:rFonts w:ascii="Arial" w:cs="Arial" w:eastAsia="Arial" w:hAnsi="Arial"/>
@@ -25246,32 +25246,32 @@
         <w:tc>
           <w:tcPr>
             <w:tcW w:type="dxa" w:w="1520"/>
-            <w:shd w:fill="F2F2F2" w:color="auto" w:val="clear"/>
-            <w:tcMar>
-              <w:top w:type="dxa" w:w="60"/>
-              <w:left w:type="dxa" w:w="120"/>
-              <w:bottom w:type="dxa" w:w="60"/>
-              <w:right w:type="dxa" w:w="120"/>
-            </w:tcMar>
-            <w:vAlign w:val="top"/>
-          </w:tcPr>
-          <w:p>
-            <w:pPr>
-              <w:spacing w:after="40" w:before="0"/>
-              <w:jc w:val="left"/>
-            </w:pPr>
-            <w:r>
-              <w:rPr>
-                <w:rFonts w:ascii="Arial" w:cs="Arial" w:eastAsia="Arial" w:hAnsi="Arial"/>
-                <w:b/>
-                <w:bCs/>
-                <w:i w:val="false"/>
-                <w:iCs w:val="false"/>
-                <w:color w:val="000000"/>
-                <w:sz w:val="18"/>
-                <w:szCs w:val="18"/>
-              </w:rPr>
-              <w:t xml:space="preserve">Phase 3 — Explain</w:t>
+            <w:shd w:fill="E2EFDA" w:color="auto" w:val="clear"/>
+            <w:tcMar>
+              <w:top w:type="dxa" w:w="60"/>
+              <w:left w:type="dxa" w:w="120"/>
+              <w:bottom w:type="dxa" w:w="60"/>
+              <w:right w:type="dxa" w:w="120"/>
+            </w:tcMar>
+            <w:vAlign w:val="top"/>
+          </w:tcPr>
+          <w:p>
+            <w:pPr>
+              <w:spacing w:after="40" w:before="0"/>
+              <w:jc w:val="left"/>
+            </w:pPr>
+            <w:r>
+              <w:rPr>
+                <w:rFonts w:ascii="Arial" w:cs="Arial" w:eastAsia="Arial" w:hAnsi="Arial"/>
+                <w:b/>
+                <w:bCs/>
+                <w:i w:val="false"/>
+                <w:iCs w:val="false"/>
+                <w:color w:val="000000"/>
+                <w:sz w:val="18"/>
+                <w:szCs w:val="18"/>
+              </w:rPr>
+              <w:t xml:space="preserve">Explain Phase</w:t>
             </w:r>
           </w:p>
           <w:p>
@@ -25294,7 +25294,7 @@
             <w:pPr>
               <w:spacing w:after="20" w:before="0"/>
             </w:pPr>
-            <w:hyperlink w:history="1" r:id="rId3lqjqcati-btwpa7yiwj2">
+            <w:hyperlink w:history="1" r:id="rIdcautuxg129hz_do1e697m">
               <w:r>
                 <w:rPr>
                   <w:rFonts w:ascii="Arial" w:cs="Arial" w:eastAsia="Arial" w:hAnsi="Arial"/>
@@ -25327,7 +25327,7 @@
               <w:spacing w:after="10" w:before="0"/>
               <w:ind w:left="120"/>
             </w:pPr>
-            <w:hyperlink w:history="1" r:id="rId6n-es2wtdrx4cqava8ipr">
+            <w:hyperlink w:history="1" r:id="rIdixfwgpw4ll-mrm3vgioug">
               <w:r>
                 <w:rPr>
                   <w:rFonts w:ascii="Arial" w:cs="Arial" w:eastAsia="Arial" w:hAnsi="Arial"/>
@@ -25372,7 +25372,7 @@
             <w:pPr>
               <w:spacing w:after="20" w:before="0"/>
             </w:pPr>
-            <w:hyperlink w:history="1" r:id="rIdpacqqtc9svilqwyxbfi8i">
+            <w:hyperlink w:history="1" r:id="rIdcvdzpi3t8eqcwds5zk6ez">
               <w:r>
                 <w:rPr>
                   <w:rFonts w:ascii="Arial" w:cs="Arial" w:eastAsia="Arial" w:hAnsi="Arial"/>
@@ -25405,7 +25405,7 @@
               <w:spacing w:after="10" w:before="0"/>
               <w:ind w:left="120"/>
             </w:pPr>
-            <w:hyperlink w:history="1" r:id="rId3u1tb8ekt_dncm5dsniam">
+            <w:hyperlink w:history="1" r:id="rIdqhlp0zu5gd5cl75c8z35_">
               <w:r>
                 <w:rPr>
                   <w:rFonts w:ascii="Arial" w:cs="Arial" w:eastAsia="Arial" w:hAnsi="Arial"/>
@@ -25552,32 +25552,32 @@
         <w:tc>
           <w:tcPr>
             <w:tcW w:type="dxa" w:w="1520"/>
-            <w:shd w:fill="F2F2F2" w:color="auto" w:val="clear"/>
-            <w:tcMar>
-              <w:top w:type="dxa" w:w="60"/>
-              <w:left w:type="dxa" w:w="120"/>
-              <w:bottom w:type="dxa" w:w="60"/>
-              <w:right w:type="dxa" w:w="120"/>
-            </w:tcMar>
-            <w:vAlign w:val="top"/>
-          </w:tcPr>
-          <w:p>
-            <w:pPr>
-              <w:spacing w:after="40" w:before="0"/>
-              <w:jc w:val="left"/>
-            </w:pPr>
-            <w:r>
-              <w:rPr>
-                <w:rFonts w:ascii="Arial" w:cs="Arial" w:eastAsia="Arial" w:hAnsi="Arial"/>
-                <w:b/>
-                <w:bCs/>
-                <w:i w:val="false"/>
-                <w:iCs w:val="false"/>
-                <w:color w:val="000000"/>
-                <w:sz w:val="18"/>
-                <w:szCs w:val="18"/>
-              </w:rPr>
-              <w:t xml:space="preserve">Phase 4 — Driving Question Board (DQB) Completion</w:t>
+            <w:shd w:fill="FCE4D6" w:color="auto" w:val="clear"/>
+            <w:tcMar>
+              <w:top w:type="dxa" w:w="60"/>
+              <w:left w:type="dxa" w:w="120"/>
+              <w:bottom w:type="dxa" w:w="60"/>
+              <w:right w:type="dxa" w:w="120"/>
+            </w:tcMar>
+            <w:vAlign w:val="top"/>
+          </w:tcPr>
+          <w:p>
+            <w:pPr>
+              <w:spacing w:after="40" w:before="0"/>
+              <w:jc w:val="left"/>
+            </w:pPr>
+            <w:r>
+              <w:rPr>
+                <w:rFonts w:ascii="Arial" w:cs="Arial" w:eastAsia="Arial" w:hAnsi="Arial"/>
+                <w:b/>
+                <w:bCs/>
+                <w:i w:val="false"/>
+                <w:iCs w:val="false"/>
+                <w:color w:val="000000"/>
+                <w:sz w:val="18"/>
+                <w:szCs w:val="18"/>
+              </w:rPr>
+              <w:t xml:space="preserve">Driving Question Board (DQB) Creation</w:t>
             </w:r>
           </w:p>
           <w:p>
@@ -25600,7 +25600,7 @@
             <w:pPr>
               <w:spacing w:after="20" w:before="0"/>
             </w:pPr>
-            <w:hyperlink w:history="1" r:id="rIdkjmdhmj8m0ta9xr81jptj">
+            <w:hyperlink w:history="1" r:id="rIdxvpvrw1hh5jf04jjqqada">
               <w:r>
                 <w:rPr>
                   <w:rFonts w:ascii="Arial" w:cs="Arial" w:eastAsia="Arial" w:hAnsi="Arial"/>
@@ -25633,7 +25633,7 @@
               <w:spacing w:after="10" w:before="0"/>
               <w:ind w:left="120"/>
             </w:pPr>
-            <w:hyperlink w:history="1" r:id="rIdspouf0prrhcg6u6lx29dh">
+            <w:hyperlink w:history="1" r:id="rIdkvkcn2umhi1nyeseb7aw8">
               <w:r>
                 <w:rPr>
                   <w:rFonts w:ascii="Arial" w:cs="Arial" w:eastAsia="Arial" w:hAnsi="Arial"/>
@@ -25678,7 +25678,7 @@
             <w:pPr>
               <w:spacing w:after="20" w:before="0"/>
             </w:pPr>
-            <w:hyperlink w:history="1" r:id="rId4ecl_dm2-lhqonxdpmpbs">
+            <w:hyperlink w:history="1" r:id="rId-hmywvah5kyzcxvqgeg4r">
               <w:r>
                 <w:rPr>
                   <w:rFonts w:ascii="Arial" w:cs="Arial" w:eastAsia="Arial" w:hAnsi="Arial"/>
@@ -25711,7 +25711,7 @@
               <w:spacing w:after="10" w:before="0"/>
               <w:ind w:left="120"/>
             </w:pPr>
-            <w:hyperlink w:history="1" r:id="rIdevjbbidtjjvousnt3aeha">
+            <w:hyperlink w:history="1" r:id="rIdxjudxybhvbaempw-t5dtb">
               <w:r>
                 <w:rPr>
                   <w:rFonts w:ascii="Arial" w:cs="Arial" w:eastAsia="Arial" w:hAnsi="Arial"/>
@@ -25858,32 +25858,32 @@
         <w:tc>
           <w:tcPr>
             <w:tcW w:type="dxa" w:w="1520"/>
-            <w:shd w:fill="F2F2F2" w:color="auto" w:val="clear"/>
-            <w:tcMar>
-              <w:top w:type="dxa" w:w="60"/>
-              <w:left w:type="dxa" w:w="120"/>
-              <w:bottom w:type="dxa" w:w="60"/>
-              <w:right w:type="dxa" w:w="120"/>
-            </w:tcMar>
-            <w:vAlign w:val="top"/>
-          </w:tcPr>
-          <w:p>
-            <w:pPr>
-              <w:spacing w:after="40" w:before="0"/>
-              <w:jc w:val="left"/>
-            </w:pPr>
-            <w:r>
-              <w:rPr>
-                <w:rFonts w:ascii="Arial" w:cs="Arial" w:eastAsia="Arial" w:hAnsi="Arial"/>
-                <w:b/>
-                <w:bCs/>
-                <w:i w:val="false"/>
-                <w:iCs w:val="false"/>
-                <w:color w:val="000000"/>
-                <w:sz w:val="18"/>
-                <w:szCs w:val="18"/>
-              </w:rPr>
-              <w:t xml:space="preserve">Phase 5 — Model Building: Final Model Comparison and Written Explanation</w:t>
+            <w:shd w:fill="D5E8F0" w:color="auto" w:val="clear"/>
+            <w:tcMar>
+              <w:top w:type="dxa" w:w="60"/>
+              <w:left w:type="dxa" w:w="120"/>
+              <w:bottom w:type="dxa" w:w="60"/>
+              <w:right w:type="dxa" w:w="120"/>
+            </w:tcMar>
+            <w:vAlign w:val="top"/>
+          </w:tcPr>
+          <w:p>
+            <w:pPr>
+              <w:spacing w:after="40" w:before="0"/>
+              <w:jc w:val="left"/>
+            </w:pPr>
+            <w:r>
+              <w:rPr>
+                <w:rFonts w:ascii="Arial" w:cs="Arial" w:eastAsia="Arial" w:hAnsi="Arial"/>
+                <w:b/>
+                <w:bCs/>
+                <w:i w:val="false"/>
+                <w:iCs w:val="false"/>
+                <w:color w:val="000000"/>
+                <w:sz w:val="18"/>
+                <w:szCs w:val="18"/>
+              </w:rPr>
+              <w:t xml:space="preserve">Model Building Phase</w:t>
             </w:r>
           </w:p>
           <w:p>
@@ -25906,7 +25906,7 @@
             <w:pPr>
               <w:spacing w:after="20" w:before="0"/>
             </w:pPr>
-            <w:hyperlink w:history="1" r:id="rIdsf3xquxoyponwfozrmrjk">
+            <w:hyperlink w:history="1" r:id="rIdqztgdnxlcoe5mwkhjbqca">
               <w:r>
                 <w:rPr>
                   <w:rFonts w:ascii="Arial" w:cs="Arial" w:eastAsia="Arial" w:hAnsi="Arial"/>
@@ -25939,7 +25939,7 @@
               <w:spacing w:after="10" w:before="0"/>
               <w:ind w:left="120"/>
             </w:pPr>
-            <w:hyperlink w:history="1" r:id="rIdalelrvb4zabhkofpxg6gp">
+            <w:hyperlink w:history="1" r:id="rIdqldwxvzk3pnklgy564bna">
               <w:r>
                 <w:rPr>
                   <w:rFonts w:ascii="Arial" w:cs="Arial" w:eastAsia="Arial" w:hAnsi="Arial"/>
@@ -25984,7 +25984,7 @@
             <w:pPr>
               <w:spacing w:after="20" w:before="0"/>
             </w:pPr>
-            <w:hyperlink w:history="1" r:id="rId3xcbcysxestbtuqbc6ycu">
+            <w:hyperlink w:history="1" r:id="rId3hvzo_tpe4cxr2mnt_a3i">
               <w:r>
                 <w:rPr>
                   <w:rFonts w:ascii="Arial" w:cs="Arial" w:eastAsia="Arial" w:hAnsi="Arial"/>
@@ -26017,7 +26017,7 @@
               <w:spacing w:after="10" w:before="0"/>
               <w:ind w:left="120"/>
             </w:pPr>
-            <w:hyperlink w:history="1" r:id="rIdhmggppox4p4dcd-w1vcqh">
+            <w:hyperlink w:history="1" r:id="rId2nqdbeqhtgb3wyz2f4tec">
               <w:r>
                 <w:rPr>
                   <w:rFonts w:ascii="Arial" w:cs="Arial" w:eastAsia="Arial" w:hAnsi="Arial"/>

--- a/data/outputs/v2/Core_Mathematics/SS1.3_Quadratic_Expressions_and_Equations/Core_Mathematics_Quadratic_Expressions_and_Equations_CBE_LessonSequence.docx
+++ b/data/outputs/v2/Core_Mathematics/SS1.3_Quadratic_Expressions_and_Equations/Core_Mathematics_Quadratic_Expressions_and_Equations_CBE_LessonSequence.docx
@@ -3533,7 +3533,7 @@
             <w:pPr>
               <w:spacing w:after="20" w:before="0"/>
             </w:pPr>
-            <w:hyperlink w:history="1" r:id="rIdaavsa_bjsktskuu0b7u_j">
+            <w:hyperlink w:history="1" r:id="rId2z1p3z6x2h70xoknjeala">
               <w:r>
                 <w:rPr>
                   <w:rFonts w:ascii="Arial" w:cs="Arial" w:eastAsia="Arial" w:hAnsi="Arial"/>
@@ -3566,7 +3566,7 @@
               <w:spacing w:after="10" w:before="0"/>
               <w:ind w:left="120"/>
             </w:pPr>
-            <w:hyperlink w:history="1" r:id="rIdtcn9euesxwaw_hqry4l9m">
+            <w:hyperlink w:history="1" r:id="rIdy2w2ydnsiwbs-q8ltfms0">
               <w:r>
                 <w:rPr>
                   <w:rFonts w:ascii="Arial" w:cs="Arial" w:eastAsia="Arial" w:hAnsi="Arial"/>
@@ -3611,7 +3611,7 @@
             <w:pPr>
               <w:spacing w:after="20" w:before="0"/>
             </w:pPr>
-            <w:hyperlink w:history="1" r:id="rIdhnzev1nxgx7vyksngnkgw">
+            <w:hyperlink w:history="1" r:id="rIdqt06vet2yloefqp1eiy1n">
               <w:r>
                 <w:rPr>
                   <w:rFonts w:ascii="Arial" w:cs="Arial" w:eastAsia="Arial" w:hAnsi="Arial"/>
@@ -3644,7 +3644,7 @@
               <w:spacing w:after="10" w:before="0"/>
               <w:ind w:left="120"/>
             </w:pPr>
-            <w:hyperlink w:history="1" r:id="rId8w_wc0lu-ppwh9oqcafhe">
+            <w:hyperlink w:history="1" r:id="rIdq3jejnwcimpbul46i4eve">
               <w:r>
                 <w:rPr>
                   <w:rFonts w:ascii="Arial" w:cs="Arial" w:eastAsia="Arial" w:hAnsi="Arial"/>
@@ -3839,7 +3839,7 @@
             <w:pPr>
               <w:spacing w:after="20" w:before="0"/>
             </w:pPr>
-            <w:hyperlink w:history="1" r:id="rIdxgnwmi65hb-ehmfektod1">
+            <w:hyperlink w:history="1" r:id="rIdishjwzntiqoyzawb_leqq">
               <w:r>
                 <w:rPr>
                   <w:rFonts w:ascii="Arial" w:cs="Arial" w:eastAsia="Arial" w:hAnsi="Arial"/>
@@ -3872,7 +3872,7 @@
               <w:spacing w:after="10" w:before="0"/>
               <w:ind w:left="120"/>
             </w:pPr>
-            <w:hyperlink w:history="1" r:id="rIdx32yhz-i03refbccartqf">
+            <w:hyperlink w:history="1" r:id="rIdo-lgcmem6pmqkveb28tv3">
               <w:r>
                 <w:rPr>
                   <w:rFonts w:ascii="Arial" w:cs="Arial" w:eastAsia="Arial" w:hAnsi="Arial"/>
@@ -3917,7 +3917,7 @@
             <w:pPr>
               <w:spacing w:after="20" w:before="0"/>
             </w:pPr>
-            <w:hyperlink w:history="1" r:id="rIdbfeqq9c2nbbtqa_nyp_sy">
+            <w:hyperlink w:history="1" r:id="rId0rwyi_49x0nyjk0j3omkq">
               <w:r>
                 <w:rPr>
                   <w:rFonts w:ascii="Arial" w:cs="Arial" w:eastAsia="Arial" w:hAnsi="Arial"/>
@@ -3950,7 +3950,7 @@
               <w:spacing w:after="10" w:before="0"/>
               <w:ind w:left="120"/>
             </w:pPr>
-            <w:hyperlink w:history="1" r:id="rIdpnjdauf7wyk5tdbadjeky">
+            <w:hyperlink w:history="1" r:id="rId_wf7gqvq9hnpr7rruvcm4">
               <w:r>
                 <w:rPr>
                   <w:rFonts w:ascii="Arial" w:cs="Arial" w:eastAsia="Arial" w:hAnsi="Arial"/>
@@ -4145,7 +4145,7 @@
             <w:pPr>
               <w:spacing w:after="20" w:before="0"/>
             </w:pPr>
-            <w:hyperlink w:history="1" r:id="rId0w645ptkj2myf8ilz398e">
+            <w:hyperlink w:history="1" r:id="rIdxo9xtdgyfllclbql7se7j">
               <w:r>
                 <w:rPr>
                   <w:rFonts w:ascii="Arial" w:cs="Arial" w:eastAsia="Arial" w:hAnsi="Arial"/>
@@ -4178,7 +4178,7 @@
               <w:spacing w:after="10" w:before="0"/>
               <w:ind w:left="120"/>
             </w:pPr>
-            <w:hyperlink w:history="1" r:id="rIdavavla_wr4zfy1rxnvftp">
+            <w:hyperlink w:history="1" r:id="rIdcwi50zqkknl2un9_crv96">
               <w:r>
                 <w:rPr>
                   <w:rFonts w:ascii="Arial" w:cs="Arial" w:eastAsia="Arial" w:hAnsi="Arial"/>
@@ -4223,7 +4223,7 @@
             <w:pPr>
               <w:spacing w:after="20" w:before="0"/>
             </w:pPr>
-            <w:hyperlink w:history="1" r:id="rIdxoa9domrzaa6i5bfaqejg">
+            <w:hyperlink w:history="1" r:id="rIdnn8ogb2ebwpkx7qxflzlr">
               <w:r>
                 <w:rPr>
                   <w:rFonts w:ascii="Arial" w:cs="Arial" w:eastAsia="Arial" w:hAnsi="Arial"/>
@@ -4256,7 +4256,7 @@
               <w:spacing w:after="10" w:before="0"/>
               <w:ind w:left="120"/>
             </w:pPr>
-            <w:hyperlink w:history="1" r:id="rIdjlyad5kvkdzlyqxq_e2dg">
+            <w:hyperlink w:history="1" r:id="rIdhufao94sja9hlntkbp_vc">
               <w:r>
                 <w:rPr>
                   <w:rFonts w:ascii="Arial" w:cs="Arial" w:eastAsia="Arial" w:hAnsi="Arial"/>
@@ -4451,7 +4451,7 @@
             <w:pPr>
               <w:spacing w:after="20" w:before="0"/>
             </w:pPr>
-            <w:hyperlink w:history="1" r:id="rIdl4a69_x2rjieow6z1ztxi">
+            <w:hyperlink w:history="1" r:id="rIdkihouc2rh0hyoivahhpcz">
               <w:r>
                 <w:rPr>
                   <w:rFonts w:ascii="Arial" w:cs="Arial" w:eastAsia="Arial" w:hAnsi="Arial"/>
@@ -4484,7 +4484,7 @@
               <w:spacing w:after="10" w:before="0"/>
               <w:ind w:left="120"/>
             </w:pPr>
-            <w:hyperlink w:history="1" r:id="rIdxp5y5wnpyil2kbd6zkxxp">
+            <w:hyperlink w:history="1" r:id="rIdytzx3dj-xbussf1gtxqe8">
               <w:r>
                 <w:rPr>
                   <w:rFonts w:ascii="Arial" w:cs="Arial" w:eastAsia="Arial" w:hAnsi="Arial"/>
@@ -4529,7 +4529,7 @@
             <w:pPr>
               <w:spacing w:after="20" w:before="0"/>
             </w:pPr>
-            <w:hyperlink w:history="1" r:id="rIdwm6r-27dakqg1jjobwjzg">
+            <w:hyperlink w:history="1" r:id="rIdg-ndlmji9nt8atzimbt2p">
               <w:r>
                 <w:rPr>
                   <w:rFonts w:ascii="Arial" w:cs="Arial" w:eastAsia="Arial" w:hAnsi="Arial"/>
@@ -4562,7 +4562,7 @@
               <w:spacing w:after="10" w:before="0"/>
               <w:ind w:left="120"/>
             </w:pPr>
-            <w:hyperlink w:history="1" r:id="rIdk9aqbm_9zet0-t6cfrokk">
+            <w:hyperlink w:history="1" r:id="rIdobfa9h-kt1cenrbay1z8o">
               <w:r>
                 <w:rPr>
                   <w:rFonts w:ascii="Arial" w:cs="Arial" w:eastAsia="Arial" w:hAnsi="Arial"/>
@@ -4757,7 +4757,7 @@
             <w:pPr>
               <w:spacing w:after="20" w:before="0"/>
             </w:pPr>
-            <w:hyperlink w:history="1" r:id="rIdcwsxbok7sv7nofzilarqy">
+            <w:hyperlink w:history="1" r:id="rIdbl0vten7t0_mujv6t3hi1">
               <w:r>
                 <w:rPr>
                   <w:rFonts w:ascii="Arial" w:cs="Arial" w:eastAsia="Arial" w:hAnsi="Arial"/>
@@ -4790,7 +4790,7 @@
               <w:spacing w:after="10" w:before="0"/>
               <w:ind w:left="120"/>
             </w:pPr>
-            <w:hyperlink w:history="1" r:id="rIduqoec3vgbpnxtod1_rgmi">
+            <w:hyperlink w:history="1" r:id="rIdymcq75xbflrtkys3v48yu">
               <w:r>
                 <w:rPr>
                   <w:rFonts w:ascii="Arial" w:cs="Arial" w:eastAsia="Arial" w:hAnsi="Arial"/>
@@ -4835,7 +4835,7 @@
             <w:pPr>
               <w:spacing w:after="20" w:before="0"/>
             </w:pPr>
-            <w:hyperlink w:history="1" r:id="rId9ux8spvzqmuk2gcokvlcq">
+            <w:hyperlink w:history="1" r:id="rIddqhyoc1dqzxpqeohryepf">
               <w:r>
                 <w:rPr>
                   <w:rFonts w:ascii="Arial" w:cs="Arial" w:eastAsia="Arial" w:hAnsi="Arial"/>
@@ -4868,7 +4868,7 @@
               <w:spacing w:after="10" w:before="0"/>
               <w:ind w:left="120"/>
             </w:pPr>
-            <w:hyperlink w:history="1" r:id="rId1jbfpps23lzcca5xtdvbx">
+            <w:hyperlink w:history="1" r:id="rIdeovoklvwfltn-h4mdzapa">
               <w:r>
                 <w:rPr>
                   <w:rFonts w:ascii="Arial" w:cs="Arial" w:eastAsia="Arial" w:hAnsi="Arial"/>
@@ -6355,7 +6355,7 @@
             <w:pPr>
               <w:spacing w:after="20" w:before="0"/>
             </w:pPr>
-            <w:hyperlink w:history="1" r:id="rIdop2nvr5ip6ehki4bvg1ej">
+            <w:hyperlink w:history="1" r:id="rIdc39oyp0vkmlflbtbx1dey">
               <w:r>
                 <w:rPr>
                   <w:rFonts w:ascii="Arial" w:cs="Arial" w:eastAsia="Arial" w:hAnsi="Arial"/>
@@ -6388,7 +6388,7 @@
               <w:spacing w:after="10" w:before="0"/>
               <w:ind w:left="120"/>
             </w:pPr>
-            <w:hyperlink w:history="1" r:id="rIdpdpqve1swidqzlclnmydr">
+            <w:hyperlink w:history="1" r:id="rIdcw4boizxqp5tpfqvbvh9_">
               <w:r>
                 <w:rPr>
                   <w:rFonts w:ascii="Arial" w:cs="Arial" w:eastAsia="Arial" w:hAnsi="Arial"/>
@@ -6433,7 +6433,7 @@
             <w:pPr>
               <w:spacing w:after="20" w:before="0"/>
             </w:pPr>
-            <w:hyperlink w:history="1" r:id="rIdc9piqsr0pkrbpzttyexdd">
+            <w:hyperlink w:history="1" r:id="rIdzo9cwujdgwvz5wcvjim7d">
               <w:r>
                 <w:rPr>
                   <w:rFonts w:ascii="Arial" w:cs="Arial" w:eastAsia="Arial" w:hAnsi="Arial"/>
@@ -6466,7 +6466,7 @@
               <w:spacing w:after="10" w:before="0"/>
               <w:ind w:left="120"/>
             </w:pPr>
-            <w:hyperlink w:history="1" r:id="rId_7vpncz63-arhh1arvnsa">
+            <w:hyperlink w:history="1" r:id="rIdqtj6mbomhhitglkousoom">
               <w:r>
                 <w:rPr>
                   <w:rFonts w:ascii="Arial" w:cs="Arial" w:eastAsia="Arial" w:hAnsi="Arial"/>
@@ -6661,7 +6661,7 @@
             <w:pPr>
               <w:spacing w:after="20" w:before="0"/>
             </w:pPr>
-            <w:hyperlink w:history="1" r:id="rId6imoceqwn96latuuqh8vp">
+            <w:hyperlink w:history="1" r:id="rIdgzcbxkcbfcfdp7fi0pre3">
               <w:r>
                 <w:rPr>
                   <w:rFonts w:ascii="Arial" w:cs="Arial" w:eastAsia="Arial" w:hAnsi="Arial"/>
@@ -6694,7 +6694,7 @@
               <w:spacing w:after="10" w:before="0"/>
               <w:ind w:left="120"/>
             </w:pPr>
-            <w:hyperlink w:history="1" r:id="rIdlbw2awrjkbijp7izkfywd">
+            <w:hyperlink w:history="1" r:id="rIdo4vhvcff5y8gv8irtm75h">
               <w:r>
                 <w:rPr>
                   <w:rFonts w:ascii="Arial" w:cs="Arial" w:eastAsia="Arial" w:hAnsi="Arial"/>
@@ -6739,7 +6739,7 @@
             <w:pPr>
               <w:spacing w:after="20" w:before="0"/>
             </w:pPr>
-            <w:hyperlink w:history="1" r:id="rIdgfarekifuf0txjhmdab-j">
+            <w:hyperlink w:history="1" r:id="rIdv5yrrpimwfxbsvifa-txs">
               <w:r>
                 <w:rPr>
                   <w:rFonts w:ascii="Arial" w:cs="Arial" w:eastAsia="Arial" w:hAnsi="Arial"/>
@@ -6772,7 +6772,7 @@
               <w:spacing w:after="10" w:before="0"/>
               <w:ind w:left="120"/>
             </w:pPr>
-            <w:hyperlink w:history="1" r:id="rIdoxcnzngkkfz_mgpfm6zsy">
+            <w:hyperlink w:history="1" r:id="rIdmway-oweshjbqzy6mgvbz">
               <w:r>
                 <w:rPr>
                   <w:rFonts w:ascii="Arial" w:cs="Arial" w:eastAsia="Arial" w:hAnsi="Arial"/>
@@ -6967,7 +6967,7 @@
             <w:pPr>
               <w:spacing w:after="20" w:before="0"/>
             </w:pPr>
-            <w:hyperlink w:history="1" r:id="rIdyuw4qfu478mx7w615qtbo">
+            <w:hyperlink w:history="1" r:id="rIdmar7crvhiqsp4vxj7d48q">
               <w:r>
                 <w:rPr>
                   <w:rFonts w:ascii="Arial" w:cs="Arial" w:eastAsia="Arial" w:hAnsi="Arial"/>
@@ -7000,7 +7000,7 @@
               <w:spacing w:after="10" w:before="0"/>
               <w:ind w:left="120"/>
             </w:pPr>
-            <w:hyperlink w:history="1" r:id="rIddf6-pjieef1m7qiotw8aw">
+            <w:hyperlink w:history="1" r:id="rIdcppqcf1wfwyyqnlayf1rp">
               <w:r>
                 <w:rPr>
                   <w:rFonts w:ascii="Arial" w:cs="Arial" w:eastAsia="Arial" w:hAnsi="Arial"/>
@@ -7045,7 +7045,7 @@
             <w:pPr>
               <w:spacing w:after="20" w:before="0"/>
             </w:pPr>
-            <w:hyperlink w:history="1" r:id="rIdkahari6m-ied9wbooj1j8">
+            <w:hyperlink w:history="1" r:id="rIdlfalp3hqd9ioaciyrxyts">
               <w:r>
                 <w:rPr>
                   <w:rFonts w:ascii="Arial" w:cs="Arial" w:eastAsia="Arial" w:hAnsi="Arial"/>
@@ -7078,7 +7078,7 @@
               <w:spacing w:after="10" w:before="0"/>
               <w:ind w:left="120"/>
             </w:pPr>
-            <w:hyperlink w:history="1" r:id="rIdwnpcq05sa3vcdmtrnffsw">
+            <w:hyperlink w:history="1" r:id="rIduke8-kikerag2c5cdz0-w">
               <w:r>
                 <w:rPr>
                   <w:rFonts w:ascii="Arial" w:cs="Arial" w:eastAsia="Arial" w:hAnsi="Arial"/>
@@ -7273,7 +7273,7 @@
             <w:pPr>
               <w:spacing w:after="20" w:before="0"/>
             </w:pPr>
-            <w:hyperlink w:history="1" r:id="rIdcukdxcpkdaqmfjkze-xd2">
+            <w:hyperlink w:history="1" r:id="rId8gmnzjvkorbosllkjrcmr">
               <w:r>
                 <w:rPr>
                   <w:rFonts w:ascii="Arial" w:cs="Arial" w:eastAsia="Arial" w:hAnsi="Arial"/>
@@ -7306,7 +7306,7 @@
               <w:spacing w:after="10" w:before="0"/>
               <w:ind w:left="120"/>
             </w:pPr>
-            <w:hyperlink w:history="1" r:id="rIdtzcpcxmnat0cw20eutprb">
+            <w:hyperlink w:history="1" r:id="rId1-1tmgkw2xkma0hjdtpim">
               <w:r>
                 <w:rPr>
                   <w:rFonts w:ascii="Arial" w:cs="Arial" w:eastAsia="Arial" w:hAnsi="Arial"/>
@@ -7351,7 +7351,7 @@
             <w:pPr>
               <w:spacing w:after="20" w:before="0"/>
             </w:pPr>
-            <w:hyperlink w:history="1" r:id="rIduljivlemvfe2wgo0hamgf">
+            <w:hyperlink w:history="1" r:id="rIdgv_ulifxgy_ncqa2_nrhw">
               <w:r>
                 <w:rPr>
                   <w:rFonts w:ascii="Arial" w:cs="Arial" w:eastAsia="Arial" w:hAnsi="Arial"/>
@@ -7384,7 +7384,7 @@
               <w:spacing w:after="10" w:before="0"/>
               <w:ind w:left="120"/>
             </w:pPr>
-            <w:hyperlink w:history="1" r:id="rIdmt6pvacnsi-kv_6jal6io">
+            <w:hyperlink w:history="1" r:id="rIdkxb6cccs9bgjd0b38cv3s">
               <w:r>
                 <w:rPr>
                   <w:rFonts w:ascii="Arial" w:cs="Arial" w:eastAsia="Arial" w:hAnsi="Arial"/>
@@ -7579,7 +7579,7 @@
             <w:pPr>
               <w:spacing w:after="20" w:before="0"/>
             </w:pPr>
-            <w:hyperlink w:history="1" r:id="rId3kx8qdnxvglzxmajyzwwd">
+            <w:hyperlink w:history="1" r:id="rIdlgujm8dyjypmers4iibd7">
               <w:r>
                 <w:rPr>
                   <w:rFonts w:ascii="Arial" w:cs="Arial" w:eastAsia="Arial" w:hAnsi="Arial"/>
@@ -7612,7 +7612,7 @@
               <w:spacing w:after="10" w:before="0"/>
               <w:ind w:left="120"/>
             </w:pPr>
-            <w:hyperlink w:history="1" r:id="rId-f1azt7m8ui6bvrig3pb2">
+            <w:hyperlink w:history="1" r:id="rIduhixzw8xp4yaprv_3gysp">
               <w:r>
                 <w:rPr>
                   <w:rFonts w:ascii="Arial" w:cs="Arial" w:eastAsia="Arial" w:hAnsi="Arial"/>
@@ -7657,7 +7657,7 @@
             <w:pPr>
               <w:spacing w:after="20" w:before="0"/>
             </w:pPr>
-            <w:hyperlink w:history="1" r:id="rIdhoajbebu0radedvvulmlp">
+            <w:hyperlink w:history="1" r:id="rIdqvc7rca3f5kdrdaxtgdnl">
               <w:r>
                 <w:rPr>
                   <w:rFonts w:ascii="Arial" w:cs="Arial" w:eastAsia="Arial" w:hAnsi="Arial"/>
@@ -7690,7 +7690,7 @@
               <w:spacing w:after="10" w:before="0"/>
               <w:ind w:left="120"/>
             </w:pPr>
-            <w:hyperlink w:history="1" r:id="rIdr9vekcgmgn91ptnaz8cyc">
+            <w:hyperlink w:history="1" r:id="rIdv1key-xcmv_0v8iblsgli">
               <w:r>
                 <w:rPr>
                   <w:rFonts w:ascii="Arial" w:cs="Arial" w:eastAsia="Arial" w:hAnsi="Arial"/>
@@ -9177,7 +9177,7 @@
             <w:pPr>
               <w:spacing w:after="20" w:before="0"/>
             </w:pPr>
-            <w:hyperlink w:history="1" r:id="rIdwzerfdevb7jg7k63g6c3z">
+            <w:hyperlink w:history="1" r:id="rIdtidszwiepbjiamgxvgk85">
               <w:r>
                 <w:rPr>
                   <w:rFonts w:ascii="Arial" w:cs="Arial" w:eastAsia="Arial" w:hAnsi="Arial"/>
@@ -9210,7 +9210,7 @@
               <w:spacing w:after="10" w:before="0"/>
               <w:ind w:left="120"/>
             </w:pPr>
-            <w:hyperlink w:history="1" r:id="rIdeqppu1hraobmd921o9djj">
+            <w:hyperlink w:history="1" r:id="rIdivodoks4iwtn184omkorj">
               <w:r>
                 <w:rPr>
                   <w:rFonts w:ascii="Arial" w:cs="Arial" w:eastAsia="Arial" w:hAnsi="Arial"/>
@@ -9255,7 +9255,7 @@
             <w:pPr>
               <w:spacing w:after="20" w:before="0"/>
             </w:pPr>
-            <w:hyperlink w:history="1" r:id="rId_fgujrat0_xnrsqe0xhzy">
+            <w:hyperlink w:history="1" r:id="rIdgzlup_kyevr5cn-pxahk3">
               <w:r>
                 <w:rPr>
                   <w:rFonts w:ascii="Arial" w:cs="Arial" w:eastAsia="Arial" w:hAnsi="Arial"/>
@@ -9288,7 +9288,7 @@
               <w:spacing w:after="10" w:before="0"/>
               <w:ind w:left="120"/>
             </w:pPr>
-            <w:hyperlink w:history="1" r:id="rIdivq12laacxs0xso5a66jn">
+            <w:hyperlink w:history="1" r:id="rIdv_ixjtq0xfgpwyq11-yj6">
               <w:r>
                 <w:rPr>
                   <w:rFonts w:ascii="Arial" w:cs="Arial" w:eastAsia="Arial" w:hAnsi="Arial"/>
@@ -9483,7 +9483,7 @@
             <w:pPr>
               <w:spacing w:after="20" w:before="0"/>
             </w:pPr>
-            <w:hyperlink w:history="1" r:id="rIdp5zfaxhvygzxilluu8cth">
+            <w:hyperlink w:history="1" r:id="rIdkluuhd0zfgqoisucpkwkk">
               <w:r>
                 <w:rPr>
                   <w:rFonts w:ascii="Arial" w:cs="Arial" w:eastAsia="Arial" w:hAnsi="Arial"/>
@@ -9516,7 +9516,7 @@
               <w:spacing w:after="10" w:before="0"/>
               <w:ind w:left="120"/>
             </w:pPr>
-            <w:hyperlink w:history="1" r:id="rIdxvhu1wlqn9xg6y4yncx5g">
+            <w:hyperlink w:history="1" r:id="rIdodiqkh_hcaraitkcegwl8">
               <w:r>
                 <w:rPr>
                   <w:rFonts w:ascii="Arial" w:cs="Arial" w:eastAsia="Arial" w:hAnsi="Arial"/>
@@ -9561,7 +9561,7 @@
             <w:pPr>
               <w:spacing w:after="20" w:before="0"/>
             </w:pPr>
-            <w:hyperlink w:history="1" r:id="rIdeolgrahbbvtpjdulkjayo">
+            <w:hyperlink w:history="1" r:id="rId0pgaeww42bfyqdsc_mrno">
               <w:r>
                 <w:rPr>
                   <w:rFonts w:ascii="Arial" w:cs="Arial" w:eastAsia="Arial" w:hAnsi="Arial"/>
@@ -9594,7 +9594,7 @@
               <w:spacing w:after="10" w:before="0"/>
               <w:ind w:left="120"/>
             </w:pPr>
-            <w:hyperlink w:history="1" r:id="rIdondhh1pnnrozuz3p_huf9">
+            <w:hyperlink w:history="1" r:id="rIdge7b-lpjeijor8xg2f-ia">
               <w:r>
                 <w:rPr>
                   <w:rFonts w:ascii="Arial" w:cs="Arial" w:eastAsia="Arial" w:hAnsi="Arial"/>
@@ -9789,7 +9789,7 @@
             <w:pPr>
               <w:spacing w:after="20" w:before="0"/>
             </w:pPr>
-            <w:hyperlink w:history="1" r:id="rIdkrkg7ose542srndb1-4r2">
+            <w:hyperlink w:history="1" r:id="rIdisz8fe5fadoijvgyv36m9">
               <w:r>
                 <w:rPr>
                   <w:rFonts w:ascii="Arial" w:cs="Arial" w:eastAsia="Arial" w:hAnsi="Arial"/>
@@ -9822,7 +9822,7 @@
               <w:spacing w:after="10" w:before="0"/>
               <w:ind w:left="120"/>
             </w:pPr>
-            <w:hyperlink w:history="1" r:id="rIdfmjjtec6knoizw3mnk49d">
+            <w:hyperlink w:history="1" r:id="rIdrl-rwvi0-mwfnyx5lp7d2">
               <w:r>
                 <w:rPr>
                   <w:rFonts w:ascii="Arial" w:cs="Arial" w:eastAsia="Arial" w:hAnsi="Arial"/>
@@ -9867,7 +9867,7 @@
             <w:pPr>
               <w:spacing w:after="20" w:before="0"/>
             </w:pPr>
-            <w:hyperlink w:history="1" r:id="rIdt4jaakngetawumlpbdh9h">
+            <w:hyperlink w:history="1" r:id="rIdiynll5g62uanipa0oxzo5">
               <w:r>
                 <w:rPr>
                   <w:rFonts w:ascii="Arial" w:cs="Arial" w:eastAsia="Arial" w:hAnsi="Arial"/>
@@ -9900,7 +9900,7 @@
               <w:spacing w:after="10" w:before="0"/>
               <w:ind w:left="120"/>
             </w:pPr>
-            <w:hyperlink w:history="1" r:id="rIditvhlfc-xy873zwkavssv">
+            <w:hyperlink w:history="1" r:id="rIdbbbg5oim91htmgvco3np6">
               <w:r>
                 <w:rPr>
                   <w:rFonts w:ascii="Arial" w:cs="Arial" w:eastAsia="Arial" w:hAnsi="Arial"/>
@@ -10095,7 +10095,7 @@
             <w:pPr>
               <w:spacing w:after="20" w:before="0"/>
             </w:pPr>
-            <w:hyperlink w:history="1" r:id="rIdliepifwzxs1wwnskrn3me">
+            <w:hyperlink w:history="1" r:id="rIdm_rflmd44ttrkutvoz63p">
               <w:r>
                 <w:rPr>
                   <w:rFonts w:ascii="Arial" w:cs="Arial" w:eastAsia="Arial" w:hAnsi="Arial"/>
@@ -10128,7 +10128,7 @@
               <w:spacing w:after="10" w:before="0"/>
               <w:ind w:left="120"/>
             </w:pPr>
-            <w:hyperlink w:history="1" r:id="rIdf_yxkin2lost7kxbqgf8f">
+            <w:hyperlink w:history="1" r:id="rId-a62vciohbpacdczbej2v">
               <w:r>
                 <w:rPr>
                   <w:rFonts w:ascii="Arial" w:cs="Arial" w:eastAsia="Arial" w:hAnsi="Arial"/>
@@ -10173,7 +10173,7 @@
             <w:pPr>
               <w:spacing w:after="20" w:before="0"/>
             </w:pPr>
-            <w:hyperlink w:history="1" r:id="rId9ldvxopvltkryspsih9uo">
+            <w:hyperlink w:history="1" r:id="rIdgapqrea0md7tlizfs2nn6">
               <w:r>
                 <w:rPr>
                   <w:rFonts w:ascii="Arial" w:cs="Arial" w:eastAsia="Arial" w:hAnsi="Arial"/>
@@ -10206,7 +10206,7 @@
               <w:spacing w:after="10" w:before="0"/>
               <w:ind w:left="120"/>
             </w:pPr>
-            <w:hyperlink w:history="1" r:id="rIdgfajtb3c2ixefxzs-va2f">
+            <w:hyperlink w:history="1" r:id="rIdjuzmfnrfcmdeuok4-qn7g">
               <w:r>
                 <w:rPr>
                   <w:rFonts w:ascii="Arial" w:cs="Arial" w:eastAsia="Arial" w:hAnsi="Arial"/>
@@ -10401,7 +10401,7 @@
             <w:pPr>
               <w:spacing w:after="20" w:before="0"/>
             </w:pPr>
-            <w:hyperlink w:history="1" r:id="rIdxiboswqcgzzazfzrxq0tb">
+            <w:hyperlink w:history="1" r:id="rIddi5u05qzsz6awshna2quy">
               <w:r>
                 <w:rPr>
                   <w:rFonts w:ascii="Arial" w:cs="Arial" w:eastAsia="Arial" w:hAnsi="Arial"/>
@@ -10434,7 +10434,7 @@
               <w:spacing w:after="10" w:before="0"/>
               <w:ind w:left="120"/>
             </w:pPr>
-            <w:hyperlink w:history="1" r:id="rId55phlvscef0ly7kwk1fah">
+            <w:hyperlink w:history="1" r:id="rId_xmc9_5q5s4ljjkli09cq">
               <w:r>
                 <w:rPr>
                   <w:rFonts w:ascii="Arial" w:cs="Arial" w:eastAsia="Arial" w:hAnsi="Arial"/>
@@ -10479,7 +10479,7 @@
             <w:pPr>
               <w:spacing w:after="20" w:before="0"/>
             </w:pPr>
-            <w:hyperlink w:history="1" r:id="rIdvowmdw6zu8oyynl8_trlo">
+            <w:hyperlink w:history="1" r:id="rIdw3waumgmoefuvymo04tql">
               <w:r>
                 <w:rPr>
                   <w:rFonts w:ascii="Arial" w:cs="Arial" w:eastAsia="Arial" w:hAnsi="Arial"/>
@@ -10512,7 +10512,7 @@
               <w:spacing w:after="10" w:before="0"/>
               <w:ind w:left="120"/>
             </w:pPr>
-            <w:hyperlink w:history="1" r:id="rIdksegvjqnbpjvqfmks3xuo">
+            <w:hyperlink w:history="1" r:id="rId2ab6pu0s-w71n2uhzrqxv">
               <w:r>
                 <w:rPr>
                   <w:rFonts w:ascii="Arial" w:cs="Arial" w:eastAsia="Arial" w:hAnsi="Arial"/>
@@ -12178,7 +12178,7 @@
             <w:pPr>
               <w:spacing w:after="20" w:before="0"/>
             </w:pPr>
-            <w:hyperlink w:history="1" r:id="rId8yfsw7rrbfpr0cugq6rcg">
+            <w:hyperlink w:history="1" r:id="rIdcjxmyvci15xdv_pzhblmf">
               <w:r>
                 <w:rPr>
                   <w:rFonts w:ascii="Arial" w:cs="Arial" w:eastAsia="Arial" w:hAnsi="Arial"/>
@@ -12211,7 +12211,7 @@
               <w:spacing w:after="10" w:before="0"/>
               <w:ind w:left="120"/>
             </w:pPr>
-            <w:hyperlink w:history="1" r:id="rIdjmzwj_lmvfhp6cw4rbth1">
+            <w:hyperlink w:history="1" r:id="rIduawxmvhxwpopvty-woate">
               <w:r>
                 <w:rPr>
                   <w:rFonts w:ascii="Arial" w:cs="Arial" w:eastAsia="Arial" w:hAnsi="Arial"/>
@@ -12256,7 +12256,7 @@
             <w:pPr>
               <w:spacing w:after="20" w:before="0"/>
             </w:pPr>
-            <w:hyperlink w:history="1" r:id="rIdpx8ifsctw3kuex24iur2x">
+            <w:hyperlink w:history="1" r:id="rIdo3qvlchb2fqaq8k5rvfer">
               <w:r>
                 <w:rPr>
                   <w:rFonts w:ascii="Arial" w:cs="Arial" w:eastAsia="Arial" w:hAnsi="Arial"/>
@@ -12289,7 +12289,7 @@
               <w:spacing w:after="10" w:before="0"/>
               <w:ind w:left="120"/>
             </w:pPr>
-            <w:hyperlink w:history="1" r:id="rIdfrxk7ay092voefpbzdamv">
+            <w:hyperlink w:history="1" r:id="rIdbpy93aar3zfoud6irtfv2">
               <w:r>
                 <w:rPr>
                   <w:rFonts w:ascii="Arial" w:cs="Arial" w:eastAsia="Arial" w:hAnsi="Arial"/>
@@ -12484,7 +12484,7 @@
             <w:pPr>
               <w:spacing w:after="20" w:before="0"/>
             </w:pPr>
-            <w:hyperlink w:history="1" r:id="rIdhw_lfolyiwdyprrqbe8ce">
+            <w:hyperlink w:history="1" r:id="rIdjk8e0bfwvaid0byt6uauk">
               <w:r>
                 <w:rPr>
                   <w:rFonts w:ascii="Arial" w:cs="Arial" w:eastAsia="Arial" w:hAnsi="Arial"/>
@@ -12517,7 +12517,7 @@
               <w:spacing w:after="10" w:before="0"/>
               <w:ind w:left="120"/>
             </w:pPr>
-            <w:hyperlink w:history="1" r:id="rIddg6tm63fzgxzoslkgdp70">
+            <w:hyperlink w:history="1" r:id="rIduoweff1h_co0zmcl_s2pu">
               <w:r>
                 <w:rPr>
                   <w:rFonts w:ascii="Arial" w:cs="Arial" w:eastAsia="Arial" w:hAnsi="Arial"/>
@@ -12562,7 +12562,7 @@
             <w:pPr>
               <w:spacing w:after="20" w:before="0"/>
             </w:pPr>
-            <w:hyperlink w:history="1" r:id="rIdw6epu1pal_53pdiol__oy">
+            <w:hyperlink w:history="1" r:id="rIdholzkb1pexmfahlspdln8">
               <w:r>
                 <w:rPr>
                   <w:rFonts w:ascii="Arial" w:cs="Arial" w:eastAsia="Arial" w:hAnsi="Arial"/>
@@ -12595,7 +12595,7 @@
               <w:spacing w:after="10" w:before="0"/>
               <w:ind w:left="120"/>
             </w:pPr>
-            <w:hyperlink w:history="1" r:id="rIdpu1fyhucmvjny-db_smu9">
+            <w:hyperlink w:history="1" r:id="rIdl2jv4esrsxuz9mifflfki">
               <w:r>
                 <w:rPr>
                   <w:rFonts w:ascii="Arial" w:cs="Arial" w:eastAsia="Arial" w:hAnsi="Arial"/>
@@ -12790,7 +12790,7 @@
             <w:pPr>
               <w:spacing w:after="20" w:before="0"/>
             </w:pPr>
-            <w:hyperlink w:history="1" r:id="rIdalbx9mp3tos79idwubqon">
+            <w:hyperlink w:history="1" r:id="rId8taaeami0lzl_5r4d_q0d">
               <w:r>
                 <w:rPr>
                   <w:rFonts w:ascii="Arial" w:cs="Arial" w:eastAsia="Arial" w:hAnsi="Arial"/>
@@ -12823,7 +12823,7 @@
               <w:spacing w:after="10" w:before="0"/>
               <w:ind w:left="120"/>
             </w:pPr>
-            <w:hyperlink w:history="1" r:id="rIdnjzpgbuilzjcvjrqwydf9">
+            <w:hyperlink w:history="1" r:id="rIdv2uagoju1vpwu9ieburz2">
               <w:r>
                 <w:rPr>
                   <w:rFonts w:ascii="Arial" w:cs="Arial" w:eastAsia="Arial" w:hAnsi="Arial"/>
@@ -12868,7 +12868,7 @@
             <w:pPr>
               <w:spacing w:after="20" w:before="0"/>
             </w:pPr>
-            <w:hyperlink w:history="1" r:id="rIdvtiqqwrofmf2xin7mvkuy">
+            <w:hyperlink w:history="1" r:id="rIdtiicgeuepumvv6dzbwmbf">
               <w:r>
                 <w:rPr>
                   <w:rFonts w:ascii="Arial" w:cs="Arial" w:eastAsia="Arial" w:hAnsi="Arial"/>
@@ -12901,7 +12901,7 @@
               <w:spacing w:after="10" w:before="0"/>
               <w:ind w:left="120"/>
             </w:pPr>
-            <w:hyperlink w:history="1" r:id="rIdnbzqogqyxu1m1rihdygu-">
+            <w:hyperlink w:history="1" r:id="rId1pbfo4eyr5svsp7fnwxjm">
               <w:r>
                 <w:rPr>
                   <w:rFonts w:ascii="Arial" w:cs="Arial" w:eastAsia="Arial" w:hAnsi="Arial"/>
@@ -13096,7 +13096,7 @@
             <w:pPr>
               <w:spacing w:after="20" w:before="0"/>
             </w:pPr>
-            <w:hyperlink w:history="1" r:id="rId_msa9zb-ghehwqrkfw-ga">
+            <w:hyperlink w:history="1" r:id="rIdhl7tfcizyeyl0i_s6zy4v">
               <w:r>
                 <w:rPr>
                   <w:rFonts w:ascii="Arial" w:cs="Arial" w:eastAsia="Arial" w:hAnsi="Arial"/>
@@ -13129,7 +13129,7 @@
               <w:spacing w:after="10" w:before="0"/>
               <w:ind w:left="120"/>
             </w:pPr>
-            <w:hyperlink w:history="1" r:id="rId3vzcgc80sfw5b-p38-jbj">
+            <w:hyperlink w:history="1" r:id="rIdeoumskbweji3zjpjiihwq">
               <w:r>
                 <w:rPr>
                   <w:rFonts w:ascii="Arial" w:cs="Arial" w:eastAsia="Arial" w:hAnsi="Arial"/>
@@ -13174,7 +13174,7 @@
             <w:pPr>
               <w:spacing w:after="20" w:before="0"/>
             </w:pPr>
-            <w:hyperlink w:history="1" r:id="rIdg5zgoytmwkysv2kyognos">
+            <w:hyperlink w:history="1" r:id="rIdwutxzseh12myaujzai3zn">
               <w:r>
                 <w:rPr>
                   <w:rFonts w:ascii="Arial" w:cs="Arial" w:eastAsia="Arial" w:hAnsi="Arial"/>
@@ -13207,7 +13207,7 @@
               <w:spacing w:after="10" w:before="0"/>
               <w:ind w:left="120"/>
             </w:pPr>
-            <w:hyperlink w:history="1" r:id="rIdt3_40rajts0zqmatoco_h">
+            <w:hyperlink w:history="1" r:id="rIdda7vrma66s07zbj36de91">
               <w:r>
                 <w:rPr>
                   <w:rFonts w:ascii="Arial" w:cs="Arial" w:eastAsia="Arial" w:hAnsi="Arial"/>
@@ -13402,7 +13402,7 @@
             <w:pPr>
               <w:spacing w:after="20" w:before="0"/>
             </w:pPr>
-            <w:hyperlink w:history="1" r:id="rIde5lqirj1kh2mfpxde8odx">
+            <w:hyperlink w:history="1" r:id="rIdoytg-yq2sb2bzrepdx58h">
               <w:r>
                 <w:rPr>
                   <w:rFonts w:ascii="Arial" w:cs="Arial" w:eastAsia="Arial" w:hAnsi="Arial"/>
@@ -13435,7 +13435,7 @@
               <w:spacing w:after="10" w:before="0"/>
               <w:ind w:left="120"/>
             </w:pPr>
-            <w:hyperlink w:history="1" r:id="rIdrm-ermbc-0zn6tbnsicsi">
+            <w:hyperlink w:history="1" r:id="rIdbvvvpvbgh2kvi9c0skso-">
               <w:r>
                 <w:rPr>
                   <w:rFonts w:ascii="Arial" w:cs="Arial" w:eastAsia="Arial" w:hAnsi="Arial"/>
@@ -13480,7 +13480,7 @@
             <w:pPr>
               <w:spacing w:after="20" w:before="0"/>
             </w:pPr>
-            <w:hyperlink w:history="1" r:id="rId-to_a9hwgi0h4tzwirsbq">
+            <w:hyperlink w:history="1" r:id="rIdhcixxodra89ekcujx7yww">
               <w:r>
                 <w:rPr>
                   <w:rFonts w:ascii="Arial" w:cs="Arial" w:eastAsia="Arial" w:hAnsi="Arial"/>
@@ -13513,7 +13513,7 @@
               <w:spacing w:after="10" w:before="0"/>
               <w:ind w:left="120"/>
             </w:pPr>
-            <w:hyperlink w:history="1" r:id="rIdhw6t_xlpdqso2ywk6nc6g">
+            <w:hyperlink w:history="1" r:id="rIdxmz2cefaepvdtxwuvvild">
               <w:r>
                 <w:rPr>
                   <w:rFonts w:ascii="Arial" w:cs="Arial" w:eastAsia="Arial" w:hAnsi="Arial"/>
@@ -15076,7 +15076,7 @@
             <w:pPr>
               <w:spacing w:after="20" w:before="0"/>
             </w:pPr>
-            <w:hyperlink w:history="1" r:id="rIdvcon1tzdw25kqhvcqnvju">
+            <w:hyperlink w:history="1" r:id="rId2h60kzfdibncg8hihmrsr">
               <w:r>
                 <w:rPr>
                   <w:rFonts w:ascii="Arial" w:cs="Arial" w:eastAsia="Arial" w:hAnsi="Arial"/>
@@ -15109,7 +15109,7 @@
               <w:spacing w:after="10" w:before="0"/>
               <w:ind w:left="120"/>
             </w:pPr>
-            <w:hyperlink w:history="1" r:id="rIdnwugexyxjniwvt8cabpkb">
+            <w:hyperlink w:history="1" r:id="rIdqpawfl4-7-a6oawtfjsry">
               <w:r>
                 <w:rPr>
                   <w:rFonts w:ascii="Arial" w:cs="Arial" w:eastAsia="Arial" w:hAnsi="Arial"/>
@@ -15154,7 +15154,7 @@
             <w:pPr>
               <w:spacing w:after="20" w:before="0"/>
             </w:pPr>
-            <w:hyperlink w:history="1" r:id="rIdnu4zylerma3rpdvz0jug9">
+            <w:hyperlink w:history="1" r:id="rId6nai0fob9qtwytqawbrue">
               <w:r>
                 <w:rPr>
                   <w:rFonts w:ascii="Arial" w:cs="Arial" w:eastAsia="Arial" w:hAnsi="Arial"/>
@@ -15187,7 +15187,7 @@
               <w:spacing w:after="10" w:before="0"/>
               <w:ind w:left="120"/>
             </w:pPr>
-            <w:hyperlink w:history="1" r:id="rId8rvazn8revgpubag7rqw1">
+            <w:hyperlink w:history="1" r:id="rIdxqhsoyb2wlmgv5tthoabf">
               <w:r>
                 <w:rPr>
                   <w:rFonts w:ascii="Arial" w:cs="Arial" w:eastAsia="Arial" w:hAnsi="Arial"/>
@@ -15382,7 +15382,7 @@
             <w:pPr>
               <w:spacing w:after="20" w:before="0"/>
             </w:pPr>
-            <w:hyperlink w:history="1" r:id="rIdgzdruay4sqady3kdz1wcx">
+            <w:hyperlink w:history="1" r:id="rIdwoby3mczvx4lnxscnm7hu">
               <w:r>
                 <w:rPr>
                   <w:rFonts w:ascii="Arial" w:cs="Arial" w:eastAsia="Arial" w:hAnsi="Arial"/>
@@ -15415,7 +15415,7 @@
               <w:spacing w:after="10" w:before="0"/>
               <w:ind w:left="120"/>
             </w:pPr>
-            <w:hyperlink w:history="1" r:id="rIdkxahhn8bak0hkn1ubhupc">
+            <w:hyperlink w:history="1" r:id="rIdglqb4omvonockpun2euvb">
               <w:r>
                 <w:rPr>
                   <w:rFonts w:ascii="Arial" w:cs="Arial" w:eastAsia="Arial" w:hAnsi="Arial"/>
@@ -15460,7 +15460,7 @@
             <w:pPr>
               <w:spacing w:after="20" w:before="0"/>
             </w:pPr>
-            <w:hyperlink w:history="1" r:id="rIdexvbrkvvk2m6vodckf8cy">
+            <w:hyperlink w:history="1" r:id="rIdchvsqiq7m-9f9q-ddhux7">
               <w:r>
                 <w:rPr>
                   <w:rFonts w:ascii="Arial" w:cs="Arial" w:eastAsia="Arial" w:hAnsi="Arial"/>
@@ -15493,7 +15493,7 @@
               <w:spacing w:after="10" w:before="0"/>
               <w:ind w:left="120"/>
             </w:pPr>
-            <w:hyperlink w:history="1" r:id="rId_9vntoslhs17i7ljbwlfm">
+            <w:hyperlink w:history="1" r:id="rIdxk0juciownjxerrgoymdv">
               <w:r>
                 <w:rPr>
                   <w:rFonts w:ascii="Arial" w:cs="Arial" w:eastAsia="Arial" w:hAnsi="Arial"/>
@@ -15688,7 +15688,7 @@
             <w:pPr>
               <w:spacing w:after="20" w:before="0"/>
             </w:pPr>
-            <w:hyperlink w:history="1" r:id="rId7dk2y9nwangn6nw1t1uum">
+            <w:hyperlink w:history="1" r:id="rIdc7kecnpargoqpkyny0ej7">
               <w:r>
                 <w:rPr>
                   <w:rFonts w:ascii="Arial" w:cs="Arial" w:eastAsia="Arial" w:hAnsi="Arial"/>
@@ -15721,7 +15721,7 @@
               <w:spacing w:after="10" w:before="0"/>
               <w:ind w:left="120"/>
             </w:pPr>
-            <w:hyperlink w:history="1" r:id="rIdryux9fjikdsyrphooxhm7">
+            <w:hyperlink w:history="1" r:id="rIdtr9hyxsa54krncqfyn7xj">
               <w:r>
                 <w:rPr>
                   <w:rFonts w:ascii="Arial" w:cs="Arial" w:eastAsia="Arial" w:hAnsi="Arial"/>
@@ -15766,7 +15766,7 @@
             <w:pPr>
               <w:spacing w:after="20" w:before="0"/>
             </w:pPr>
-            <w:hyperlink w:history="1" r:id="rIdxwbb6sdj-4aphgpeqxysa">
+            <w:hyperlink w:history="1" r:id="rIdslvyk-i4hocovkz7s-cnw">
               <w:r>
                 <w:rPr>
                   <w:rFonts w:ascii="Arial" w:cs="Arial" w:eastAsia="Arial" w:hAnsi="Arial"/>
@@ -15799,7 +15799,7 @@
               <w:spacing w:after="10" w:before="0"/>
               <w:ind w:left="120"/>
             </w:pPr>
-            <w:hyperlink w:history="1" r:id="rIdiaoqi-atjdukyrqrgmjay">
+            <w:hyperlink w:history="1" r:id="rIdg7wg2sm_4kgzv1f9igcbe">
               <w:r>
                 <w:rPr>
                   <w:rFonts w:ascii="Arial" w:cs="Arial" w:eastAsia="Arial" w:hAnsi="Arial"/>
@@ -15994,7 +15994,7 @@
             <w:pPr>
               <w:spacing w:after="20" w:before="0"/>
             </w:pPr>
-            <w:hyperlink w:history="1" r:id="rIdknomdu5bxgbxsriqedkgu">
+            <w:hyperlink w:history="1" r:id="rIdjtjlnaqnm4j98fofjb2rz">
               <w:r>
                 <w:rPr>
                   <w:rFonts w:ascii="Arial" w:cs="Arial" w:eastAsia="Arial" w:hAnsi="Arial"/>
@@ -16027,7 +16027,7 @@
               <w:spacing w:after="10" w:before="0"/>
               <w:ind w:left="120"/>
             </w:pPr>
-            <w:hyperlink w:history="1" r:id="rIdiszlfj2zc6s-5strtoakd">
+            <w:hyperlink w:history="1" r:id="rIdtw-1nzkvbsheknv5iuuwf">
               <w:r>
                 <w:rPr>
                   <w:rFonts w:ascii="Arial" w:cs="Arial" w:eastAsia="Arial" w:hAnsi="Arial"/>
@@ -16072,7 +16072,7 @@
             <w:pPr>
               <w:spacing w:after="20" w:before="0"/>
             </w:pPr>
-            <w:hyperlink w:history="1" r:id="rIdukgdhft3xbhoin-dh11h8">
+            <w:hyperlink w:history="1" r:id="rIdsgsms90sm_7qjfvnl0hoq">
               <w:r>
                 <w:rPr>
                   <w:rFonts w:ascii="Arial" w:cs="Arial" w:eastAsia="Arial" w:hAnsi="Arial"/>
@@ -16105,7 +16105,7 @@
               <w:spacing w:after="10" w:before="0"/>
               <w:ind w:left="120"/>
             </w:pPr>
-            <w:hyperlink w:history="1" r:id="rIdmmkffkqkt6xc2sffeawok">
+            <w:hyperlink w:history="1" r:id="rIdk3rjo52qvwn07vtcf0qtg">
               <w:r>
                 <w:rPr>
                   <w:rFonts w:ascii="Arial" w:cs="Arial" w:eastAsia="Arial" w:hAnsi="Arial"/>
@@ -16300,7 +16300,7 @@
             <w:pPr>
               <w:spacing w:after="20" w:before="0"/>
             </w:pPr>
-            <w:hyperlink w:history="1" r:id="rIdfd1hva3-blna9aw8co5cv">
+            <w:hyperlink w:history="1" r:id="rId9rowcsp5pxges2rsq9fit">
               <w:r>
                 <w:rPr>
                   <w:rFonts w:ascii="Arial" w:cs="Arial" w:eastAsia="Arial" w:hAnsi="Arial"/>
@@ -16333,7 +16333,7 @@
               <w:spacing w:after="10" w:before="0"/>
               <w:ind w:left="120"/>
             </w:pPr>
-            <w:hyperlink w:history="1" r:id="rIdrkfscvlrjt1khz4jrwj4i">
+            <w:hyperlink w:history="1" r:id="rId9m9b4naoil-dzrnso3b7r">
               <w:r>
                 <w:rPr>
                   <w:rFonts w:ascii="Arial" w:cs="Arial" w:eastAsia="Arial" w:hAnsi="Arial"/>
@@ -16378,7 +16378,7 @@
             <w:pPr>
               <w:spacing w:after="20" w:before="0"/>
             </w:pPr>
-            <w:hyperlink w:history="1" r:id="rIdacn9-jk0yk6dtomehrkq_">
+            <w:hyperlink w:history="1" r:id="rIdbu5gzvmdrki3p6mszauc-">
               <w:r>
                 <w:rPr>
                   <w:rFonts w:ascii="Arial" w:cs="Arial" w:eastAsia="Arial" w:hAnsi="Arial"/>
@@ -16411,7 +16411,7 @@
               <w:spacing w:after="10" w:before="0"/>
               <w:ind w:left="120"/>
             </w:pPr>
-            <w:hyperlink w:history="1" r:id="rId-opatfmdscrlpeklkniix">
+            <w:hyperlink w:history="1" r:id="rIdlekiec-oisuszul2i-nwq">
               <w:r>
                 <w:rPr>
                   <w:rFonts w:ascii="Arial" w:cs="Arial" w:eastAsia="Arial" w:hAnsi="Arial"/>
@@ -17993,7 +17993,7 @@
             <w:pPr>
               <w:spacing w:after="20" w:before="0"/>
             </w:pPr>
-            <w:hyperlink w:history="1" r:id="rId2o6-lsuj-jsxl3d0uaux6">
+            <w:hyperlink w:history="1" r:id="rIdnbpt3qyyultldv0fz3dan">
               <w:r>
                 <w:rPr>
                   <w:rFonts w:ascii="Arial" w:cs="Arial" w:eastAsia="Arial" w:hAnsi="Arial"/>
@@ -18026,7 +18026,7 @@
               <w:spacing w:after="10" w:before="0"/>
               <w:ind w:left="120"/>
             </w:pPr>
-            <w:hyperlink w:history="1" r:id="rIdqzdgorfa7fjlthczwjqjm">
+            <w:hyperlink w:history="1" r:id="rIdsfwp7upkypntpqwcrdiug">
               <w:r>
                 <w:rPr>
                   <w:rFonts w:ascii="Arial" w:cs="Arial" w:eastAsia="Arial" w:hAnsi="Arial"/>
@@ -18071,7 +18071,7 @@
             <w:pPr>
               <w:spacing w:after="20" w:before="0"/>
             </w:pPr>
-            <w:hyperlink w:history="1" r:id="rIdhesh5iwayzuiijeyku1tm">
+            <w:hyperlink w:history="1" r:id="rIdujet_m95tu-undbenlpmb">
               <w:r>
                 <w:rPr>
                   <w:rFonts w:ascii="Arial" w:cs="Arial" w:eastAsia="Arial" w:hAnsi="Arial"/>
@@ -18104,7 +18104,7 @@
               <w:spacing w:after="10" w:before="0"/>
               <w:ind w:left="120"/>
             </w:pPr>
-            <w:hyperlink w:history="1" r:id="rIdqcapnhwvsdwsocdzvzxyp">
+            <w:hyperlink w:history="1" r:id="rIdzlsuerrdekjc5x45tfbg4">
               <w:r>
                 <w:rPr>
                   <w:rFonts w:ascii="Arial" w:cs="Arial" w:eastAsia="Arial" w:hAnsi="Arial"/>
@@ -18394,7 +18394,7 @@
             <w:pPr>
               <w:spacing w:after="20" w:before="0"/>
             </w:pPr>
-            <w:hyperlink w:history="1" r:id="rIdrsgy8ct5qfguibg8-k6wf">
+            <w:hyperlink w:history="1" r:id="rIdah1g_94kegsdceejt6t16">
               <w:r>
                 <w:rPr>
                   <w:rFonts w:ascii="Arial" w:cs="Arial" w:eastAsia="Arial" w:hAnsi="Arial"/>
@@ -18427,7 +18427,7 @@
               <w:spacing w:after="10" w:before="0"/>
               <w:ind w:left="120"/>
             </w:pPr>
-            <w:hyperlink w:history="1" r:id="rIdwavcpgqudu_7aoxdykum-">
+            <w:hyperlink w:history="1" r:id="rIdmsn2lx_tcp21wmzbry_yw">
               <w:r>
                 <w:rPr>
                   <w:rFonts w:ascii="Arial" w:cs="Arial" w:eastAsia="Arial" w:hAnsi="Arial"/>
@@ -18472,7 +18472,7 @@
             <w:pPr>
               <w:spacing w:after="20" w:before="0"/>
             </w:pPr>
-            <w:hyperlink w:history="1" r:id="rIducjhrnbcjzbo2za6eefmy">
+            <w:hyperlink w:history="1" r:id="rIdxmjk9hi-w3ft8cxs_6bqb">
               <w:r>
                 <w:rPr>
                   <w:rFonts w:ascii="Arial" w:cs="Arial" w:eastAsia="Arial" w:hAnsi="Arial"/>
@@ -18505,7 +18505,7 @@
               <w:spacing w:after="10" w:before="0"/>
               <w:ind w:left="120"/>
             </w:pPr>
-            <w:hyperlink w:history="1" r:id="rIdac7tgqvbuiln9hldce1pf">
+            <w:hyperlink w:history="1" r:id="rIduyemv-gg1qto2hab9stnb">
               <w:r>
                 <w:rPr>
                   <w:rFonts w:ascii="Arial" w:cs="Arial" w:eastAsia="Arial" w:hAnsi="Arial"/>
@@ -19118,7 +19118,7 @@
             <w:pPr>
               <w:spacing w:after="20" w:before="0"/>
             </w:pPr>
-            <w:hyperlink w:history="1" r:id="rIdtzyixxbxyxocf7gm_gh0-">
+            <w:hyperlink w:history="1" r:id="rIdgdrv6k2l7rhn5gm0b79ip">
               <w:r>
                 <w:rPr>
                   <w:rFonts w:ascii="Arial" w:cs="Arial" w:eastAsia="Arial" w:hAnsi="Arial"/>
@@ -19151,7 +19151,7 @@
               <w:spacing w:after="10" w:before="0"/>
               <w:ind w:left="120"/>
             </w:pPr>
-            <w:hyperlink w:history="1" r:id="rIdfm2rbrtmhfyvyharzazxu">
+            <w:hyperlink w:history="1" r:id="rIdlsbmrl4rdqimtkaftunjo">
               <w:r>
                 <w:rPr>
                   <w:rFonts w:ascii="Arial" w:cs="Arial" w:eastAsia="Arial" w:hAnsi="Arial"/>
@@ -19196,7 +19196,7 @@
             <w:pPr>
               <w:spacing w:after="20" w:before="0"/>
             </w:pPr>
-            <w:hyperlink w:history="1" r:id="rIdyuxjhfmjjgzcrnte279uv">
+            <w:hyperlink w:history="1" r:id="rIdqdhdrgxacj9j_8im_nxto">
               <w:r>
                 <w:rPr>
                   <w:rFonts w:ascii="Arial" w:cs="Arial" w:eastAsia="Arial" w:hAnsi="Arial"/>
@@ -19229,7 +19229,7 @@
               <w:spacing w:after="10" w:before="0"/>
               <w:ind w:left="120"/>
             </w:pPr>
-            <w:hyperlink w:history="1" r:id="rIdyis4x-yrbxb7vhfkw-ijx">
+            <w:hyperlink w:history="1" r:id="rId3s9bghdlgzyqs5uaqsz5j">
               <w:r>
                 <w:rPr>
                   <w:rFonts w:ascii="Arial" w:cs="Arial" w:eastAsia="Arial" w:hAnsi="Arial"/>
@@ -19785,7 +19785,7 @@
             <w:pPr>
               <w:spacing w:after="20" w:before="0"/>
             </w:pPr>
-            <w:hyperlink w:history="1" r:id="rIdvpyb0-zlywnlsnn9h7osp">
+            <w:hyperlink w:history="1" r:id="rIdkzvhh3ylw_gkmuda7bksq">
               <w:r>
                 <w:rPr>
                   <w:rFonts w:ascii="Arial" w:cs="Arial" w:eastAsia="Arial" w:hAnsi="Arial"/>
@@ -19818,7 +19818,7 @@
               <w:spacing w:after="10" w:before="0"/>
               <w:ind w:left="120"/>
             </w:pPr>
-            <w:hyperlink w:history="1" r:id="rIdhrk0f-_q-ibpbneuonzjg">
+            <w:hyperlink w:history="1" r:id="rIdgc57hmdyay2gsaihs3zdl">
               <w:r>
                 <w:rPr>
                   <w:rFonts w:ascii="Arial" w:cs="Arial" w:eastAsia="Arial" w:hAnsi="Arial"/>
@@ -19863,7 +19863,7 @@
             <w:pPr>
               <w:spacing w:after="20" w:before="0"/>
             </w:pPr>
-            <w:hyperlink w:history="1" r:id="rId6czffnu-cp9v0sygklquk">
+            <w:hyperlink w:history="1" r:id="rIdzj8muoxdctnl1vfczkako">
               <w:r>
                 <w:rPr>
                   <w:rFonts w:ascii="Arial" w:cs="Arial" w:eastAsia="Arial" w:hAnsi="Arial"/>
@@ -19896,7 +19896,7 @@
               <w:spacing w:after="10" w:before="0"/>
               <w:ind w:left="120"/>
             </w:pPr>
-            <w:hyperlink w:history="1" r:id="rIdwxndxqpdt9frcxmuezosv">
+            <w:hyperlink w:history="1" r:id="rIdko6wam1mcziqzlrjtp0jf">
               <w:r>
                 <w:rPr>
                   <w:rFonts w:ascii="Arial" w:cs="Arial" w:eastAsia="Arial" w:hAnsi="Arial"/>
@@ -20167,7 +20167,7 @@
             <w:pPr>
               <w:spacing w:after="20" w:before="0"/>
             </w:pPr>
-            <w:hyperlink w:history="1" r:id="rIdioramuhmghkylzp6xjdlr">
+            <w:hyperlink w:history="1" r:id="rIdcvqpxcon3m1xseri18f2_">
               <w:r>
                 <w:rPr>
                   <w:rFonts w:ascii="Arial" w:cs="Arial" w:eastAsia="Arial" w:hAnsi="Arial"/>
@@ -20200,7 +20200,7 @@
               <w:spacing w:after="10" w:before="0"/>
               <w:ind w:left="120"/>
             </w:pPr>
-            <w:hyperlink w:history="1" r:id="rIdbslh7rpwzmoaxyfisdfoe">
+            <w:hyperlink w:history="1" r:id="rId59zoyblh0sqdew3spyqyz">
               <w:r>
                 <w:rPr>
                   <w:rFonts w:ascii="Arial" w:cs="Arial" w:eastAsia="Arial" w:hAnsi="Arial"/>
@@ -20245,7 +20245,7 @@
             <w:pPr>
               <w:spacing w:after="20" w:before="0"/>
             </w:pPr>
-            <w:hyperlink w:history="1" r:id="rIdmxffg89z_29wwawurkcio">
+            <w:hyperlink w:history="1" r:id="rIdpz1iqfids_apk0rcvurbr">
               <w:r>
                 <w:rPr>
                   <w:rFonts w:ascii="Arial" w:cs="Arial" w:eastAsia="Arial" w:hAnsi="Arial"/>
@@ -20278,7 +20278,7 @@
               <w:spacing w:after="10" w:before="0"/>
               <w:ind w:left="120"/>
             </w:pPr>
-            <w:hyperlink w:history="1" r:id="rIdmuvdnngmzsg4zpuiyv7zq">
+            <w:hyperlink w:history="1" r:id="rIdwmgmkvjdqp7rsrm5nrqyh">
               <w:r>
                 <w:rPr>
                   <w:rFonts w:ascii="Arial" w:cs="Arial" w:eastAsia="Arial" w:hAnsi="Arial"/>
@@ -21860,7 +21860,7 @@
             <w:pPr>
               <w:spacing w:after="20" w:before="0"/>
             </w:pPr>
-            <w:hyperlink w:history="1" r:id="rIdzdtsesxiop5584xktrdbw">
+            <w:hyperlink w:history="1" r:id="rIdavwqqltr611rfu8daaz5j">
               <w:r>
                 <w:rPr>
                   <w:rFonts w:ascii="Arial" w:cs="Arial" w:eastAsia="Arial" w:hAnsi="Arial"/>
@@ -21893,7 +21893,7 @@
               <w:spacing w:after="10" w:before="0"/>
               <w:ind w:left="120"/>
             </w:pPr>
-            <w:hyperlink w:history="1" r:id="rIdduhwfv1ntq4ctsczhjr2m">
+            <w:hyperlink w:history="1" r:id="rIdh3x5n2ror-i-eowi35zvg">
               <w:r>
                 <w:rPr>
                   <w:rFonts w:ascii="Arial" w:cs="Arial" w:eastAsia="Arial" w:hAnsi="Arial"/>
@@ -21938,7 +21938,7 @@
             <w:pPr>
               <w:spacing w:after="20" w:before="0"/>
             </w:pPr>
-            <w:hyperlink w:history="1" r:id="rId4134-xu-vlzpjnsejiu76">
+            <w:hyperlink w:history="1" r:id="rIdw7pezqf1boajpuorqscr3">
               <w:r>
                 <w:rPr>
                   <w:rFonts w:ascii="Arial" w:cs="Arial" w:eastAsia="Arial" w:hAnsi="Arial"/>
@@ -21971,7 +21971,7 @@
               <w:spacing w:after="10" w:before="0"/>
               <w:ind w:left="120"/>
             </w:pPr>
-            <w:hyperlink w:history="1" r:id="rId697spqteckg2-iafwasjb">
+            <w:hyperlink w:history="1" r:id="rIddb2j2g2s8__auwozpolg3">
               <w:r>
                 <w:rPr>
                   <w:rFonts w:ascii="Arial" w:cs="Arial" w:eastAsia="Arial" w:hAnsi="Arial"/>
@@ -22166,7 +22166,7 @@
             <w:pPr>
               <w:spacing w:after="20" w:before="0"/>
             </w:pPr>
-            <w:hyperlink w:history="1" r:id="rIdwm9z6tduoxoot9mc4_x39">
+            <w:hyperlink w:history="1" r:id="rIdbil0626x2tawa5fvgk2nh">
               <w:r>
                 <w:rPr>
                   <w:rFonts w:ascii="Arial" w:cs="Arial" w:eastAsia="Arial" w:hAnsi="Arial"/>
@@ -22199,7 +22199,7 @@
               <w:spacing w:after="10" w:before="0"/>
               <w:ind w:left="120"/>
             </w:pPr>
-            <w:hyperlink w:history="1" r:id="rIdpg5yz0pddwbwouvrrzbwz">
+            <w:hyperlink w:history="1" r:id="rIdvf1inrrl_ynxfjpq_pyph">
               <w:r>
                 <w:rPr>
                   <w:rFonts w:ascii="Arial" w:cs="Arial" w:eastAsia="Arial" w:hAnsi="Arial"/>
@@ -22244,7 +22244,7 @@
             <w:pPr>
               <w:spacing w:after="20" w:before="0"/>
             </w:pPr>
-            <w:hyperlink w:history="1" r:id="rIdhqgbimnhzzxtdadbgouop">
+            <w:hyperlink w:history="1" r:id="rId-pmeeeb1tuzy4lhky7eag">
               <w:r>
                 <w:rPr>
                   <w:rFonts w:ascii="Arial" w:cs="Arial" w:eastAsia="Arial" w:hAnsi="Arial"/>
@@ -22277,7 +22277,7 @@
               <w:spacing w:after="10" w:before="0"/>
               <w:ind w:left="120"/>
             </w:pPr>
-            <w:hyperlink w:history="1" r:id="rIdbe6oi7n8cterwmvnh5zyd">
+            <w:hyperlink w:history="1" r:id="rIdhfwmffoybii7htnh0prha">
               <w:r>
                 <w:rPr>
                   <w:rFonts w:ascii="Arial" w:cs="Arial" w:eastAsia="Arial" w:hAnsi="Arial"/>
@@ -22472,7 +22472,7 @@
             <w:pPr>
               <w:spacing w:after="20" w:before="0"/>
             </w:pPr>
-            <w:hyperlink w:history="1" r:id="rIdj8pmzkbvypnbi9kv2pqnf">
+            <w:hyperlink w:history="1" r:id="rIdaaiunpostmb6iuwretzzs">
               <w:r>
                 <w:rPr>
                   <w:rFonts w:ascii="Arial" w:cs="Arial" w:eastAsia="Arial" w:hAnsi="Arial"/>
@@ -22505,7 +22505,7 @@
               <w:spacing w:after="10" w:before="0"/>
               <w:ind w:left="120"/>
             </w:pPr>
-            <w:hyperlink w:history="1" r:id="rIdvmjdl1lkqps6eqab2oz7p">
+            <w:hyperlink w:history="1" r:id="rIdsqes-w9rhn1p_63ywbrkg">
               <w:r>
                 <w:rPr>
                   <w:rFonts w:ascii="Arial" w:cs="Arial" w:eastAsia="Arial" w:hAnsi="Arial"/>
@@ -22550,7 +22550,7 @@
             <w:pPr>
               <w:spacing w:after="20" w:before="0"/>
             </w:pPr>
-            <w:hyperlink w:history="1" r:id="rIdublsgaxj86p0_q3sltity">
+            <w:hyperlink w:history="1" r:id="rIdvrybvgjawz1z7a1r8pszu">
               <w:r>
                 <w:rPr>
                   <w:rFonts w:ascii="Arial" w:cs="Arial" w:eastAsia="Arial" w:hAnsi="Arial"/>
@@ -22583,7 +22583,7 @@
               <w:spacing w:after="10" w:before="0"/>
               <w:ind w:left="120"/>
             </w:pPr>
-            <w:hyperlink w:history="1" r:id="rIdkoxnfl6rlxvarubospldi">
+            <w:hyperlink w:history="1" r:id="rIddfdps9tzn29qq1zdpjv6c">
               <w:r>
                 <w:rPr>
                   <w:rFonts w:ascii="Arial" w:cs="Arial" w:eastAsia="Arial" w:hAnsi="Arial"/>
@@ -22778,7 +22778,7 @@
             <w:pPr>
               <w:spacing w:after="20" w:before="0"/>
             </w:pPr>
-            <w:hyperlink w:history="1" r:id="rIdhvwlwhi6vtxiapo63xtr4">
+            <w:hyperlink w:history="1" r:id="rId6vi0efohzzyz6-vq7qo_a">
               <w:r>
                 <w:rPr>
                   <w:rFonts w:ascii="Arial" w:cs="Arial" w:eastAsia="Arial" w:hAnsi="Arial"/>
@@ -22811,7 +22811,7 @@
               <w:spacing w:after="10" w:before="0"/>
               <w:ind w:left="120"/>
             </w:pPr>
-            <w:hyperlink w:history="1" r:id="rIdyln4m31thrkl0b-1jqa3u">
+            <w:hyperlink w:history="1" r:id="rIdqrpmy7h0aubr76j-grang">
               <w:r>
                 <w:rPr>
                   <w:rFonts w:ascii="Arial" w:cs="Arial" w:eastAsia="Arial" w:hAnsi="Arial"/>
@@ -22856,7 +22856,7 @@
             <w:pPr>
               <w:spacing w:after="20" w:before="0"/>
             </w:pPr>
-            <w:hyperlink w:history="1" r:id="rIdznsbkgyly7bo8hcetd2rh">
+            <w:hyperlink w:history="1" r:id="rIdriu1w8cxwcxt2rir6vazc">
               <w:r>
                 <w:rPr>
                   <w:rFonts w:ascii="Arial" w:cs="Arial" w:eastAsia="Arial" w:hAnsi="Arial"/>
@@ -22889,7 +22889,7 @@
               <w:spacing w:after="10" w:before="0"/>
               <w:ind w:left="120"/>
             </w:pPr>
-            <w:hyperlink w:history="1" r:id="rIdfajsx57stpjse_vyz2h5v">
+            <w:hyperlink w:history="1" r:id="rIdjvsdb0wwpyk_dxkumutnp">
               <w:r>
                 <w:rPr>
                   <w:rFonts w:ascii="Arial" w:cs="Arial" w:eastAsia="Arial" w:hAnsi="Arial"/>
@@ -23084,7 +23084,7 @@
             <w:pPr>
               <w:spacing w:after="20" w:before="0"/>
             </w:pPr>
-            <w:hyperlink w:history="1" r:id="rIdncrwyp5to4m6vpo756ifw">
+            <w:hyperlink w:history="1" r:id="rIdzcoex1aep2vlijbuaofb9">
               <w:r>
                 <w:rPr>
                   <w:rFonts w:ascii="Arial" w:cs="Arial" w:eastAsia="Arial" w:hAnsi="Arial"/>
@@ -23117,7 +23117,7 @@
               <w:spacing w:after="10" w:before="0"/>
               <w:ind w:left="120"/>
             </w:pPr>
-            <w:hyperlink w:history="1" r:id="rIdqwmk8ytqul4jt-otv2e3b">
+            <w:hyperlink w:history="1" r:id="rIdb4c5dzwhlab64z1plf-xe">
               <w:r>
                 <w:rPr>
                   <w:rFonts w:ascii="Arial" w:cs="Arial" w:eastAsia="Arial" w:hAnsi="Arial"/>
@@ -23162,7 +23162,7 @@
             <w:pPr>
               <w:spacing w:after="20" w:before="0"/>
             </w:pPr>
-            <w:hyperlink w:history="1" r:id="rIdlkq93zwrbf8x6hsorc01b">
+            <w:hyperlink w:history="1" r:id="rIdbyswj8vn9i9at2cqpebsj">
               <w:r>
                 <w:rPr>
                   <w:rFonts w:ascii="Arial" w:cs="Arial" w:eastAsia="Arial" w:hAnsi="Arial"/>
@@ -23195,7 +23195,7 @@
               <w:spacing w:after="10" w:before="0"/>
               <w:ind w:left="120"/>
             </w:pPr>
-            <w:hyperlink w:history="1" r:id="rIdrehvekcm-dzivttjruamy">
+            <w:hyperlink w:history="1" r:id="rIdfhx9hzirzpgkn12ejziq5">
               <w:r>
                 <w:rPr>
                   <w:rFonts w:ascii="Arial" w:cs="Arial" w:eastAsia="Arial" w:hAnsi="Arial"/>
@@ -24682,7 +24682,7 @@
             <w:pPr>
               <w:spacing w:after="20" w:before="0"/>
             </w:pPr>
-            <w:hyperlink w:history="1" r:id="rIddzn_qbepvvx6bmhgfmus_">
+            <w:hyperlink w:history="1" r:id="rIdooeqphk_2szux1mo-lfxq">
               <w:r>
                 <w:rPr>
                   <w:rFonts w:ascii="Arial" w:cs="Arial" w:eastAsia="Arial" w:hAnsi="Arial"/>
@@ -24715,7 +24715,7 @@
               <w:spacing w:after="10" w:before="0"/>
               <w:ind w:left="120"/>
             </w:pPr>
-            <w:hyperlink w:history="1" r:id="rId3mvoegdznvvl5jqkiatir">
+            <w:hyperlink w:history="1" r:id="rIdwafvdxyg-89ghannvsxlt">
               <w:r>
                 <w:rPr>
                   <w:rFonts w:ascii="Arial" w:cs="Arial" w:eastAsia="Arial" w:hAnsi="Arial"/>
@@ -24760,7 +24760,7 @@
             <w:pPr>
               <w:spacing w:after="20" w:before="0"/>
             </w:pPr>
-            <w:hyperlink w:history="1" r:id="rIdd8ligpnkqdayre_lmujia">
+            <w:hyperlink w:history="1" r:id="rIdsi0ehao1l3zez8y3wc3so">
               <w:r>
                 <w:rPr>
                   <w:rFonts w:ascii="Arial" w:cs="Arial" w:eastAsia="Arial" w:hAnsi="Arial"/>
@@ -24793,7 +24793,7 @@
               <w:spacing w:after="10" w:before="0"/>
               <w:ind w:left="120"/>
             </w:pPr>
-            <w:hyperlink w:history="1" r:id="rIdkly72drouqr4qm4jn6tij">
+            <w:hyperlink w:history="1" r:id="rIdr5q3prlrufwj30qxqb4yr">
               <w:r>
                 <w:rPr>
                   <w:rFonts w:ascii="Arial" w:cs="Arial" w:eastAsia="Arial" w:hAnsi="Arial"/>
@@ -24988,7 +24988,7 @@
             <w:pPr>
               <w:spacing w:after="20" w:before="0"/>
             </w:pPr>
-            <w:hyperlink w:history="1" r:id="rIdhwyl9avwffzsda8drkw56">
+            <w:hyperlink w:history="1" r:id="rIdze219vkxfq6oe217mc7ky">
               <w:r>
                 <w:rPr>
                   <w:rFonts w:ascii="Arial" w:cs="Arial" w:eastAsia="Arial" w:hAnsi="Arial"/>
@@ -25021,7 +25021,7 @@
               <w:spacing w:after="10" w:before="0"/>
               <w:ind w:left="120"/>
             </w:pPr>
-            <w:hyperlink w:history="1" r:id="rIdab2qjsn_k_rkmcqlqrftk">
+            <w:hyperlink w:history="1" r:id="rIdv8sn5vppbje9v_tve0tr8">
               <w:r>
                 <w:rPr>
                   <w:rFonts w:ascii="Arial" w:cs="Arial" w:eastAsia="Arial" w:hAnsi="Arial"/>
@@ -25066,7 +25066,7 @@
             <w:pPr>
               <w:spacing w:after="20" w:before="0"/>
             </w:pPr>
-            <w:hyperlink w:history="1" r:id="rId690ion3nmfq6uv2p8awnf">
+            <w:hyperlink w:history="1" r:id="rId2dumtmxlwdzitq1rkhl_6">
               <w:r>
                 <w:rPr>
                   <w:rFonts w:ascii="Arial" w:cs="Arial" w:eastAsia="Arial" w:hAnsi="Arial"/>
@@ -25099,7 +25099,7 @@
               <w:spacing w:after="10" w:before="0"/>
               <w:ind w:left="120"/>
             </w:pPr>
-            <w:hyperlink w:history="1" r:id="rIdqucsyldpaqx1ocnor68qi">
+            <w:hyperlink w:history="1" r:id="rIdcjkjxnt0ms8prtjezc3xs">
               <w:r>
                 <w:rPr>
                   <w:rFonts w:ascii="Arial" w:cs="Arial" w:eastAsia="Arial" w:hAnsi="Arial"/>
@@ -25294,7 +25294,7 @@
             <w:pPr>
               <w:spacing w:after="20" w:before="0"/>
             </w:pPr>
-            <w:hyperlink w:history="1" r:id="rIdcautuxg129hz_do1e697m">
+            <w:hyperlink w:history="1" r:id="rIdjupt9pscdgo_pypivbfgw">
               <w:r>
                 <w:rPr>
                   <w:rFonts w:ascii="Arial" w:cs="Arial" w:eastAsia="Arial" w:hAnsi="Arial"/>
@@ -25327,7 +25327,7 @@
               <w:spacing w:after="10" w:before="0"/>
               <w:ind w:left="120"/>
             </w:pPr>
-            <w:hyperlink w:history="1" r:id="rIdixfwgpw4ll-mrm3vgioug">
+            <w:hyperlink w:history="1" r:id="rIdyjqoqa8tgkm3dxnmepvet">
               <w:r>
                 <w:rPr>
                   <w:rFonts w:ascii="Arial" w:cs="Arial" w:eastAsia="Arial" w:hAnsi="Arial"/>
@@ -25372,7 +25372,7 @@
             <w:pPr>
               <w:spacing w:after="20" w:before="0"/>
             </w:pPr>
-            <w:hyperlink w:history="1" r:id="rIdcvdzpi3t8eqcwds5zk6ez">
+            <w:hyperlink w:history="1" r:id="rIdoug-wygewvzb3sv_3a2vs">
               <w:r>
                 <w:rPr>
                   <w:rFonts w:ascii="Arial" w:cs="Arial" w:eastAsia="Arial" w:hAnsi="Arial"/>
@@ -25405,7 +25405,7 @@
               <w:spacing w:after="10" w:before="0"/>
               <w:ind w:left="120"/>
             </w:pPr>
-            <w:hyperlink w:history="1" r:id="rIdqhlp0zu5gd5cl75c8z35_">
+            <w:hyperlink w:history="1" r:id="rIdcxqxk7wfdg5agrqbfw3kq">
               <w:r>
                 <w:rPr>
                   <w:rFonts w:ascii="Arial" w:cs="Arial" w:eastAsia="Arial" w:hAnsi="Arial"/>
@@ -25600,7 +25600,7 @@
             <w:pPr>
               <w:spacing w:after="20" w:before="0"/>
             </w:pPr>
-            <w:hyperlink w:history="1" r:id="rIdxvpvrw1hh5jf04jjqqada">
+            <w:hyperlink w:history="1" r:id="rId04abyhi5vtojwyz5bl2js">
               <w:r>
                 <w:rPr>
                   <w:rFonts w:ascii="Arial" w:cs="Arial" w:eastAsia="Arial" w:hAnsi="Arial"/>
@@ -25633,7 +25633,7 @@
               <w:spacing w:after="10" w:before="0"/>
               <w:ind w:left="120"/>
             </w:pPr>
-            <w:hyperlink w:history="1" r:id="rIdkvkcn2umhi1nyeseb7aw8">
+            <w:hyperlink w:history="1" r:id="rIdisuxjrdn79ibbxmedhjs-">
               <w:r>
                 <w:rPr>
                   <w:rFonts w:ascii="Arial" w:cs="Arial" w:eastAsia="Arial" w:hAnsi="Arial"/>
@@ -25678,7 +25678,7 @@
             <w:pPr>
               <w:spacing w:after="20" w:before="0"/>
             </w:pPr>
-            <w:hyperlink w:history="1" r:id="rId-hmywvah5kyzcxvqgeg4r">
+            <w:hyperlink w:history="1" r:id="rIdi6lg5pw9nmjiqasbhuj3i">
               <w:r>
                 <w:rPr>
                   <w:rFonts w:ascii="Arial" w:cs="Arial" w:eastAsia="Arial" w:hAnsi="Arial"/>
@@ -25711,7 +25711,7 @@
               <w:spacing w:after="10" w:before="0"/>
               <w:ind w:left="120"/>
             </w:pPr>
-            <w:hyperlink w:history="1" r:id="rIdxjudxybhvbaempw-t5dtb">
+            <w:hyperlink w:history="1" r:id="rIdzmfceshvocqecwgeyel_3">
               <w:r>
                 <w:rPr>
                   <w:rFonts w:ascii="Arial" w:cs="Arial" w:eastAsia="Arial" w:hAnsi="Arial"/>
@@ -25906,7 +25906,7 @@
             <w:pPr>
               <w:spacing w:after="20" w:before="0"/>
             </w:pPr>
-            <w:hyperlink w:history="1" r:id="rIdqztgdnxlcoe5mwkhjbqca">
+            <w:hyperlink w:history="1" r:id="rId781m3uquqwgk4qlzgqxka">
               <w:r>
                 <w:rPr>
                   <w:rFonts w:ascii="Arial" w:cs="Arial" w:eastAsia="Arial" w:hAnsi="Arial"/>
@@ -25939,7 +25939,7 @@
               <w:spacing w:after="10" w:before="0"/>
               <w:ind w:left="120"/>
             </w:pPr>
-            <w:hyperlink w:history="1" r:id="rIdqldwxvzk3pnklgy564bna">
+            <w:hyperlink w:history="1" r:id="rIdo2lijr_e0w6rv5gjmkene">
               <w:r>
                 <w:rPr>
                   <w:rFonts w:ascii="Arial" w:cs="Arial" w:eastAsia="Arial" w:hAnsi="Arial"/>
@@ -25984,7 +25984,7 @@
             <w:pPr>
               <w:spacing w:after="20" w:before="0"/>
             </w:pPr>
-            <w:hyperlink w:history="1" r:id="rId3hvzo_tpe4cxr2mnt_a3i">
+            <w:hyperlink w:history="1" r:id="rId0xzdzeaszrw9a5ompcj5d">
               <w:r>
                 <w:rPr>
                   <w:rFonts w:ascii="Arial" w:cs="Arial" w:eastAsia="Arial" w:hAnsi="Arial"/>
@@ -26017,7 +26017,7 @@
               <w:spacing w:after="10" w:before="0"/>
               <w:ind w:left="120"/>
             </w:pPr>
-            <w:hyperlink w:history="1" r:id="rId2nqdbeqhtgb3wyz2f4tec">
+            <w:hyperlink w:history="1" r:id="rIdatzmqnkdihif4bcraj9bh">
               <w:r>
                 <w:rPr>
                   <w:rFonts w:ascii="Arial" w:cs="Arial" w:eastAsia="Arial" w:hAnsi="Arial"/>
